--- a/TemplateFund2Word.docx
+++ b/TemplateFund2Word.docx
@@ -2,7 +2,1147 @@
 <file path=word/document.xml><?xml version="1.0" encoding="utf-8"?>
 <w:document xmlns:wpc="http://schemas.microsoft.com/office/word/2010/wordprocessingCanvas" xmlns:cx="http://schemas.microsoft.com/office/drawing/2014/chartex" xmlns:cx1="http://schemas.microsoft.com/office/drawing/2015/9/8/chartex" xmlns:cx2="http://schemas.microsoft.com/office/drawing/2015/10/21/chartex" xmlns:cx3="http://schemas.microsoft.com/office/drawing/2016/5/9/chartex" xmlns:cx4="http://schemas.microsoft.com/office/drawing/2016/5/10/chartex" xmlns:cx5="http://schemas.microsoft.com/office/drawing/2016/5/11/chartex" xmlns:cx6="http://schemas.microsoft.com/office/drawing/2016/5/12/chartex" xmlns:cx7="http://schemas.microsoft.com/office/drawing/2016/5/13/chartex" xmlns:cx8="http://schemas.microsoft.com/office/drawing/2016/5/14/chartex" xmlns:mc="http://schemas.openxmlformats.org/markup-compatibility/2006" xmlns:aink="http://schemas.microsoft.com/office/drawing/2016/ink" xmlns:am3d="http://schemas.microsoft.com/office/drawing/2017/model3d" xmlns:o="urn:schemas-microsoft-com:office:office" xmlns:oel="http://schemas.microsoft.com/office/2019/extlst" xmlns:r="http://schemas.openxmlformats.org/officeDocument/2006/relationships" xmlns:m="http://schemas.openxmlformats.org/officeDocument/2006/math" xmlns:v="urn:schemas-microsoft-com:vml" xmlns:wp14="http://schemas.microsoft.com/office/word/2010/wordprocessingDrawing" xmlns:wp="http://schemas.openxmlformats.org/drawingml/2006/wordprocessingDrawing" xmlns:w10="urn:schemas-microsoft-com:office:word" xmlns:w="http://schemas.openxmlformats.org/wordprocessingml/2006/main" xmlns:w14="http://schemas.microsoft.com/office/word/2010/wordml" xmlns:w15="http://schemas.microsoft.com/office/word/2012/wordml" xmlns:w16cex="http://schemas.microsoft.com/office/word/2018/wordml/cex" xmlns:w16cid="http://schemas.microsoft.com/office/word/2016/wordml/cid" xmlns:w16="http://schemas.microsoft.com/office/word/2018/wordml" xmlns:w16du="http://schemas.microsoft.com/office/word/2023/wordml/word16du" xmlns:w16sdtdh="http://schemas.microsoft.com/office/word/2020/wordml/sdtdatahash" xmlns:w16sdtfl="http://schemas.microsoft.com/office/word/2024/wordml/sdtformatlock" xmlns:w16se="http://schemas.microsoft.com/office/word/2015/wordml/symex" xmlns:wpg="http://schemas.microsoft.com/office/word/2010/wordprocessingGroup" xmlns:wpi="http://schemas.microsoft.com/office/word/2010/wordprocessingInk" xmlns:wne="http://schemas.microsoft.com/office/word/2006/wordml" xmlns:wps="http://schemas.microsoft.com/office/word/2010/wordprocessingShape" mc:Ignorable="w14 w15 w16se w16cid w16 w16cex w16sdtdh w16sdtfl w16du wp14">
   <w:body>
-    <w:p/>
+    <w:p>
+      <w:pPr>
+        <w:jc w:val="center"/>
+      </w:pPr>
+      <w:r>
+        <w:t>NOME DA ESCOLA</w:t>
+      </w:r>
+    </w:p>
+    <w:p>
+      <w:pPr>
+        <w:jc w:val="center"/>
+      </w:pPr>
+    </w:p>
+    <w:p>
+      <w:pPr>
+        <w:jc w:val="center"/>
+      </w:pPr>
+    </w:p>
+    <w:p>
+      <w:pPr>
+        <w:jc w:val="center"/>
+      </w:pPr>
+    </w:p>
+    <w:p>
+      <w:pPr>
+        <w:jc w:val="center"/>
+      </w:pPr>
+      <w:r>
+        <w:t>NOME DO ALUNO</w:t>
+      </w:r>
+    </w:p>
+    <w:p>
+      <w:pPr>
+        <w:jc w:val="center"/>
+      </w:pPr>
+      <w:r>
+        <w:t>NOME DO ALUNO 2</w:t>
+      </w:r>
+      <w:r>
+        <w:t xml:space="preserve"> (coloque linha vazia aqui se não há)</w:t>
+      </w:r>
+    </w:p>
+    <w:p>
+      <w:pPr>
+        <w:jc w:val="center"/>
+      </w:pPr>
+      <w:r>
+        <w:t>NOME DO ALUNO 3 (coloque linha vazia aqui se não há)</w:t>
+      </w:r>
+    </w:p>
+    <w:p>
+      <w:pPr>
+        <w:jc w:val="center"/>
+      </w:pPr>
+    </w:p>
+    <w:p>
+      <w:pPr>
+        <w:jc w:val="center"/>
+      </w:pPr>
+    </w:p>
+    <w:p>
+      <w:pPr>
+        <w:jc w:val="center"/>
+      </w:pPr>
+    </w:p>
+    <w:p>
+      <w:pPr>
+        <w:jc w:val="center"/>
+      </w:pPr>
+    </w:p>
+    <w:p>
+      <w:pPr>
+        <w:jc w:val="center"/>
+      </w:pPr>
+    </w:p>
+    <w:p>
+      <w:pPr>
+        <w:jc w:val="center"/>
+      </w:pPr>
+    </w:p>
+    <w:p>
+      <w:pPr>
+        <w:jc w:val="center"/>
+      </w:pPr>
+    </w:p>
+    <w:p>
+      <w:pPr>
+        <w:jc w:val="center"/>
+      </w:pPr>
+    </w:p>
+    <w:p>
+      <w:pPr>
+        <w:jc w:val="center"/>
+      </w:pPr>
+    </w:p>
+    <w:p>
+      <w:pPr>
+        <w:jc w:val="center"/>
+      </w:pPr>
+      <w:r>
+        <w:t>TÍTULO DO TRABALHO:</w:t>
+      </w:r>
+    </w:p>
+    <w:p>
+      <w:pPr>
+        <w:jc w:val="center"/>
+      </w:pPr>
+      <w:r>
+        <w:t>Subtítulo do trabalho</w:t>
+      </w:r>
+    </w:p>
+    <w:p>
+      <w:pPr>
+        <w:jc w:val="center"/>
+      </w:pPr>
+    </w:p>
+    <w:p>
+      <w:pPr>
+        <w:jc w:val="center"/>
+      </w:pPr>
+    </w:p>
+    <w:p>
+      <w:pPr>
+        <w:jc w:val="center"/>
+      </w:pPr>
+    </w:p>
+    <w:p>
+      <w:pPr>
+        <w:jc w:val="center"/>
+      </w:pPr>
+    </w:p>
+    <w:p>
+      <w:pPr>
+        <w:jc w:val="center"/>
+      </w:pPr>
+    </w:p>
+    <w:p>
+      <w:pPr>
+        <w:jc w:val="center"/>
+      </w:pPr>
+    </w:p>
+    <w:p>
+      <w:pPr>
+        <w:jc w:val="center"/>
+      </w:pPr>
+    </w:p>
+    <w:p>
+      <w:pPr>
+        <w:jc w:val="center"/>
+      </w:pPr>
+    </w:p>
+    <w:p>
+      <w:pPr>
+        <w:jc w:val="center"/>
+      </w:pPr>
+    </w:p>
+    <w:p>
+      <w:pPr>
+        <w:jc w:val="center"/>
+      </w:pPr>
+    </w:p>
+    <w:p>
+      <w:pPr>
+        <w:jc w:val="center"/>
+      </w:pPr>
+    </w:p>
+    <w:p>
+      <w:pPr>
+        <w:jc w:val="center"/>
+      </w:pPr>
+    </w:p>
+    <w:p>
+      <w:pPr>
+        <w:jc w:val="center"/>
+      </w:pPr>
+    </w:p>
+    <w:p>
+      <w:pPr>
+        <w:jc w:val="center"/>
+      </w:pPr>
+    </w:p>
+    <w:p>
+      <w:pPr>
+        <w:jc w:val="center"/>
+      </w:pPr>
+      <w:r>
+        <w:t>CIDADE</w:t>
+      </w:r>
+    </w:p>
+    <w:p>
+      <w:pPr>
+        <w:ind w:firstLine="708"/>
+        <w:jc w:val="center"/>
+      </w:pPr>
+      <w:r>
+        <w:t>2026</w:t>
+      </w:r>
+    </w:p>
+    <w:p>
+      <w:pPr>
+        <w:ind w:firstLine="708"/>
+      </w:pPr>
+    </w:p>
+    <w:p>
+      <w:pPr>
+        <w:pStyle w:val="Ttulo1"/>
+      </w:pPr>
+      <w:r>
+        <w:t>1. Introdução</w:t>
+      </w:r>
+    </w:p>
+    <w:p>
+      <w:r>
+        <w:t xml:space="preserve">Deve-se abordar claramente o assunto trabalhado, o objetivo, bem como </w:t>
+      </w:r>
+      <w:proofErr w:type="spellStart"/>
+      <w:r>
+        <w:t>fornecer</w:t>
+      </w:r>
+      <w:proofErr w:type="spellEnd"/>
+      <w:r>
+        <w:t xml:space="preserve"> alguns detalhes de como a pesquisa foi feita, entre outas. Pode-se também dar uma breve descrição sobre os </w:t>
+      </w:r>
+      <w:proofErr w:type="spellStart"/>
+      <w:r>
+        <w:t>tópcios</w:t>
+      </w:r>
+      <w:proofErr w:type="spellEnd"/>
+      <w:r>
+        <w:t xml:space="preserve"> e o contexto histórico. Não é correto colocar conclusões na introdução.</w:t>
+      </w:r>
+    </w:p>
+    <w:p>
+      <w:r>
+        <w:t xml:space="preserve">Não sei quantos níveis o sumário precisa, então, por favor, se você sabe, por favor, abra uma </w:t>
+      </w:r>
+      <w:proofErr w:type="spellStart"/>
+      <w:r>
+        <w:t>issue</w:t>
+      </w:r>
+      <w:proofErr w:type="spellEnd"/>
+      <w:r>
+        <w:t xml:space="preserve"> no repositório e explique, obrigado!</w:t>
+      </w:r>
+    </w:p>
+    <w:p>
+      <w:r>
+        <w:t xml:space="preserve">Também gostaria de notar que não sou responsável por qualquer 0, anulação, ou outros problemas decorridos de usar esse </w:t>
+      </w:r>
+      <w:proofErr w:type="spellStart"/>
+      <w:r>
+        <w:t>template</w:t>
+      </w:r>
+      <w:proofErr w:type="spellEnd"/>
+      <w:r>
+        <w:t xml:space="preserve"> para o trabalho!</w:t>
+      </w:r>
+    </w:p>
+    <w:p>
+      <w:pPr>
+        <w:pStyle w:val="Ttulo1"/>
+      </w:pPr>
+      <w:r>
+        <w:t>2. Desenvolvimento</w:t>
+      </w:r>
+    </w:p>
+    <w:p>
+      <w:r>
+        <w:t>Deve conter um texto claro e objetivo, abordando completamente o assunto, levantando problemas e soluções e também as argumentações do aluno. É importante que o texto não contenha erros de gramática e tenha coerência, ou seja, começo, meio e fim. Não deve haver cópia</w:t>
+      </w:r>
+    </w:p>
+    <w:p>
+      <w:r>
+        <w:t>Este documento demonstra todos os subníveis.</w:t>
+      </w:r>
+    </w:p>
+    <w:p>
+      <w:pPr>
+        <w:pStyle w:val="Ttulo2"/>
+      </w:pPr>
+      <w:r>
+        <w:t>2.1 Citações</w:t>
+      </w:r>
+    </w:p>
+    <w:p>
+      <w:r>
+        <w:t>Menção no texto, de uma informação extraída de outra fonte, segundo a ABNT BNR 10520 (2002, p.2), as citações “de até três linha devem estar identificadas com o uso de aspas duplas.”</w:t>
+      </w:r>
+    </w:p>
+    <w:p>
+      <w:proofErr w:type="spellStart"/>
+      <w:r>
+        <w:t>Ex</w:t>
+      </w:r>
+      <w:proofErr w:type="spellEnd"/>
+      <w:r>
+        <w:t>: “A matemática era, sem dúvida, a atividade favorita de Arquimedes.” (GOLDSMITH, 2011, p.9)</w:t>
+      </w:r>
+    </w:p>
+    <w:p>
+      <w:r>
+        <w:t xml:space="preserve">Citações com mais de três linhas devem estar recuadas a 4 cm da margem esquerda, com letra de tamanho menor, espaçamento simples e sem aspas. Este </w:t>
+      </w:r>
+      <w:proofErr w:type="spellStart"/>
+      <w:r>
+        <w:t>template</w:t>
+      </w:r>
+      <w:proofErr w:type="spellEnd"/>
+      <w:r>
+        <w:t xml:space="preserve"> </w:t>
+      </w:r>
+      <w:proofErr w:type="spellStart"/>
+      <w:r>
+        <w:t>ját</w:t>
+      </w:r>
+      <w:proofErr w:type="spellEnd"/>
+      <w:r>
+        <w:t xml:space="preserve"> e inclui o estilo “Citação mais de 4 linhas”, para esse fim. </w:t>
+      </w:r>
+      <w:proofErr w:type="spellStart"/>
+      <w:r>
+        <w:t>Ex</w:t>
+      </w:r>
+      <w:proofErr w:type="spellEnd"/>
+      <w:r>
+        <w:t>:</w:t>
+      </w:r>
+    </w:p>
+    <w:p>
+      <w:pPr>
+        <w:pStyle w:val="Citao"/>
+      </w:pPr>
+      <w:r>
+        <w:t>Arquimedes não é apenas um sujeito muito famoso, como também está muito morto, viveu há mais de 2 mil anos, uma época que ninguém se preocupava em inventar coisas (GOLDSMITH, 2011, p.10)</w:t>
+      </w:r>
+    </w:p>
+    <w:p>
+      <w:r>
+        <w:t xml:space="preserve">Provavelmente é necessário colocar algum espaçamento depois. </w:t>
+      </w:r>
+    </w:p>
+    <w:p>
+      <w:pPr>
+        <w:pStyle w:val="Ttulo2"/>
+      </w:pPr>
+      <w:r>
+        <w:lastRenderedPageBreak/>
+        <w:t>2.2 Seção secundária</w:t>
+      </w:r>
+    </w:p>
+    <w:p>
+      <w:proofErr w:type="spellStart"/>
+      <w:r>
+        <w:t>Lorem</w:t>
+      </w:r>
+      <w:proofErr w:type="spellEnd"/>
+      <w:r>
+        <w:t xml:space="preserve"> ipsum </w:t>
+      </w:r>
+      <w:proofErr w:type="spellStart"/>
+      <w:r>
+        <w:t>dolor</w:t>
+      </w:r>
+      <w:proofErr w:type="spellEnd"/>
+      <w:r>
+        <w:t xml:space="preserve"> </w:t>
+      </w:r>
+      <w:proofErr w:type="spellStart"/>
+      <w:r>
+        <w:t>sit</w:t>
+      </w:r>
+      <w:proofErr w:type="spellEnd"/>
+      <w:r>
+        <w:t xml:space="preserve"> </w:t>
+      </w:r>
+      <w:proofErr w:type="spellStart"/>
+      <w:r>
+        <w:t>amet</w:t>
+      </w:r>
+      <w:proofErr w:type="spellEnd"/>
+      <w:r>
+        <w:t xml:space="preserve">, </w:t>
+      </w:r>
+      <w:proofErr w:type="spellStart"/>
+      <w:r>
+        <w:t>consectetur</w:t>
+      </w:r>
+      <w:proofErr w:type="spellEnd"/>
+      <w:r>
+        <w:t xml:space="preserve"> </w:t>
+      </w:r>
+      <w:proofErr w:type="spellStart"/>
+      <w:r>
+        <w:t>adipiscing</w:t>
+      </w:r>
+      <w:proofErr w:type="spellEnd"/>
+      <w:r>
+        <w:t xml:space="preserve"> </w:t>
+      </w:r>
+      <w:proofErr w:type="spellStart"/>
+      <w:r>
+        <w:t>elit</w:t>
+      </w:r>
+      <w:proofErr w:type="spellEnd"/>
+      <w:r>
+        <w:t xml:space="preserve">. </w:t>
+      </w:r>
+      <w:r>
+        <w:rPr>
+          <w:lang w:val="en-US"/>
+        </w:rPr>
+        <w:t xml:space="preserve">Aenean </w:t>
+      </w:r>
+      <w:proofErr w:type="spellStart"/>
+      <w:r>
+        <w:rPr>
+          <w:lang w:val="en-US"/>
+        </w:rPr>
+        <w:t>tincidunt</w:t>
+      </w:r>
+      <w:proofErr w:type="spellEnd"/>
+      <w:r>
+        <w:rPr>
+          <w:lang w:val="en-US"/>
+        </w:rPr>
+        <w:t xml:space="preserve"> </w:t>
+      </w:r>
+      <w:proofErr w:type="spellStart"/>
+      <w:r>
+        <w:rPr>
+          <w:lang w:val="en-US"/>
+        </w:rPr>
+        <w:t>porttitor</w:t>
+      </w:r>
+      <w:proofErr w:type="spellEnd"/>
+      <w:r>
+        <w:rPr>
+          <w:lang w:val="en-US"/>
+        </w:rPr>
+        <w:t xml:space="preserve"> </w:t>
+      </w:r>
+      <w:proofErr w:type="spellStart"/>
+      <w:r>
+        <w:rPr>
+          <w:lang w:val="en-US"/>
+        </w:rPr>
+        <w:t>nisl</w:t>
+      </w:r>
+      <w:proofErr w:type="spellEnd"/>
+      <w:r>
+        <w:rPr>
+          <w:lang w:val="en-US"/>
+        </w:rPr>
+        <w:t xml:space="preserve">, </w:t>
+      </w:r>
+      <w:proofErr w:type="spellStart"/>
+      <w:r>
+        <w:rPr>
+          <w:lang w:val="en-US"/>
+        </w:rPr>
+        <w:t>finibus</w:t>
+      </w:r>
+      <w:proofErr w:type="spellEnd"/>
+      <w:r>
+        <w:rPr>
+          <w:lang w:val="en-US"/>
+        </w:rPr>
+        <w:t xml:space="preserve"> </w:t>
+      </w:r>
+      <w:proofErr w:type="spellStart"/>
+      <w:r>
+        <w:rPr>
+          <w:lang w:val="en-US"/>
+        </w:rPr>
+        <w:t>sagittis</w:t>
+      </w:r>
+      <w:proofErr w:type="spellEnd"/>
+      <w:r>
+        <w:rPr>
+          <w:lang w:val="en-US"/>
+        </w:rPr>
+        <w:t xml:space="preserve"> </w:t>
+      </w:r>
+      <w:proofErr w:type="spellStart"/>
+      <w:r>
+        <w:rPr>
+          <w:lang w:val="en-US"/>
+        </w:rPr>
+        <w:t>odio</w:t>
+      </w:r>
+      <w:proofErr w:type="spellEnd"/>
+      <w:r>
+        <w:rPr>
+          <w:lang w:val="en-US"/>
+        </w:rPr>
+        <w:t xml:space="preserve"> </w:t>
+      </w:r>
+      <w:proofErr w:type="spellStart"/>
+      <w:r>
+        <w:rPr>
+          <w:lang w:val="en-US"/>
+        </w:rPr>
+        <w:t>ullamcorper</w:t>
+      </w:r>
+      <w:proofErr w:type="spellEnd"/>
+      <w:r>
+        <w:rPr>
+          <w:lang w:val="en-US"/>
+        </w:rPr>
+        <w:t xml:space="preserve"> non. </w:t>
+      </w:r>
+      <w:proofErr w:type="spellStart"/>
+      <w:r>
+        <w:t>Sed</w:t>
+      </w:r>
+      <w:proofErr w:type="spellEnd"/>
+      <w:r>
+        <w:t xml:space="preserve"> </w:t>
+      </w:r>
+      <w:proofErr w:type="spellStart"/>
+      <w:r>
+        <w:t>euismod</w:t>
+      </w:r>
+      <w:proofErr w:type="spellEnd"/>
+      <w:r>
+        <w:t xml:space="preserve"> </w:t>
+      </w:r>
+      <w:proofErr w:type="spellStart"/>
+      <w:r>
+        <w:t>rutrum</w:t>
+      </w:r>
+      <w:proofErr w:type="spellEnd"/>
+      <w:r>
+        <w:t xml:space="preserve"> </w:t>
+      </w:r>
+      <w:proofErr w:type="spellStart"/>
+      <w:r>
+        <w:t>eros</w:t>
+      </w:r>
+      <w:proofErr w:type="spellEnd"/>
+      <w:r>
+        <w:t xml:space="preserve">, </w:t>
+      </w:r>
+      <w:proofErr w:type="spellStart"/>
+      <w:r>
+        <w:t>nec</w:t>
+      </w:r>
+      <w:proofErr w:type="spellEnd"/>
+      <w:r>
+        <w:t xml:space="preserve"> </w:t>
+      </w:r>
+      <w:proofErr w:type="spellStart"/>
+      <w:r>
+        <w:t>volutpat</w:t>
+      </w:r>
+      <w:proofErr w:type="spellEnd"/>
+      <w:r>
+        <w:t xml:space="preserve"> ante </w:t>
+      </w:r>
+      <w:proofErr w:type="spellStart"/>
+      <w:r>
+        <w:t>luctus</w:t>
+      </w:r>
+      <w:proofErr w:type="spellEnd"/>
+      <w:r>
+        <w:t xml:space="preserve"> a.</w:t>
+      </w:r>
+    </w:p>
+    <w:p>
+      <w:pPr>
+        <w:pStyle w:val="Ttulo3"/>
+      </w:pPr>
+      <w:r>
+        <w:t>2.2.1 Seção terciária</w:t>
+      </w:r>
+    </w:p>
+    <w:p>
+      <w:pPr>
+        <w:rPr>
+          <w:lang w:val="en-US"/>
+        </w:rPr>
+      </w:pPr>
+      <w:proofErr w:type="spellStart"/>
+      <w:r>
+        <w:rPr>
+          <w:lang w:val="en-US"/>
+        </w:rPr>
+        <w:t>Pellentesque</w:t>
+      </w:r>
+      <w:proofErr w:type="spellEnd"/>
+      <w:r>
+        <w:rPr>
+          <w:lang w:val="en-US"/>
+        </w:rPr>
+        <w:t xml:space="preserve"> </w:t>
+      </w:r>
+      <w:proofErr w:type="spellStart"/>
+      <w:r>
+        <w:rPr>
+          <w:lang w:val="en-US"/>
+        </w:rPr>
+        <w:t>elit</w:t>
+      </w:r>
+      <w:proofErr w:type="spellEnd"/>
+      <w:r>
+        <w:rPr>
+          <w:lang w:val="en-US"/>
+        </w:rPr>
+        <w:t xml:space="preserve"> </w:t>
+      </w:r>
+      <w:proofErr w:type="spellStart"/>
+      <w:r>
+        <w:rPr>
+          <w:lang w:val="en-US"/>
+        </w:rPr>
+        <w:t>sem</w:t>
+      </w:r>
+      <w:proofErr w:type="spellEnd"/>
+      <w:r>
+        <w:rPr>
+          <w:lang w:val="en-US"/>
+        </w:rPr>
+        <w:t xml:space="preserve">, </w:t>
+      </w:r>
+      <w:proofErr w:type="spellStart"/>
+      <w:r>
+        <w:rPr>
+          <w:lang w:val="en-US"/>
+        </w:rPr>
+        <w:t>aliquet</w:t>
+      </w:r>
+      <w:proofErr w:type="spellEnd"/>
+      <w:r>
+        <w:rPr>
+          <w:lang w:val="en-US"/>
+        </w:rPr>
+        <w:t xml:space="preserve"> sed </w:t>
+      </w:r>
+      <w:proofErr w:type="spellStart"/>
+      <w:r>
+        <w:rPr>
+          <w:lang w:val="en-US"/>
+        </w:rPr>
+        <w:t>efficitur</w:t>
+      </w:r>
+      <w:proofErr w:type="spellEnd"/>
+      <w:r>
+        <w:rPr>
+          <w:lang w:val="en-US"/>
+        </w:rPr>
+        <w:t xml:space="preserve"> sit </w:t>
+      </w:r>
+      <w:proofErr w:type="spellStart"/>
+      <w:r>
+        <w:rPr>
+          <w:lang w:val="en-US"/>
+        </w:rPr>
+        <w:t>amet</w:t>
+      </w:r>
+      <w:proofErr w:type="spellEnd"/>
+      <w:r>
+        <w:rPr>
+          <w:lang w:val="en-US"/>
+        </w:rPr>
+        <w:t xml:space="preserve">, </w:t>
+      </w:r>
+      <w:proofErr w:type="spellStart"/>
+      <w:r>
+        <w:rPr>
+          <w:lang w:val="en-US"/>
+        </w:rPr>
+        <w:t>efficitur</w:t>
+      </w:r>
+      <w:proofErr w:type="spellEnd"/>
+      <w:r>
+        <w:rPr>
+          <w:lang w:val="en-US"/>
+        </w:rPr>
+        <w:t xml:space="preserve"> in </w:t>
+      </w:r>
+      <w:proofErr w:type="spellStart"/>
+      <w:r>
+        <w:rPr>
+          <w:lang w:val="en-US"/>
+        </w:rPr>
+        <w:t>turpis</w:t>
+      </w:r>
+      <w:proofErr w:type="spellEnd"/>
+      <w:r>
+        <w:rPr>
+          <w:lang w:val="en-US"/>
+        </w:rPr>
+        <w:t xml:space="preserve">. Proin et </w:t>
+      </w:r>
+      <w:proofErr w:type="spellStart"/>
+      <w:r>
+        <w:rPr>
+          <w:lang w:val="en-US"/>
+        </w:rPr>
+        <w:t>risus</w:t>
+      </w:r>
+      <w:proofErr w:type="spellEnd"/>
+      <w:r>
+        <w:rPr>
+          <w:lang w:val="en-US"/>
+        </w:rPr>
+        <w:t xml:space="preserve"> </w:t>
+      </w:r>
+      <w:proofErr w:type="spellStart"/>
+      <w:r>
+        <w:rPr>
+          <w:lang w:val="en-US"/>
+        </w:rPr>
+        <w:t>felis</w:t>
+      </w:r>
+      <w:proofErr w:type="spellEnd"/>
+      <w:r>
+        <w:rPr>
+          <w:lang w:val="en-US"/>
+        </w:rPr>
+        <w:t xml:space="preserve">. Duis sit </w:t>
+      </w:r>
+      <w:proofErr w:type="spellStart"/>
+      <w:r>
+        <w:rPr>
+          <w:lang w:val="en-US"/>
+        </w:rPr>
+        <w:t>amet</w:t>
+      </w:r>
+      <w:proofErr w:type="spellEnd"/>
+      <w:r>
+        <w:rPr>
+          <w:lang w:val="en-US"/>
+        </w:rPr>
+        <w:t xml:space="preserve"> </w:t>
+      </w:r>
+      <w:proofErr w:type="spellStart"/>
+      <w:r>
+        <w:rPr>
+          <w:lang w:val="en-US"/>
+        </w:rPr>
+        <w:t>efficitur</w:t>
+      </w:r>
+      <w:proofErr w:type="spellEnd"/>
+      <w:r>
+        <w:rPr>
+          <w:lang w:val="en-US"/>
+        </w:rPr>
+        <w:t xml:space="preserve"> lorem, sed auctor </w:t>
+      </w:r>
+      <w:proofErr w:type="spellStart"/>
+      <w:r>
+        <w:rPr>
+          <w:lang w:val="en-US"/>
+        </w:rPr>
+        <w:t>orci</w:t>
+      </w:r>
+      <w:proofErr w:type="spellEnd"/>
+    </w:p>
+    <w:p>
+      <w:pPr>
+        <w:pStyle w:val="Ttulo4"/>
+      </w:pPr>
+      <w:r>
+        <w:t xml:space="preserve">2.2.1.1 Seção </w:t>
+      </w:r>
+      <w:proofErr w:type="spellStart"/>
+      <w:r>
+        <w:t>quartenária</w:t>
+      </w:r>
+      <w:proofErr w:type="spellEnd"/>
+    </w:p>
+    <w:p>
+      <w:proofErr w:type="spellStart"/>
+      <w:r>
+        <w:t>Pellentesque</w:t>
+      </w:r>
+      <w:proofErr w:type="spellEnd"/>
+      <w:r>
+        <w:t xml:space="preserve"> </w:t>
+      </w:r>
+      <w:proofErr w:type="spellStart"/>
+      <w:r>
+        <w:t>at</w:t>
+      </w:r>
+      <w:proofErr w:type="spellEnd"/>
+      <w:r>
+        <w:t xml:space="preserve"> est </w:t>
+      </w:r>
+      <w:proofErr w:type="spellStart"/>
+      <w:r>
+        <w:t>rutrum</w:t>
+      </w:r>
+      <w:proofErr w:type="spellEnd"/>
+      <w:r>
+        <w:t xml:space="preserve">, </w:t>
+      </w:r>
+      <w:proofErr w:type="spellStart"/>
+      <w:r>
+        <w:t>efficitur</w:t>
+      </w:r>
+      <w:proofErr w:type="spellEnd"/>
+      <w:r>
+        <w:t xml:space="preserve"> </w:t>
+      </w:r>
+      <w:proofErr w:type="spellStart"/>
+      <w:r>
+        <w:t>lacus</w:t>
+      </w:r>
+      <w:proofErr w:type="spellEnd"/>
+      <w:r>
+        <w:t xml:space="preserve"> ac, </w:t>
+      </w:r>
+      <w:proofErr w:type="spellStart"/>
+      <w:r>
+        <w:t>mollis</w:t>
+      </w:r>
+      <w:proofErr w:type="spellEnd"/>
+      <w:r>
+        <w:t xml:space="preserve"> </w:t>
+      </w:r>
+      <w:proofErr w:type="spellStart"/>
+      <w:r>
+        <w:t>sapien</w:t>
+      </w:r>
+      <w:proofErr w:type="spellEnd"/>
+      <w:r>
+        <w:t xml:space="preserve">. </w:t>
+      </w:r>
+      <w:proofErr w:type="spellStart"/>
+      <w:r>
+        <w:t>Aenean</w:t>
+      </w:r>
+      <w:proofErr w:type="spellEnd"/>
+      <w:r>
+        <w:t xml:space="preserve"> magna </w:t>
+      </w:r>
+      <w:proofErr w:type="spellStart"/>
+      <w:r>
+        <w:t>lorem</w:t>
+      </w:r>
+      <w:proofErr w:type="spellEnd"/>
+      <w:r>
+        <w:t xml:space="preserve">, </w:t>
+      </w:r>
+      <w:proofErr w:type="spellStart"/>
+      <w:r>
+        <w:t>mattis</w:t>
+      </w:r>
+      <w:proofErr w:type="spellEnd"/>
+      <w:r>
+        <w:t xml:space="preserve"> ac </w:t>
+      </w:r>
+      <w:proofErr w:type="spellStart"/>
+      <w:r>
+        <w:t>ligula</w:t>
+      </w:r>
+      <w:proofErr w:type="spellEnd"/>
+      <w:r>
+        <w:t xml:space="preserve"> et, </w:t>
+      </w:r>
+      <w:proofErr w:type="spellStart"/>
+      <w:r>
+        <w:t>auctor</w:t>
+      </w:r>
+      <w:proofErr w:type="spellEnd"/>
+      <w:r>
+        <w:t xml:space="preserve"> </w:t>
+      </w:r>
+      <w:proofErr w:type="spellStart"/>
+      <w:r>
+        <w:t>luctus</w:t>
+      </w:r>
+      <w:proofErr w:type="spellEnd"/>
+      <w:r>
+        <w:t xml:space="preserve"> ex. </w:t>
+      </w:r>
+    </w:p>
+    <w:p>
+      <w:pPr>
+        <w:pStyle w:val="Ttulo5"/>
+      </w:pPr>
+      <w:r>
+        <w:t>2.2.1.1.1 Seção quinária</w:t>
+      </w:r>
+    </w:p>
+    <w:p>
+      <w:r>
+        <w:tab/>
+      </w:r>
+      <w:proofErr w:type="spellStart"/>
+      <w:r>
+        <w:t>Vivamus</w:t>
+      </w:r>
+      <w:proofErr w:type="spellEnd"/>
+      <w:r>
+        <w:t xml:space="preserve"> vitae </w:t>
+      </w:r>
+      <w:proofErr w:type="spellStart"/>
+      <w:r>
+        <w:t>posuere</w:t>
+      </w:r>
+      <w:proofErr w:type="spellEnd"/>
+      <w:r>
+        <w:t xml:space="preserve"> </w:t>
+      </w:r>
+      <w:proofErr w:type="spellStart"/>
+      <w:r>
+        <w:t>nisl</w:t>
+      </w:r>
+      <w:proofErr w:type="spellEnd"/>
+      <w:r>
+        <w:t xml:space="preserve">, eu </w:t>
+      </w:r>
+      <w:proofErr w:type="spellStart"/>
+      <w:r>
+        <w:t>scelerisque</w:t>
+      </w:r>
+      <w:proofErr w:type="spellEnd"/>
+      <w:r>
+        <w:t xml:space="preserve"> </w:t>
+      </w:r>
+      <w:proofErr w:type="spellStart"/>
+      <w:r>
+        <w:t>dolor</w:t>
+      </w:r>
+      <w:proofErr w:type="spellEnd"/>
+      <w:r>
+        <w:t xml:space="preserve">. </w:t>
+      </w:r>
+      <w:r>
+        <w:rPr>
+          <w:lang w:val="en-US"/>
+        </w:rPr>
+        <w:t xml:space="preserve">Proin </w:t>
+      </w:r>
+      <w:proofErr w:type="spellStart"/>
+      <w:r>
+        <w:rPr>
+          <w:lang w:val="en-US"/>
+        </w:rPr>
+        <w:t>aliquam</w:t>
+      </w:r>
+      <w:proofErr w:type="spellEnd"/>
+      <w:r>
+        <w:rPr>
+          <w:lang w:val="en-US"/>
+        </w:rPr>
+        <w:t xml:space="preserve"> </w:t>
+      </w:r>
+      <w:proofErr w:type="spellStart"/>
+      <w:r>
+        <w:rPr>
+          <w:lang w:val="en-US"/>
+        </w:rPr>
+        <w:t>sollicitudin</w:t>
+      </w:r>
+      <w:proofErr w:type="spellEnd"/>
+      <w:r>
+        <w:rPr>
+          <w:lang w:val="en-US"/>
+        </w:rPr>
+        <w:t xml:space="preserve"> </w:t>
+      </w:r>
+      <w:proofErr w:type="spellStart"/>
+      <w:r>
+        <w:rPr>
+          <w:lang w:val="en-US"/>
+        </w:rPr>
+        <w:t>elit</w:t>
+      </w:r>
+      <w:proofErr w:type="spellEnd"/>
+      <w:r>
+        <w:rPr>
+          <w:lang w:val="en-US"/>
+        </w:rPr>
+        <w:t xml:space="preserve"> nec </w:t>
+      </w:r>
+      <w:proofErr w:type="spellStart"/>
+      <w:r>
+        <w:rPr>
+          <w:lang w:val="en-US"/>
+        </w:rPr>
+        <w:t>laoreet</w:t>
+      </w:r>
+      <w:proofErr w:type="spellEnd"/>
+      <w:r>
+        <w:rPr>
+          <w:lang w:val="en-US"/>
+        </w:rPr>
+        <w:t xml:space="preserve">. </w:t>
+      </w:r>
+      <w:proofErr w:type="spellStart"/>
+      <w:r>
+        <w:t>Nulla</w:t>
+      </w:r>
+      <w:proofErr w:type="spellEnd"/>
+      <w:r>
+        <w:t xml:space="preserve"> </w:t>
+      </w:r>
+      <w:proofErr w:type="spellStart"/>
+      <w:r>
+        <w:t>eget</w:t>
+      </w:r>
+      <w:proofErr w:type="spellEnd"/>
+      <w:r>
+        <w:t xml:space="preserve"> </w:t>
+      </w:r>
+      <w:proofErr w:type="spellStart"/>
+      <w:r>
+        <w:t>tincidunt</w:t>
+      </w:r>
+      <w:proofErr w:type="spellEnd"/>
+      <w:r>
+        <w:t xml:space="preserve"> </w:t>
+      </w:r>
+      <w:proofErr w:type="spellStart"/>
+      <w:r>
+        <w:t>eros</w:t>
+      </w:r>
+      <w:proofErr w:type="spellEnd"/>
+      <w:r>
+        <w:t xml:space="preserve">, </w:t>
+      </w:r>
+      <w:proofErr w:type="spellStart"/>
+      <w:r>
+        <w:t>eget</w:t>
+      </w:r>
+      <w:proofErr w:type="spellEnd"/>
+      <w:r>
+        <w:t xml:space="preserve"> </w:t>
+      </w:r>
+      <w:proofErr w:type="spellStart"/>
+      <w:r>
+        <w:t>efficitur</w:t>
+      </w:r>
+      <w:proofErr w:type="spellEnd"/>
+      <w:r>
+        <w:t xml:space="preserve"> </w:t>
+      </w:r>
+      <w:proofErr w:type="spellStart"/>
+      <w:r>
+        <w:t>tortor</w:t>
+      </w:r>
+      <w:proofErr w:type="spellEnd"/>
+      <w:r>
+        <w:t xml:space="preserve">. In </w:t>
+      </w:r>
+      <w:proofErr w:type="spellStart"/>
+      <w:r>
+        <w:t>ultricies</w:t>
+      </w:r>
+      <w:proofErr w:type="spellEnd"/>
+      <w:r>
+        <w:t xml:space="preserve"> </w:t>
+      </w:r>
+      <w:proofErr w:type="spellStart"/>
+      <w:r>
+        <w:t>eleifend</w:t>
+      </w:r>
+      <w:proofErr w:type="spellEnd"/>
+      <w:r>
+        <w:t xml:space="preserve"> ante, </w:t>
+      </w:r>
+      <w:proofErr w:type="spellStart"/>
+      <w:r>
+        <w:t>nec</w:t>
+      </w:r>
+      <w:proofErr w:type="spellEnd"/>
+      <w:r>
+        <w:t xml:space="preserve"> </w:t>
+      </w:r>
+      <w:proofErr w:type="spellStart"/>
+      <w:r>
+        <w:t>fringilla</w:t>
+      </w:r>
+      <w:proofErr w:type="spellEnd"/>
+      <w:r>
+        <w:t xml:space="preserve"> libero </w:t>
+      </w:r>
+      <w:proofErr w:type="spellStart"/>
+      <w:r>
+        <w:t>rutrum</w:t>
+      </w:r>
+      <w:proofErr w:type="spellEnd"/>
+      <w:r>
+        <w:t xml:space="preserve"> vitae.</w:t>
+      </w:r>
+    </w:p>
+    <w:p>
+      <w:pPr>
+        <w:pStyle w:val="Ttulo1"/>
+      </w:pPr>
+      <w:r>
+        <w:t xml:space="preserve">3. </w:t>
+      </w:r>
+      <w:r>
+        <w:rPr>
+          <w:u w:val="single"/>
+        </w:rPr>
+        <w:t>Conclusão</w:t>
+      </w:r>
+    </w:p>
+    <w:p>
+      <w:r>
+        <w:t>É onde o aluno finaliza o trabalho, escrevendo seu ponto de vista sobre o assunto e as conclusões que tirou com a pesquisa realizada.</w:t>
+      </w:r>
+    </w:p>
+    <w:p>
+      <w:pPr>
+        <w:pStyle w:val="Ttulo1"/>
+      </w:pPr>
+      <w:r>
+        <w:t>4. Referências</w:t>
+      </w:r>
+    </w:p>
+    <w:p>
+      <w:r>
+        <w:t>As referências devem estar em ordem alfabética pelo sobrenome dos autores e devem separadas entre si por um espaço simples, alinhadas à esquerda.</w:t>
+      </w:r>
+    </w:p>
+    <w:p>
+      <w:r>
+        <w:t>Uma coisa que recomendo como aluno é colocar os links a medida que vai usando, fazer as referências quando acaba o trabalho é HORRIVEL.</w:t>
+      </w:r>
+    </w:p>
+    <w:p>
+      <w:r>
+        <w:t>Quando acabar, coloque em algum gerador ABNT online, se eu fizer um de código aberto, atualizarei.</w:t>
+      </w:r>
+    </w:p>
+    <w:p>
+      <w:r>
+        <w:t>Também pode usar o do Word (caso esteja usando ele), isso pode exigir configuração extra, por essa razão, não inclui.</w:t>
+      </w:r>
+    </w:p>
+    <w:p>
+      <w:r>
+        <w:t>Só não faça manualmente, isso seria DOLOROSO.</w:t>
+      </w:r>
+    </w:p>
     <w:sectPr>
       <w:pgSz w:w="11906" w:h="16838"/>
       <w:pgMar w:top="1701" w:right="1134" w:bottom="1134" w:left="1701" w:header="708" w:footer="708" w:gutter="0"/>
@@ -493,7 +1633,6 @@
     <w:next w:val="Normal"/>
     <w:link w:val="Ttulo2Char"/>
     <w:uiPriority w:val="9"/>
-    <w:semiHidden/>
     <w:unhideWhenUsed/>
     <w:qFormat/>
     <w:rsid w:val="00B37142"/>
@@ -516,7 +1655,6 @@
     <w:next w:val="Normal"/>
     <w:link w:val="Ttulo3Char"/>
     <w:uiPriority w:val="9"/>
-    <w:semiHidden/>
     <w:unhideWhenUsed/>
     <w:qFormat/>
     <w:rsid w:val="00B37142"/>
@@ -539,7 +1677,6 @@
     <w:next w:val="Normal"/>
     <w:link w:val="Ttulo4Char"/>
     <w:uiPriority w:val="9"/>
-    <w:semiHidden/>
     <w:unhideWhenUsed/>
     <w:qFormat/>
     <w:rsid w:val="00B37142"/>
@@ -562,7 +1699,6 @@
     <w:next w:val="Normal"/>
     <w:link w:val="Ttulo5Char"/>
     <w:uiPriority w:val="9"/>
-    <w:semiHidden/>
     <w:unhideWhenUsed/>
     <w:qFormat/>
     <w:rsid w:val="00B37142"/>
@@ -708,7 +1844,6 @@
     <w:basedOn w:val="Fontepargpadro"/>
     <w:link w:val="Ttulo2"/>
     <w:uiPriority w:val="9"/>
-    <w:semiHidden/>
     <w:rsid w:val="00B37142"/>
     <w:rPr>
       <w:rFonts w:asciiTheme="majorHAnsi" w:eastAsiaTheme="majorEastAsia" w:hAnsiTheme="majorHAnsi" w:cstheme="majorBidi"/>
@@ -722,7 +1857,6 @@
     <w:basedOn w:val="Fontepargpadro"/>
     <w:link w:val="Ttulo3"/>
     <w:uiPriority w:val="9"/>
-    <w:semiHidden/>
     <w:rsid w:val="00B37142"/>
     <w:rPr>
       <w:rFonts w:eastAsiaTheme="majorEastAsia" w:cstheme="majorBidi"/>
@@ -736,7 +1870,6 @@
     <w:basedOn w:val="Fontepargpadro"/>
     <w:link w:val="Ttulo4"/>
     <w:uiPriority w:val="9"/>
-    <w:semiHidden/>
     <w:rsid w:val="00B37142"/>
     <w:rPr>
       <w:rFonts w:eastAsiaTheme="majorEastAsia" w:cstheme="majorBidi"/>
@@ -750,7 +1883,6 @@
     <w:basedOn w:val="Fontepargpadro"/>
     <w:link w:val="Ttulo5"/>
     <w:uiPriority w:val="9"/>
-    <w:semiHidden/>
     <w:rsid w:val="00B37142"/>
     <w:rPr>
       <w:rFonts w:eastAsiaTheme="majorEastAsia" w:cstheme="majorBidi"/>
@@ -881,32 +2013,32 @@
   </w:style>
   <w:style w:type="paragraph" w:styleId="Citao">
     <w:name w:val="Quote"/>
+    <w:aliases w:val="Citação (mais de 4 linhas)"/>
     <w:basedOn w:val="Normal"/>
     <w:next w:val="Normal"/>
     <w:link w:val="CitaoChar"/>
     <w:uiPriority w:val="29"/>
     <w:qFormat/>
-    <w:rsid w:val="00B37142"/>
+    <w:rsid w:val="00035F57"/>
     <w:pPr>
-      <w:spacing w:before="160"/>
-      <w:jc w:val="center"/>
+      <w:spacing w:before="160" w:line="240" w:lineRule="auto"/>
+      <w:ind w:left="2268" w:firstLine="0"/>
     </w:pPr>
     <w:rPr>
-      <w:i/>
       <w:iCs/>
-      <w:color w:val="404040" w:themeColor="text1" w:themeTint="BF"/>
+      <w:sz w:val="22"/>
     </w:rPr>
   </w:style>
   <w:style w:type="character" w:customStyle="1" w:styleId="CitaoChar">
     <w:name w:val="Citação Char"/>
+    <w:aliases w:val="Citação (mais de 4 linhas) Char"/>
     <w:basedOn w:val="Fontepargpadro"/>
     <w:link w:val="Citao"/>
     <w:uiPriority w:val="29"/>
-    <w:rsid w:val="00B37142"/>
-    <w:rPr>
-      <w:i/>
+    <w:rsid w:val="00035F57"/>
+    <w:rPr>
       <w:iCs/>
-      <w:color w:val="404040" w:themeColor="text1" w:themeTint="BF"/>
+      <w:sz w:val="22"/>
     </w:rPr>
   </w:style>
   <w:style w:type="paragraph" w:styleId="PargrafodaLista">
@@ -1024,6 +2156,14 @@
     <w:link w:val="Rodap"/>
     <w:uiPriority w:val="99"/>
     <w:rsid w:val="00BB0CBD"/>
+  </w:style>
+  <w:style w:type="character" w:styleId="Nmerodelinha">
+    <w:name w:val="line number"/>
+    <w:basedOn w:val="Fontepargpadro"/>
+    <w:uiPriority w:val="99"/>
+    <w:semiHidden/>
+    <w:unhideWhenUsed/>
+    <w:rsid w:val="00035F57"/>
   </w:style>
 </w:styles>
 </file>

--- a/TemplateFund2Word.docx
+++ b/TemplateFund2Word.docx
@@ -215,49 +215,17 @@
     </w:p>
     <w:p>
       <w:r>
-        <w:t xml:space="preserve">Deve-se abordar claramente o assunto trabalhado, o objetivo, bem como </w:t>
-      </w:r>
-      <w:proofErr w:type="spellStart"/>
-      <w:r>
-        <w:t>fornecer</w:t>
-      </w:r>
-      <w:proofErr w:type="spellEnd"/>
-      <w:r>
-        <w:t xml:space="preserve"> alguns detalhes de como a pesquisa foi feita, entre outas. Pode-se também dar uma breve descrição sobre os </w:t>
-      </w:r>
-      <w:proofErr w:type="spellStart"/>
-      <w:r>
-        <w:t>tópcios</w:t>
-      </w:r>
-      <w:proofErr w:type="spellEnd"/>
-      <w:r>
-        <w:t xml:space="preserve"> e o contexto histórico. Não é correto colocar conclusões na introdução.</w:t>
-      </w:r>
-    </w:p>
-    <w:p>
-      <w:r>
-        <w:t xml:space="preserve">Não sei quantos níveis o sumário precisa, então, por favor, se você sabe, por favor, abra uma </w:t>
-      </w:r>
-      <w:proofErr w:type="spellStart"/>
-      <w:r>
-        <w:t>issue</w:t>
-      </w:r>
-      <w:proofErr w:type="spellEnd"/>
-      <w:r>
-        <w:t xml:space="preserve"> no repositório e explique, obrigado!</w:t>
-      </w:r>
-    </w:p>
-    <w:p>
-      <w:r>
-        <w:t xml:space="preserve">Também gostaria de notar que não sou responsável por qualquer 0, anulação, ou outros problemas decorridos de usar esse </w:t>
-      </w:r>
-      <w:proofErr w:type="spellStart"/>
-      <w:r>
-        <w:t>template</w:t>
-      </w:r>
-      <w:proofErr w:type="spellEnd"/>
-      <w:r>
-        <w:t xml:space="preserve"> para o trabalho!</w:t>
+        <w:t>Deve-se abordar claramente o assunto trabalhado, o objetivo, bem como fornecer alguns detalhes de como a pesquisa foi feita, entre outas. Pode-se também dar uma breve descrição sobre os tópcios e o contexto histórico. Não é correto colocar conclusões na introdução.</w:t>
+      </w:r>
+    </w:p>
+    <w:p>
+      <w:r>
+        <w:t>Não sei quantos níveis o sumário precisa, então, por favor, se você sabe, por favor, abra uma issue no repositório e explique, obrigado!</w:t>
+      </w:r>
+    </w:p>
+    <w:p>
+      <w:r>
+        <w:t>Também gostaria de notar que não sou responsável por qualquer 0, anulação, ou outros problemas decorridos de usar esse template para o trabalho!</w:t>
       </w:r>
     </w:p>
     <w:p>
@@ -270,7 +238,15 @@
     </w:p>
     <w:p>
       <w:r>
-        <w:t>Deve conter um texto claro e objetivo, abordando completamente o assunto, levantando problemas e soluções e também as argumentações do aluno. É importante que o texto não contenha erros de gramática e tenha coerência, ou seja, começo, meio e fim. Não deve haver cópia</w:t>
+        <w:t xml:space="preserve">Deve conter um texto claro e objetivo, abordando completamente o assunto, levantando problemas e soluções </w:t>
+      </w:r>
+      <w:proofErr w:type="gramStart"/>
+      <w:r>
+        <w:t>e também</w:t>
+      </w:r>
+      <w:proofErr w:type="gramEnd"/>
+      <w:r>
+        <w:t xml:space="preserve"> as argumentações do aluno. É importante que o texto não contenha erros de gramática e tenha coerência, ou seja, começo, meio e fim. Não deve haver cópia</w:t>
       </w:r>
     </w:p>
     <w:p>
@@ -292,42 +268,13 @@
       </w:r>
     </w:p>
     <w:p>
-      <w:proofErr w:type="spellStart"/>
-      <w:r>
-        <w:t>Ex</w:t>
-      </w:r>
-      <w:proofErr w:type="spellEnd"/>
-      <w:r>
-        <w:t>: “A matemática era, sem dúvida, a atividade favorita de Arquimedes.” (GOLDSMITH, 2011, p.9)</w:t>
-      </w:r>
-    </w:p>
-    <w:p>
-      <w:r>
-        <w:t xml:space="preserve">Citações com mais de três linhas devem estar recuadas a 4 cm da margem esquerda, com letra de tamanho menor, espaçamento simples e sem aspas. Este </w:t>
-      </w:r>
-      <w:proofErr w:type="spellStart"/>
-      <w:r>
-        <w:t>template</w:t>
-      </w:r>
-      <w:proofErr w:type="spellEnd"/>
-      <w:r>
-        <w:t xml:space="preserve"> </w:t>
-      </w:r>
-      <w:proofErr w:type="spellStart"/>
-      <w:r>
-        <w:t>ját</w:t>
-      </w:r>
-      <w:proofErr w:type="spellEnd"/>
-      <w:r>
-        <w:t xml:space="preserve"> e inclui o estilo “Citação mais de 4 linhas”, para esse fim. </w:t>
-      </w:r>
-      <w:proofErr w:type="spellStart"/>
-      <w:r>
-        <w:t>Ex</w:t>
-      </w:r>
-      <w:proofErr w:type="spellEnd"/>
-      <w:r>
-        <w:t>:</w:t>
+      <w:r>
+        <w:t>Ex: “A matemática era, sem dúvida, a atividade favorita de Arquimedes.” (GOLDSMITH, 2011, p.9)</w:t>
+      </w:r>
+    </w:p>
+    <w:p>
+      <w:r>
+        <w:t>Citações com mais de três linhas devem estar recuadas a 4 cm da margem esquerda, com letra de tamanho menor, espaçamento simples e sem aspas. Este template ját e inclui o estilo “Citação mais de 4 linhas”, para esse fim. Ex:</w:t>
       </w:r>
     </w:p>
     <w:p>
@@ -348,747 +295,87 @@
         <w:pStyle w:val="Ttulo2"/>
       </w:pPr>
       <w:r>
-        <w:lastRenderedPageBreak/>
         <w:t>2.2 Seção secundária</w:t>
       </w:r>
     </w:p>
     <w:p>
-      <w:proofErr w:type="spellStart"/>
-      <w:r>
-        <w:t>Lorem</w:t>
-      </w:r>
-      <w:proofErr w:type="spellEnd"/>
-      <w:r>
-        <w:t xml:space="preserve"> ipsum </w:t>
-      </w:r>
-      <w:proofErr w:type="spellStart"/>
-      <w:r>
-        <w:t>dolor</w:t>
-      </w:r>
-      <w:proofErr w:type="spellEnd"/>
-      <w:r>
-        <w:t xml:space="preserve"> </w:t>
-      </w:r>
-      <w:proofErr w:type="spellStart"/>
-      <w:r>
-        <w:t>sit</w:t>
-      </w:r>
-      <w:proofErr w:type="spellEnd"/>
-      <w:r>
-        <w:t xml:space="preserve"> </w:t>
-      </w:r>
-      <w:proofErr w:type="spellStart"/>
-      <w:r>
-        <w:t>amet</w:t>
-      </w:r>
-      <w:proofErr w:type="spellEnd"/>
-      <w:r>
-        <w:t xml:space="preserve">, </w:t>
-      </w:r>
-      <w:proofErr w:type="spellStart"/>
-      <w:r>
-        <w:t>consectetur</w:t>
-      </w:r>
-      <w:proofErr w:type="spellEnd"/>
-      <w:r>
-        <w:t xml:space="preserve"> </w:t>
-      </w:r>
-      <w:proofErr w:type="spellStart"/>
-      <w:r>
-        <w:t>adipiscing</w:t>
-      </w:r>
-      <w:proofErr w:type="spellEnd"/>
-      <w:r>
-        <w:t xml:space="preserve"> </w:t>
-      </w:r>
-      <w:proofErr w:type="spellStart"/>
-      <w:r>
-        <w:t>elit</w:t>
-      </w:r>
-      <w:proofErr w:type="spellEnd"/>
-      <w:r>
-        <w:t xml:space="preserve">. </w:t>
+      <w:r>
+        <w:t xml:space="preserve">Lorem ipsum dolor sit amet, consectetur adipiscing elit. </w:t>
       </w:r>
       <w:r>
         <w:rPr>
           <w:lang w:val="en-US"/>
         </w:rPr>
-        <w:t xml:space="preserve">Aenean </w:t>
-      </w:r>
-      <w:proofErr w:type="spellStart"/>
-      <w:r>
+        <w:t xml:space="preserve">Aenean tincidunt porttitor nisl, finibus sagittis odio ullamcorper non. </w:t>
+      </w:r>
+      <w:r>
+        <w:t>Sed euismod rutrum eros, nec volutpat ante luctus a.</w:t>
+      </w:r>
+    </w:p>
+    <w:p>
+      <w:pPr>
+        <w:pStyle w:val="Ttulo3"/>
+      </w:pPr>
+      <w:r>
+        <w:lastRenderedPageBreak/>
+        <w:t>2.2.1 Seção terciária</w:t>
+      </w:r>
+    </w:p>
+    <w:p>
+      <w:pPr>
         <w:rPr>
           <w:lang w:val="en-US"/>
         </w:rPr>
-        <w:t>tincidunt</w:t>
-      </w:r>
-      <w:proofErr w:type="spellEnd"/>
+      </w:pPr>
       <w:r>
         <w:rPr>
           <w:lang w:val="en-US"/>
         </w:rPr>
-        <w:t xml:space="preserve"> </w:t>
-      </w:r>
-      <w:proofErr w:type="spellStart"/>
+        <w:t>Pellentesque elit sem, aliquet sed efficitur sit amet, efficitur in turpis. Proin et risus felis. Duis sit amet efficitur lorem, sed auctor orci</w:t>
+      </w:r>
+    </w:p>
+    <w:p>
+      <w:pPr>
+        <w:pStyle w:val="Ttulo4"/>
+      </w:pPr>
+      <w:r>
+        <w:t>2.2.1.1 Seção quartenária</w:t>
+      </w:r>
+    </w:p>
+    <w:p>
+      <w:r>
+        <w:t xml:space="preserve">Pellentesque at est rutrum, efficitur lacus ac, mollis sapien. Aenean magna lorem, mattis ac ligula et, auctor luctus ex. </w:t>
+      </w:r>
+    </w:p>
+    <w:p>
+      <w:pPr>
+        <w:pStyle w:val="Ttulo5"/>
+      </w:pPr>
+      <w:r>
+        <w:t>2.2.1.1.1 Seção quinária</w:t>
+      </w:r>
+    </w:p>
+    <w:p>
+      <w:r>
+        <w:tab/>
+        <w:t xml:space="preserve">Vivamus vitae posuere nisl, eu scelerisque dolor. </w:t>
+      </w:r>
       <w:r>
         <w:rPr>
           <w:lang w:val="en-US"/>
         </w:rPr>
-        <w:t>porttitor</w:t>
-      </w:r>
-      <w:proofErr w:type="spellEnd"/>
-      <w:r>
-        <w:rPr>
-          <w:lang w:val="en-US"/>
-        </w:rPr>
-        <w:t xml:space="preserve"> </w:t>
-      </w:r>
-      <w:proofErr w:type="spellStart"/>
-      <w:r>
-        <w:rPr>
-          <w:lang w:val="en-US"/>
-        </w:rPr>
-        <w:t>nisl</w:t>
-      </w:r>
-      <w:proofErr w:type="spellEnd"/>
-      <w:r>
-        <w:rPr>
-          <w:lang w:val="en-US"/>
-        </w:rPr>
-        <w:t xml:space="preserve">, </w:t>
-      </w:r>
-      <w:proofErr w:type="spellStart"/>
-      <w:r>
-        <w:rPr>
-          <w:lang w:val="en-US"/>
-        </w:rPr>
-        <w:t>finibus</w:t>
-      </w:r>
-      <w:proofErr w:type="spellEnd"/>
-      <w:r>
-        <w:rPr>
-          <w:lang w:val="en-US"/>
-        </w:rPr>
-        <w:t xml:space="preserve"> </w:t>
-      </w:r>
-      <w:proofErr w:type="spellStart"/>
-      <w:r>
-        <w:rPr>
-          <w:lang w:val="en-US"/>
-        </w:rPr>
-        <w:t>sagittis</w:t>
-      </w:r>
-      <w:proofErr w:type="spellEnd"/>
-      <w:r>
-        <w:rPr>
-          <w:lang w:val="en-US"/>
-        </w:rPr>
-        <w:t xml:space="preserve"> </w:t>
-      </w:r>
-      <w:proofErr w:type="spellStart"/>
-      <w:r>
-        <w:rPr>
-          <w:lang w:val="en-US"/>
-        </w:rPr>
-        <w:t>odio</w:t>
-      </w:r>
-      <w:proofErr w:type="spellEnd"/>
-      <w:r>
-        <w:rPr>
-          <w:lang w:val="en-US"/>
-        </w:rPr>
-        <w:t xml:space="preserve"> </w:t>
-      </w:r>
-      <w:proofErr w:type="spellStart"/>
-      <w:r>
-        <w:rPr>
-          <w:lang w:val="en-US"/>
-        </w:rPr>
-        <w:t>ullamcorper</w:t>
-      </w:r>
-      <w:proofErr w:type="spellEnd"/>
-      <w:r>
-        <w:rPr>
-          <w:lang w:val="en-US"/>
-        </w:rPr>
-        <w:t xml:space="preserve"> non. </w:t>
-      </w:r>
-      <w:proofErr w:type="spellStart"/>
-      <w:r>
-        <w:t>Sed</w:t>
-      </w:r>
-      <w:proofErr w:type="spellEnd"/>
-      <w:r>
-        <w:t xml:space="preserve"> </w:t>
-      </w:r>
-      <w:proofErr w:type="spellStart"/>
-      <w:r>
-        <w:t>euismod</w:t>
-      </w:r>
-      <w:proofErr w:type="spellEnd"/>
-      <w:r>
-        <w:t xml:space="preserve"> </w:t>
-      </w:r>
-      <w:proofErr w:type="spellStart"/>
-      <w:r>
-        <w:t>rutrum</w:t>
-      </w:r>
-      <w:proofErr w:type="spellEnd"/>
-      <w:r>
-        <w:t xml:space="preserve"> </w:t>
-      </w:r>
-      <w:proofErr w:type="spellStart"/>
-      <w:r>
-        <w:t>eros</w:t>
-      </w:r>
-      <w:proofErr w:type="spellEnd"/>
-      <w:r>
-        <w:t xml:space="preserve">, </w:t>
-      </w:r>
-      <w:proofErr w:type="spellStart"/>
-      <w:r>
-        <w:t>nec</w:t>
-      </w:r>
-      <w:proofErr w:type="spellEnd"/>
-      <w:r>
-        <w:t xml:space="preserve"> </w:t>
-      </w:r>
-      <w:proofErr w:type="spellStart"/>
-      <w:r>
-        <w:t>volutpat</w:t>
-      </w:r>
-      <w:proofErr w:type="spellEnd"/>
-      <w:r>
-        <w:t xml:space="preserve"> ante </w:t>
-      </w:r>
-      <w:proofErr w:type="spellStart"/>
-      <w:r>
-        <w:t>luctus</w:t>
-      </w:r>
-      <w:proofErr w:type="spellEnd"/>
-      <w:r>
-        <w:t xml:space="preserve"> a.</w:t>
-      </w:r>
-    </w:p>
-    <w:p>
-      <w:pPr>
-        <w:pStyle w:val="Ttulo3"/>
-      </w:pPr>
-      <w:r>
-        <w:t>2.2.1 Seção terciária</w:t>
-      </w:r>
-    </w:p>
-    <w:p>
-      <w:pPr>
-        <w:rPr>
-          <w:lang w:val="en-US"/>
-        </w:rPr>
-      </w:pPr>
-      <w:proofErr w:type="spellStart"/>
-      <w:r>
-        <w:rPr>
-          <w:lang w:val="en-US"/>
-        </w:rPr>
-        <w:t>Pellentesque</w:t>
-      </w:r>
-      <w:proofErr w:type="spellEnd"/>
-      <w:r>
-        <w:rPr>
-          <w:lang w:val="en-US"/>
-        </w:rPr>
-        <w:t xml:space="preserve"> </w:t>
-      </w:r>
-      <w:proofErr w:type="spellStart"/>
-      <w:r>
-        <w:rPr>
-          <w:lang w:val="en-US"/>
-        </w:rPr>
-        <w:t>elit</w:t>
-      </w:r>
-      <w:proofErr w:type="spellEnd"/>
-      <w:r>
-        <w:rPr>
-          <w:lang w:val="en-US"/>
-        </w:rPr>
-        <w:t xml:space="preserve"> </w:t>
-      </w:r>
-      <w:proofErr w:type="spellStart"/>
-      <w:r>
-        <w:rPr>
-          <w:lang w:val="en-US"/>
-        </w:rPr>
-        <w:t>sem</w:t>
-      </w:r>
-      <w:proofErr w:type="spellEnd"/>
-      <w:r>
-        <w:rPr>
-          <w:lang w:val="en-US"/>
-        </w:rPr>
-        <w:t xml:space="preserve">, </w:t>
-      </w:r>
-      <w:proofErr w:type="spellStart"/>
-      <w:r>
-        <w:rPr>
-          <w:lang w:val="en-US"/>
-        </w:rPr>
-        <w:t>aliquet</w:t>
-      </w:r>
-      <w:proofErr w:type="spellEnd"/>
-      <w:r>
-        <w:rPr>
-          <w:lang w:val="en-US"/>
-        </w:rPr>
-        <w:t xml:space="preserve"> sed </w:t>
-      </w:r>
-      <w:proofErr w:type="spellStart"/>
-      <w:r>
-        <w:rPr>
-          <w:lang w:val="en-US"/>
-        </w:rPr>
-        <w:t>efficitur</w:t>
-      </w:r>
-      <w:proofErr w:type="spellEnd"/>
-      <w:r>
-        <w:rPr>
-          <w:lang w:val="en-US"/>
-        </w:rPr>
-        <w:t xml:space="preserve"> sit </w:t>
-      </w:r>
-      <w:proofErr w:type="spellStart"/>
-      <w:r>
-        <w:rPr>
-          <w:lang w:val="en-US"/>
-        </w:rPr>
-        <w:t>amet</w:t>
-      </w:r>
-      <w:proofErr w:type="spellEnd"/>
-      <w:r>
-        <w:rPr>
-          <w:lang w:val="en-US"/>
-        </w:rPr>
-        <w:t xml:space="preserve">, </w:t>
-      </w:r>
-      <w:proofErr w:type="spellStart"/>
-      <w:r>
-        <w:rPr>
-          <w:lang w:val="en-US"/>
-        </w:rPr>
-        <w:t>efficitur</w:t>
-      </w:r>
-      <w:proofErr w:type="spellEnd"/>
-      <w:r>
-        <w:rPr>
-          <w:lang w:val="en-US"/>
-        </w:rPr>
-        <w:t xml:space="preserve"> in </w:t>
-      </w:r>
-      <w:proofErr w:type="spellStart"/>
-      <w:r>
-        <w:rPr>
-          <w:lang w:val="en-US"/>
-        </w:rPr>
-        <w:t>turpis</w:t>
-      </w:r>
-      <w:proofErr w:type="spellEnd"/>
-      <w:r>
-        <w:rPr>
-          <w:lang w:val="en-US"/>
-        </w:rPr>
-        <w:t xml:space="preserve">. Proin et </w:t>
-      </w:r>
-      <w:proofErr w:type="spellStart"/>
-      <w:r>
-        <w:rPr>
-          <w:lang w:val="en-US"/>
-        </w:rPr>
-        <w:t>risus</w:t>
-      </w:r>
-      <w:proofErr w:type="spellEnd"/>
-      <w:r>
-        <w:rPr>
-          <w:lang w:val="en-US"/>
-        </w:rPr>
-        <w:t xml:space="preserve"> </w:t>
-      </w:r>
-      <w:proofErr w:type="spellStart"/>
-      <w:r>
-        <w:rPr>
-          <w:lang w:val="en-US"/>
-        </w:rPr>
-        <w:t>felis</w:t>
-      </w:r>
-      <w:proofErr w:type="spellEnd"/>
-      <w:r>
-        <w:rPr>
-          <w:lang w:val="en-US"/>
-        </w:rPr>
-        <w:t xml:space="preserve">. Duis sit </w:t>
-      </w:r>
-      <w:proofErr w:type="spellStart"/>
-      <w:r>
-        <w:rPr>
-          <w:lang w:val="en-US"/>
-        </w:rPr>
-        <w:t>amet</w:t>
-      </w:r>
-      <w:proofErr w:type="spellEnd"/>
-      <w:r>
-        <w:rPr>
-          <w:lang w:val="en-US"/>
-        </w:rPr>
-        <w:t xml:space="preserve"> </w:t>
-      </w:r>
-      <w:proofErr w:type="spellStart"/>
-      <w:r>
-        <w:rPr>
-          <w:lang w:val="en-US"/>
-        </w:rPr>
-        <w:t>efficitur</w:t>
-      </w:r>
-      <w:proofErr w:type="spellEnd"/>
-      <w:r>
-        <w:rPr>
-          <w:lang w:val="en-US"/>
-        </w:rPr>
-        <w:t xml:space="preserve"> lorem, sed auctor </w:t>
-      </w:r>
-      <w:proofErr w:type="spellStart"/>
-      <w:r>
-        <w:rPr>
-          <w:lang w:val="en-US"/>
-        </w:rPr>
-        <w:t>orci</w:t>
-      </w:r>
-      <w:proofErr w:type="spellEnd"/>
-    </w:p>
-    <w:p>
-      <w:pPr>
-        <w:pStyle w:val="Ttulo4"/>
-      </w:pPr>
-      <w:r>
-        <w:t xml:space="preserve">2.2.1.1 Seção </w:t>
-      </w:r>
-      <w:proofErr w:type="spellStart"/>
-      <w:r>
-        <w:t>quartenária</w:t>
-      </w:r>
-      <w:proofErr w:type="spellEnd"/>
-    </w:p>
-    <w:p>
-      <w:proofErr w:type="spellStart"/>
-      <w:r>
-        <w:t>Pellentesque</w:t>
-      </w:r>
-      <w:proofErr w:type="spellEnd"/>
-      <w:r>
-        <w:t xml:space="preserve"> </w:t>
-      </w:r>
-      <w:proofErr w:type="spellStart"/>
-      <w:r>
-        <w:t>at</w:t>
-      </w:r>
-      <w:proofErr w:type="spellEnd"/>
-      <w:r>
-        <w:t xml:space="preserve"> est </w:t>
-      </w:r>
-      <w:proofErr w:type="spellStart"/>
-      <w:r>
-        <w:t>rutrum</w:t>
-      </w:r>
-      <w:proofErr w:type="spellEnd"/>
-      <w:r>
-        <w:t xml:space="preserve">, </w:t>
-      </w:r>
-      <w:proofErr w:type="spellStart"/>
-      <w:r>
-        <w:t>efficitur</w:t>
-      </w:r>
-      <w:proofErr w:type="spellEnd"/>
-      <w:r>
-        <w:t xml:space="preserve"> </w:t>
-      </w:r>
-      <w:proofErr w:type="spellStart"/>
-      <w:r>
-        <w:t>lacus</w:t>
-      </w:r>
-      <w:proofErr w:type="spellEnd"/>
-      <w:r>
-        <w:t xml:space="preserve"> ac, </w:t>
-      </w:r>
-      <w:proofErr w:type="spellStart"/>
-      <w:r>
-        <w:t>mollis</w:t>
-      </w:r>
-      <w:proofErr w:type="spellEnd"/>
-      <w:r>
-        <w:t xml:space="preserve"> </w:t>
-      </w:r>
-      <w:proofErr w:type="spellStart"/>
-      <w:r>
-        <w:t>sapien</w:t>
-      </w:r>
-      <w:proofErr w:type="spellEnd"/>
-      <w:r>
-        <w:t xml:space="preserve">. </w:t>
-      </w:r>
-      <w:proofErr w:type="spellStart"/>
-      <w:r>
-        <w:t>Aenean</w:t>
-      </w:r>
-      <w:proofErr w:type="spellEnd"/>
-      <w:r>
-        <w:t xml:space="preserve"> magna </w:t>
-      </w:r>
-      <w:proofErr w:type="spellStart"/>
-      <w:r>
-        <w:t>lorem</w:t>
-      </w:r>
-      <w:proofErr w:type="spellEnd"/>
-      <w:r>
-        <w:t xml:space="preserve">, </w:t>
-      </w:r>
-      <w:proofErr w:type="spellStart"/>
-      <w:r>
-        <w:t>mattis</w:t>
-      </w:r>
-      <w:proofErr w:type="spellEnd"/>
-      <w:r>
-        <w:t xml:space="preserve"> ac </w:t>
-      </w:r>
-      <w:proofErr w:type="spellStart"/>
-      <w:r>
-        <w:t>ligula</w:t>
-      </w:r>
-      <w:proofErr w:type="spellEnd"/>
-      <w:r>
-        <w:t xml:space="preserve"> et, </w:t>
-      </w:r>
-      <w:proofErr w:type="spellStart"/>
-      <w:r>
-        <w:t>auctor</w:t>
-      </w:r>
-      <w:proofErr w:type="spellEnd"/>
-      <w:r>
-        <w:t xml:space="preserve"> </w:t>
-      </w:r>
-      <w:proofErr w:type="spellStart"/>
-      <w:r>
-        <w:t>luctus</w:t>
-      </w:r>
-      <w:proofErr w:type="spellEnd"/>
-      <w:r>
-        <w:t xml:space="preserve"> ex. </w:t>
-      </w:r>
-    </w:p>
-    <w:p>
-      <w:pPr>
-        <w:pStyle w:val="Ttulo5"/>
-      </w:pPr>
-      <w:r>
-        <w:t>2.2.1.1.1 Seção quinária</w:t>
-      </w:r>
-    </w:p>
-    <w:p>
-      <w:r>
-        <w:tab/>
-      </w:r>
-      <w:proofErr w:type="spellStart"/>
-      <w:r>
-        <w:t>Vivamus</w:t>
-      </w:r>
-      <w:proofErr w:type="spellEnd"/>
-      <w:r>
-        <w:t xml:space="preserve"> vitae </w:t>
-      </w:r>
-      <w:proofErr w:type="spellStart"/>
-      <w:r>
-        <w:t>posuere</w:t>
-      </w:r>
-      <w:proofErr w:type="spellEnd"/>
-      <w:r>
-        <w:t xml:space="preserve"> </w:t>
-      </w:r>
-      <w:proofErr w:type="spellStart"/>
-      <w:r>
-        <w:t>nisl</w:t>
-      </w:r>
-      <w:proofErr w:type="spellEnd"/>
-      <w:r>
-        <w:t xml:space="preserve">, eu </w:t>
-      </w:r>
-      <w:proofErr w:type="spellStart"/>
-      <w:r>
-        <w:t>scelerisque</w:t>
-      </w:r>
-      <w:proofErr w:type="spellEnd"/>
-      <w:r>
-        <w:t xml:space="preserve"> </w:t>
-      </w:r>
-      <w:proofErr w:type="spellStart"/>
-      <w:r>
-        <w:t>dolor</w:t>
-      </w:r>
-      <w:proofErr w:type="spellEnd"/>
-      <w:r>
-        <w:t xml:space="preserve">. </w:t>
-      </w:r>
-      <w:r>
-        <w:rPr>
-          <w:lang w:val="en-US"/>
-        </w:rPr>
-        <w:t xml:space="preserve">Proin </w:t>
-      </w:r>
-      <w:proofErr w:type="spellStart"/>
-      <w:r>
-        <w:rPr>
-          <w:lang w:val="en-US"/>
-        </w:rPr>
-        <w:t>aliquam</w:t>
-      </w:r>
-      <w:proofErr w:type="spellEnd"/>
-      <w:r>
-        <w:rPr>
-          <w:lang w:val="en-US"/>
-        </w:rPr>
-        <w:t xml:space="preserve"> </w:t>
-      </w:r>
-      <w:proofErr w:type="spellStart"/>
-      <w:r>
-        <w:rPr>
-          <w:lang w:val="en-US"/>
-        </w:rPr>
-        <w:t>sollicitudin</w:t>
-      </w:r>
-      <w:proofErr w:type="spellEnd"/>
-      <w:r>
-        <w:rPr>
-          <w:lang w:val="en-US"/>
-        </w:rPr>
-        <w:t xml:space="preserve"> </w:t>
-      </w:r>
-      <w:proofErr w:type="spellStart"/>
-      <w:r>
-        <w:rPr>
-          <w:lang w:val="en-US"/>
-        </w:rPr>
-        <w:t>elit</w:t>
-      </w:r>
-      <w:proofErr w:type="spellEnd"/>
-      <w:r>
-        <w:rPr>
-          <w:lang w:val="en-US"/>
-        </w:rPr>
-        <w:t xml:space="preserve"> nec </w:t>
-      </w:r>
-      <w:proofErr w:type="spellStart"/>
-      <w:r>
-        <w:rPr>
-          <w:lang w:val="en-US"/>
-        </w:rPr>
-        <w:t>laoreet</w:t>
-      </w:r>
-      <w:proofErr w:type="spellEnd"/>
-      <w:r>
-        <w:rPr>
-          <w:lang w:val="en-US"/>
-        </w:rPr>
-        <w:t xml:space="preserve">. </w:t>
-      </w:r>
-      <w:proofErr w:type="spellStart"/>
-      <w:r>
-        <w:t>Nulla</w:t>
-      </w:r>
-      <w:proofErr w:type="spellEnd"/>
-      <w:r>
-        <w:t xml:space="preserve"> </w:t>
-      </w:r>
-      <w:proofErr w:type="spellStart"/>
-      <w:r>
-        <w:t>eget</w:t>
-      </w:r>
-      <w:proofErr w:type="spellEnd"/>
-      <w:r>
-        <w:t xml:space="preserve"> </w:t>
-      </w:r>
-      <w:proofErr w:type="spellStart"/>
-      <w:r>
-        <w:t>tincidunt</w:t>
-      </w:r>
-      <w:proofErr w:type="spellEnd"/>
-      <w:r>
-        <w:t xml:space="preserve"> </w:t>
-      </w:r>
-      <w:proofErr w:type="spellStart"/>
-      <w:r>
-        <w:t>eros</w:t>
-      </w:r>
-      <w:proofErr w:type="spellEnd"/>
-      <w:r>
-        <w:t xml:space="preserve">, </w:t>
-      </w:r>
-      <w:proofErr w:type="spellStart"/>
-      <w:r>
-        <w:t>eget</w:t>
-      </w:r>
-      <w:proofErr w:type="spellEnd"/>
-      <w:r>
-        <w:t xml:space="preserve"> </w:t>
-      </w:r>
-      <w:proofErr w:type="spellStart"/>
-      <w:r>
-        <w:t>efficitur</w:t>
-      </w:r>
-      <w:proofErr w:type="spellEnd"/>
-      <w:r>
-        <w:t xml:space="preserve"> </w:t>
-      </w:r>
-      <w:proofErr w:type="spellStart"/>
-      <w:r>
-        <w:t>tortor</w:t>
-      </w:r>
-      <w:proofErr w:type="spellEnd"/>
-      <w:r>
-        <w:t xml:space="preserve">. In </w:t>
-      </w:r>
-      <w:proofErr w:type="spellStart"/>
-      <w:r>
-        <w:t>ultricies</w:t>
-      </w:r>
-      <w:proofErr w:type="spellEnd"/>
-      <w:r>
-        <w:t xml:space="preserve"> </w:t>
-      </w:r>
-      <w:proofErr w:type="spellStart"/>
-      <w:r>
-        <w:t>eleifend</w:t>
-      </w:r>
-      <w:proofErr w:type="spellEnd"/>
-      <w:r>
-        <w:t xml:space="preserve"> ante, </w:t>
-      </w:r>
-      <w:proofErr w:type="spellStart"/>
-      <w:r>
-        <w:t>nec</w:t>
-      </w:r>
-      <w:proofErr w:type="spellEnd"/>
-      <w:r>
-        <w:t xml:space="preserve"> </w:t>
-      </w:r>
-      <w:proofErr w:type="spellStart"/>
-      <w:r>
-        <w:t>fringilla</w:t>
-      </w:r>
-      <w:proofErr w:type="spellEnd"/>
-      <w:r>
-        <w:t xml:space="preserve"> libero </w:t>
-      </w:r>
-      <w:proofErr w:type="spellStart"/>
-      <w:r>
-        <w:t>rutrum</w:t>
-      </w:r>
-      <w:proofErr w:type="spellEnd"/>
-      <w:r>
-        <w:t xml:space="preserve"> vitae.</w:t>
+        <w:t xml:space="preserve">Proin aliquam sollicitudin elit nec laoreet. </w:t>
+      </w:r>
+      <w:r>
+        <w:t xml:space="preserve">Nulla eget tincidunt eros, eget efficitur tortor. In ultricies eleifend </w:t>
+      </w:r>
+      <w:proofErr w:type="gramStart"/>
+      <w:r>
+        <w:t>ante, nec</w:t>
+      </w:r>
+      <w:proofErr w:type="gramEnd"/>
+      <w:r>
+        <w:t xml:space="preserve"> fringilla libero rutrum vitae.</w:t>
       </w:r>
     </w:p>
     <w:p>
@@ -1099,9 +386,6 @@
         <w:t xml:space="preserve">3. </w:t>
       </w:r>
       <w:r>
-        <w:rPr>
-          <w:u w:val="single"/>
-        </w:rPr>
         <w:t>Conclusão</w:t>
       </w:r>
     </w:p>
@@ -1125,7 +409,15 @@
     </w:p>
     <w:p>
       <w:r>
-        <w:t>Uma coisa que recomendo como aluno é colocar os links a medida que vai usando, fazer as referências quando acaba o trabalho é HORRIVEL.</w:t>
+        <w:t xml:space="preserve">Uma coisa que recomendo como aluno é colocar os links </w:t>
+      </w:r>
+      <w:proofErr w:type="gramStart"/>
+      <w:r>
+        <w:t>a</w:t>
+      </w:r>
+      <w:proofErr w:type="gramEnd"/>
+      <w:r>
+        <w:t xml:space="preserve"> medida que vai usando, fazer as referências quando acaba o trabalho é HORRIVEL.</w:t>
       </w:r>
     </w:p>
     <w:p>
@@ -1135,7 +427,15 @@
     </w:p>
     <w:p>
       <w:r>
-        <w:t>Também pode usar o do Word (caso esteja usando ele), isso pode exigir configuração extra, por essa razão, não inclui.</w:t>
+        <w:t xml:space="preserve">Também pode usar o do Word (caso esteja </w:t>
+      </w:r>
+      <w:proofErr w:type="gramStart"/>
+      <w:r>
+        <w:t>usando ele</w:t>
+      </w:r>
+      <w:proofErr w:type="gramEnd"/>
+      <w:r>
+        <w:t>), isso pode exigir configuração extra, por essa razão, não inclui.</w:t>
       </w:r>
     </w:p>
     <w:p>
@@ -1613,17 +913,17 @@
     <w:link w:val="Ttulo1Char"/>
     <w:uiPriority w:val="9"/>
     <w:qFormat/>
-    <w:rsid w:val="00B37142"/>
+    <w:rsid w:val="0007478D"/>
     <w:pPr>
       <w:keepNext/>
       <w:keepLines/>
-      <w:spacing w:before="360" w:after="80"/>
+      <w:ind w:firstLine="0"/>
       <w:outlineLvl w:val="0"/>
     </w:pPr>
     <w:rPr>
-      <w:rFonts w:asciiTheme="majorHAnsi" w:eastAsiaTheme="majorEastAsia" w:hAnsiTheme="majorHAnsi" w:cstheme="majorBidi"/>
-      <w:color w:val="0F4761" w:themeColor="accent1" w:themeShade="BF"/>
-      <w:sz w:val="40"/>
+      <w:rFonts w:eastAsiaTheme="majorEastAsia" w:cstheme="majorBidi"/>
+      <w:b/>
+      <w:caps/>
       <w:szCs w:val="40"/>
     </w:rPr>
   </w:style>
@@ -1635,17 +935,16 @@
     <w:uiPriority w:val="9"/>
     <w:unhideWhenUsed/>
     <w:qFormat/>
-    <w:rsid w:val="00B37142"/>
+    <w:rsid w:val="0007478D"/>
     <w:pPr>
       <w:keepNext/>
       <w:keepLines/>
-      <w:spacing w:before="160" w:after="80"/>
+      <w:ind w:firstLine="0"/>
       <w:outlineLvl w:val="1"/>
     </w:pPr>
     <w:rPr>
-      <w:rFonts w:asciiTheme="majorHAnsi" w:eastAsiaTheme="majorEastAsia" w:hAnsiTheme="majorHAnsi" w:cstheme="majorBidi"/>
-      <w:color w:val="0F4761" w:themeColor="accent1" w:themeShade="BF"/>
-      <w:sz w:val="32"/>
+      <w:rFonts w:eastAsiaTheme="majorEastAsia" w:cstheme="majorBidi"/>
+      <w:caps/>
       <w:szCs w:val="32"/>
     </w:rPr>
   </w:style>
@@ -1657,17 +956,16 @@
     <w:uiPriority w:val="9"/>
     <w:unhideWhenUsed/>
     <w:qFormat/>
-    <w:rsid w:val="00B37142"/>
+    <w:rsid w:val="0007478D"/>
     <w:pPr>
       <w:keepNext/>
       <w:keepLines/>
-      <w:spacing w:before="160" w:after="80"/>
+      <w:ind w:firstLine="0"/>
       <w:outlineLvl w:val="2"/>
     </w:pPr>
     <w:rPr>
       <w:rFonts w:eastAsiaTheme="majorEastAsia" w:cstheme="majorBidi"/>
-      <w:color w:val="0F4761" w:themeColor="accent1" w:themeShade="BF"/>
-      <w:sz w:val="28"/>
+      <w:b/>
       <w:szCs w:val="28"/>
     </w:rPr>
   </w:style>
@@ -1679,18 +977,17 @@
     <w:uiPriority w:val="9"/>
     <w:unhideWhenUsed/>
     <w:qFormat/>
-    <w:rsid w:val="00B37142"/>
+    <w:rsid w:val="0007478D"/>
     <w:pPr>
       <w:keepNext/>
       <w:keepLines/>
-      <w:spacing w:before="80" w:after="40"/>
+      <w:ind w:firstLine="0"/>
       <w:outlineLvl w:val="3"/>
     </w:pPr>
     <w:rPr>
       <w:rFonts w:eastAsiaTheme="majorEastAsia" w:cstheme="majorBidi"/>
       <w:i/>
       <w:iCs/>
-      <w:color w:val="0F4761" w:themeColor="accent1" w:themeShade="BF"/>
     </w:rPr>
   </w:style>
   <w:style w:type="paragraph" w:styleId="Ttulo5">
@@ -1701,16 +998,15 @@
     <w:uiPriority w:val="9"/>
     <w:unhideWhenUsed/>
     <w:qFormat/>
-    <w:rsid w:val="00B37142"/>
+    <w:rsid w:val="0007478D"/>
     <w:pPr>
       <w:keepNext/>
       <w:keepLines/>
-      <w:spacing w:before="80" w:after="40"/>
+      <w:ind w:firstLine="0"/>
       <w:outlineLvl w:val="4"/>
     </w:pPr>
     <w:rPr>
       <w:rFonts w:eastAsiaTheme="majorEastAsia" w:cstheme="majorBidi"/>
-      <w:color w:val="0F4761" w:themeColor="accent1" w:themeShade="BF"/>
     </w:rPr>
   </w:style>
   <w:style w:type="paragraph" w:styleId="Ttulo6">
@@ -1831,11 +1127,11 @@
     <w:basedOn w:val="Fontepargpadro"/>
     <w:link w:val="Ttulo1"/>
     <w:uiPriority w:val="9"/>
-    <w:rsid w:val="00B37142"/>
-    <w:rPr>
-      <w:rFonts w:asciiTheme="majorHAnsi" w:eastAsiaTheme="majorEastAsia" w:hAnsiTheme="majorHAnsi" w:cstheme="majorBidi"/>
-      <w:color w:val="0F4761" w:themeColor="accent1" w:themeShade="BF"/>
-      <w:sz w:val="40"/>
+    <w:rsid w:val="0007478D"/>
+    <w:rPr>
+      <w:rFonts w:eastAsiaTheme="majorEastAsia" w:cstheme="majorBidi"/>
+      <w:b/>
+      <w:caps/>
       <w:szCs w:val="40"/>
     </w:rPr>
   </w:style>
@@ -1844,11 +1140,10 @@
     <w:basedOn w:val="Fontepargpadro"/>
     <w:link w:val="Ttulo2"/>
     <w:uiPriority w:val="9"/>
-    <w:rsid w:val="00B37142"/>
-    <w:rPr>
-      <w:rFonts w:asciiTheme="majorHAnsi" w:eastAsiaTheme="majorEastAsia" w:hAnsiTheme="majorHAnsi" w:cstheme="majorBidi"/>
-      <w:color w:val="0F4761" w:themeColor="accent1" w:themeShade="BF"/>
-      <w:sz w:val="32"/>
+    <w:rsid w:val="0007478D"/>
+    <w:rPr>
+      <w:rFonts w:eastAsiaTheme="majorEastAsia" w:cstheme="majorBidi"/>
+      <w:caps/>
       <w:szCs w:val="32"/>
     </w:rPr>
   </w:style>
@@ -1857,11 +1152,10 @@
     <w:basedOn w:val="Fontepargpadro"/>
     <w:link w:val="Ttulo3"/>
     <w:uiPriority w:val="9"/>
-    <w:rsid w:val="00B37142"/>
-    <w:rPr>
-      <w:rFonts w:eastAsiaTheme="majorEastAsia" w:cstheme="majorBidi"/>
-      <w:color w:val="0F4761" w:themeColor="accent1" w:themeShade="BF"/>
-      <w:sz w:val="28"/>
+    <w:rsid w:val="0007478D"/>
+    <w:rPr>
+      <w:rFonts w:eastAsiaTheme="majorEastAsia" w:cstheme="majorBidi"/>
+      <w:b/>
       <w:szCs w:val="28"/>
     </w:rPr>
   </w:style>
@@ -1870,12 +1164,11 @@
     <w:basedOn w:val="Fontepargpadro"/>
     <w:link w:val="Ttulo4"/>
     <w:uiPriority w:val="9"/>
-    <w:rsid w:val="00B37142"/>
+    <w:rsid w:val="0007478D"/>
     <w:rPr>
       <w:rFonts w:eastAsiaTheme="majorEastAsia" w:cstheme="majorBidi"/>
       <w:i/>
       <w:iCs/>
-      <w:color w:val="0F4761" w:themeColor="accent1" w:themeShade="BF"/>
     </w:rPr>
   </w:style>
   <w:style w:type="character" w:customStyle="1" w:styleId="Ttulo5Char">
@@ -1883,10 +1176,9 @@
     <w:basedOn w:val="Fontepargpadro"/>
     <w:link w:val="Ttulo5"/>
     <w:uiPriority w:val="9"/>
-    <w:rsid w:val="00B37142"/>
-    <w:rPr>
-      <w:rFonts w:eastAsiaTheme="majorEastAsia" w:cstheme="majorBidi"/>
-      <w:color w:val="0F4761" w:themeColor="accent1" w:themeShade="BF"/>
+    <w:rsid w:val="0007478D"/>
+    <w:rPr>
+      <w:rFonts w:eastAsiaTheme="majorEastAsia" w:cstheme="majorBidi"/>
     </w:rPr>
   </w:style>
   <w:style w:type="character" w:customStyle="1" w:styleId="Ttulo6Char">
@@ -2488,7 +1780,7 @@
 </file>
 
 <file path=customXml/itemProps1.xml><?xml version="1.0" encoding="utf-8"?>
-<ds:datastoreItem xmlns:ds="http://schemas.openxmlformats.org/officeDocument/2006/customXml" ds:itemID="{B9A170BE-C82B-4784-B300-D45403128581}">
+<ds:datastoreItem xmlns:ds="http://schemas.openxmlformats.org/officeDocument/2006/customXml" ds:itemID="{FF122291-4B3E-44AB-AC1A-0595511206F2}">
   <ds:schemaRefs>
     <ds:schemaRef ds:uri="http://schemas.openxmlformats.org/officeDocument/2006/bibliography"/>
   </ds:schemaRefs>

--- a/TemplateFund2Word.docx
+++ b/TemplateFund2Word.docx
@@ -200,6 +200,702 @@
         <w:t>2026</w:t>
       </w:r>
     </w:p>
+    <w:sdt>
+      <w:sdtPr>
+        <w:id w:val="1463235856"/>
+        <w:docPartObj>
+          <w:docPartGallery w:val="Table of Contents"/>
+          <w:docPartUnique/>
+        </w:docPartObj>
+      </w:sdtPr>
+      <w:sdtEndPr>
+        <w:rPr>
+          <w:rFonts w:eastAsiaTheme="minorHAnsi" w:cstheme="minorBidi"/>
+          <w:bCs/>
+          <w:caps w:val="0"/>
+          <w:kern w:val="2"/>
+          <w:szCs w:val="24"/>
+          <w:lang w:eastAsia="en-US"/>
+          <w14:ligatures w14:val="standardContextual"/>
+        </w:rPr>
+      </w:sdtEndPr>
+      <w:sdtContent>
+        <w:p>
+          <w:pPr>
+            <w:pStyle w:val="CabealhodoSumrio"/>
+          </w:pPr>
+          <w:r>
+            <w:t>Sumário</w:t>
+          </w:r>
+        </w:p>
+        <w:p>
+          <w:pPr>
+            <w:pStyle w:val="Sumrio1"/>
+            <w:tabs>
+              <w:tab w:val="right" w:leader="dot" w:pos="9061"/>
+            </w:tabs>
+            <w:rPr>
+              <w:rFonts w:asciiTheme="minorHAnsi" w:eastAsiaTheme="minorEastAsia" w:hAnsiTheme="minorHAnsi"/>
+              <w:b w:val="0"/>
+              <w:caps w:val="0"/>
+              <w:noProof/>
+              <w:lang w:eastAsia="pt-BR"/>
+            </w:rPr>
+          </w:pPr>
+          <w:r>
+            <w:rPr>
+              <w:b w:val="0"/>
+              <w:caps w:val="0"/>
+            </w:rPr>
+            <w:fldChar w:fldCharType="begin"/>
+          </w:r>
+          <w:r>
+            <w:rPr>
+              <w:b w:val="0"/>
+              <w:caps w:val="0"/>
+            </w:rPr>
+            <w:instrText xml:space="preserve"> TOC \o "1-5" \h \z \u </w:instrText>
+          </w:r>
+          <w:r>
+            <w:rPr>
+              <w:b w:val="0"/>
+              <w:caps w:val="0"/>
+            </w:rPr>
+            <w:fldChar w:fldCharType="separate"/>
+          </w:r>
+          <w:hyperlink w:anchor="_Toc240207445" w:history="1">
+            <w:r>
+              <w:rPr>
+                <w:rStyle w:val="Hyperlink"/>
+                <w:noProof/>
+              </w:rPr>
+              <w:t>1. Introdução</w:t>
+            </w:r>
+            <w:r>
+              <w:rPr>
+                <w:noProof/>
+                <w:webHidden/>
+              </w:rPr>
+              <w:tab/>
+            </w:r>
+            <w:r>
+              <w:rPr>
+                <w:noProof/>
+                <w:webHidden/>
+              </w:rPr>
+              <w:fldChar w:fldCharType="begin"/>
+            </w:r>
+            <w:r>
+              <w:rPr>
+                <w:noProof/>
+                <w:webHidden/>
+              </w:rPr>
+              <w:instrText xml:space="preserve"> PAGEREF _Toc240207445 \h </w:instrText>
+            </w:r>
+            <w:r>
+              <w:rPr>
+                <w:noProof/>
+                <w:webHidden/>
+              </w:rPr>
+            </w:r>
+            <w:r>
+              <w:rPr>
+                <w:noProof/>
+                <w:webHidden/>
+              </w:rPr>
+              <w:fldChar w:fldCharType="separate"/>
+            </w:r>
+            <w:r>
+              <w:rPr>
+                <w:noProof/>
+                <w:webHidden/>
+              </w:rPr>
+              <w:t>2</w:t>
+            </w:r>
+            <w:r>
+              <w:rPr>
+                <w:noProof/>
+                <w:webHidden/>
+              </w:rPr>
+              <w:fldChar w:fldCharType="end"/>
+            </w:r>
+          </w:hyperlink>
+        </w:p>
+        <w:p>
+          <w:pPr>
+            <w:pStyle w:val="Sumrio1"/>
+            <w:tabs>
+              <w:tab w:val="right" w:leader="dot" w:pos="9061"/>
+            </w:tabs>
+            <w:rPr>
+              <w:rFonts w:asciiTheme="minorHAnsi" w:eastAsiaTheme="minorEastAsia" w:hAnsiTheme="minorHAnsi"/>
+              <w:b w:val="0"/>
+              <w:caps w:val="0"/>
+              <w:noProof/>
+              <w:lang w:eastAsia="pt-BR"/>
+            </w:rPr>
+          </w:pPr>
+          <w:hyperlink w:anchor="_Toc240207446" w:history="1">
+            <w:r>
+              <w:rPr>
+                <w:rStyle w:val="Hyperlink"/>
+                <w:noProof/>
+              </w:rPr>
+              <w:t>2. Desenvolvimento</w:t>
+            </w:r>
+            <w:r>
+              <w:rPr>
+                <w:noProof/>
+                <w:webHidden/>
+              </w:rPr>
+              <w:tab/>
+            </w:r>
+            <w:r>
+              <w:rPr>
+                <w:noProof/>
+                <w:webHidden/>
+              </w:rPr>
+              <w:fldChar w:fldCharType="begin"/>
+            </w:r>
+            <w:r>
+              <w:rPr>
+                <w:noProof/>
+                <w:webHidden/>
+              </w:rPr>
+              <w:instrText xml:space="preserve"> PAGEREF _Toc240207446 \h </w:instrText>
+            </w:r>
+            <w:r>
+              <w:rPr>
+                <w:noProof/>
+                <w:webHidden/>
+              </w:rPr>
+            </w:r>
+            <w:r>
+              <w:rPr>
+                <w:noProof/>
+                <w:webHidden/>
+              </w:rPr>
+              <w:fldChar w:fldCharType="separate"/>
+            </w:r>
+            <w:r>
+              <w:rPr>
+                <w:noProof/>
+                <w:webHidden/>
+              </w:rPr>
+              <w:t>2</w:t>
+            </w:r>
+            <w:r>
+              <w:rPr>
+                <w:noProof/>
+                <w:webHidden/>
+              </w:rPr>
+              <w:fldChar w:fldCharType="end"/>
+            </w:r>
+          </w:hyperlink>
+        </w:p>
+        <w:p>
+          <w:pPr>
+            <w:pStyle w:val="Sumrio2"/>
+            <w:rPr>
+              <w:rFonts w:asciiTheme="minorHAnsi" w:eastAsiaTheme="minorEastAsia" w:hAnsiTheme="minorHAnsi"/>
+              <w:caps w:val="0"/>
+              <w:noProof/>
+              <w:lang w:eastAsia="pt-BR"/>
+            </w:rPr>
+          </w:pPr>
+          <w:hyperlink w:anchor="_Toc240207447" w:history="1">
+            <w:r>
+              <w:rPr>
+                <w:rStyle w:val="Hyperlink"/>
+                <w:noProof/>
+              </w:rPr>
+              <w:t>2.1 Citações</w:t>
+            </w:r>
+            <w:r>
+              <w:rPr>
+                <w:noProof/>
+                <w:webHidden/>
+              </w:rPr>
+              <w:tab/>
+            </w:r>
+            <w:r>
+              <w:rPr>
+                <w:noProof/>
+                <w:webHidden/>
+              </w:rPr>
+              <w:fldChar w:fldCharType="begin"/>
+            </w:r>
+            <w:r>
+              <w:rPr>
+                <w:noProof/>
+                <w:webHidden/>
+              </w:rPr>
+              <w:instrText xml:space="preserve"> PAGEREF _Toc240207447 \h </w:instrText>
+            </w:r>
+            <w:r>
+              <w:rPr>
+                <w:noProof/>
+                <w:webHidden/>
+              </w:rPr>
+            </w:r>
+            <w:r>
+              <w:rPr>
+                <w:noProof/>
+                <w:webHidden/>
+              </w:rPr>
+              <w:fldChar w:fldCharType="separate"/>
+            </w:r>
+            <w:r>
+              <w:rPr>
+                <w:noProof/>
+                <w:webHidden/>
+              </w:rPr>
+              <w:t>2</w:t>
+            </w:r>
+            <w:r>
+              <w:rPr>
+                <w:noProof/>
+                <w:webHidden/>
+              </w:rPr>
+              <w:fldChar w:fldCharType="end"/>
+            </w:r>
+          </w:hyperlink>
+        </w:p>
+        <w:p>
+          <w:pPr>
+            <w:pStyle w:val="Sumrio2"/>
+            <w:rPr>
+              <w:rFonts w:asciiTheme="minorHAnsi" w:eastAsiaTheme="minorEastAsia" w:hAnsiTheme="minorHAnsi"/>
+              <w:caps w:val="0"/>
+              <w:noProof/>
+              <w:lang w:eastAsia="pt-BR"/>
+            </w:rPr>
+          </w:pPr>
+          <w:hyperlink w:anchor="_Toc240207448" w:history="1">
+            <w:r>
+              <w:rPr>
+                <w:rStyle w:val="Hyperlink"/>
+                <w:noProof/>
+              </w:rPr>
+              <w:t>2.2 Seção secundária</w:t>
+            </w:r>
+            <w:r>
+              <w:rPr>
+                <w:noProof/>
+                <w:webHidden/>
+              </w:rPr>
+              <w:tab/>
+            </w:r>
+            <w:r>
+              <w:rPr>
+                <w:noProof/>
+                <w:webHidden/>
+              </w:rPr>
+              <w:fldChar w:fldCharType="begin"/>
+            </w:r>
+            <w:r>
+              <w:rPr>
+                <w:noProof/>
+                <w:webHidden/>
+              </w:rPr>
+              <w:instrText xml:space="preserve"> PAGEREF _Toc240207448 \h </w:instrText>
+            </w:r>
+            <w:r>
+              <w:rPr>
+                <w:noProof/>
+                <w:webHidden/>
+              </w:rPr>
+            </w:r>
+            <w:r>
+              <w:rPr>
+                <w:noProof/>
+                <w:webHidden/>
+              </w:rPr>
+              <w:fldChar w:fldCharType="separate"/>
+            </w:r>
+            <w:r>
+              <w:rPr>
+                <w:noProof/>
+                <w:webHidden/>
+              </w:rPr>
+              <w:t>3</w:t>
+            </w:r>
+            <w:r>
+              <w:rPr>
+                <w:noProof/>
+                <w:webHidden/>
+              </w:rPr>
+              <w:fldChar w:fldCharType="end"/>
+            </w:r>
+          </w:hyperlink>
+        </w:p>
+        <w:p>
+          <w:pPr>
+            <w:pStyle w:val="Sumrio3"/>
+            <w:tabs>
+              <w:tab w:val="right" w:leader="dot" w:pos="9061"/>
+            </w:tabs>
+            <w:rPr>
+              <w:rFonts w:asciiTheme="minorHAnsi" w:eastAsiaTheme="minorEastAsia" w:hAnsiTheme="minorHAnsi"/>
+              <w:b w:val="0"/>
+              <w:noProof/>
+              <w:lang w:eastAsia="pt-BR"/>
+            </w:rPr>
+          </w:pPr>
+          <w:hyperlink w:anchor="_Toc240207449" w:history="1">
+            <w:r>
+              <w:rPr>
+                <w:rStyle w:val="Hyperlink"/>
+                <w:noProof/>
+              </w:rPr>
+              <w:t>2.2.1 Seção terciária</w:t>
+            </w:r>
+            <w:r>
+              <w:rPr>
+                <w:noProof/>
+                <w:webHidden/>
+              </w:rPr>
+              <w:tab/>
+            </w:r>
+            <w:r>
+              <w:rPr>
+                <w:noProof/>
+                <w:webHidden/>
+              </w:rPr>
+              <w:fldChar w:fldCharType="begin"/>
+            </w:r>
+            <w:r>
+              <w:rPr>
+                <w:noProof/>
+                <w:webHidden/>
+              </w:rPr>
+              <w:instrText xml:space="preserve"> PAGEREF _Toc240207449 \h </w:instrText>
+            </w:r>
+            <w:r>
+              <w:rPr>
+                <w:noProof/>
+                <w:webHidden/>
+              </w:rPr>
+            </w:r>
+            <w:r>
+              <w:rPr>
+                <w:noProof/>
+                <w:webHidden/>
+              </w:rPr>
+              <w:fldChar w:fldCharType="separate"/>
+            </w:r>
+            <w:r>
+              <w:rPr>
+                <w:noProof/>
+                <w:webHidden/>
+              </w:rPr>
+              <w:t>3</w:t>
+            </w:r>
+            <w:r>
+              <w:rPr>
+                <w:noProof/>
+                <w:webHidden/>
+              </w:rPr>
+              <w:fldChar w:fldCharType="end"/>
+            </w:r>
+          </w:hyperlink>
+        </w:p>
+        <w:p>
+          <w:pPr>
+            <w:pStyle w:val="Sumrio4"/>
+            <w:tabs>
+              <w:tab w:val="right" w:leader="dot" w:pos="9061"/>
+            </w:tabs>
+            <w:rPr>
+              <w:rFonts w:asciiTheme="minorHAnsi" w:eastAsiaTheme="minorEastAsia" w:hAnsiTheme="minorHAnsi"/>
+              <w:i w:val="0"/>
+              <w:noProof/>
+              <w:lang w:eastAsia="pt-BR"/>
+            </w:rPr>
+          </w:pPr>
+          <w:hyperlink w:anchor="_Toc240207450" w:history="1">
+            <w:r>
+              <w:rPr>
+                <w:rStyle w:val="Hyperlink"/>
+                <w:noProof/>
+              </w:rPr>
+              <w:t>2.2.1.1 Seção quartenária</w:t>
+            </w:r>
+            <w:r>
+              <w:rPr>
+                <w:noProof/>
+                <w:webHidden/>
+              </w:rPr>
+              <w:tab/>
+            </w:r>
+            <w:r>
+              <w:rPr>
+                <w:noProof/>
+                <w:webHidden/>
+              </w:rPr>
+              <w:fldChar w:fldCharType="begin"/>
+            </w:r>
+            <w:r>
+              <w:rPr>
+                <w:noProof/>
+                <w:webHidden/>
+              </w:rPr>
+              <w:instrText xml:space="preserve"> PAGEREF _Toc240207450 \h </w:instrText>
+            </w:r>
+            <w:r>
+              <w:rPr>
+                <w:noProof/>
+                <w:webHidden/>
+              </w:rPr>
+            </w:r>
+            <w:r>
+              <w:rPr>
+                <w:noProof/>
+                <w:webHidden/>
+              </w:rPr>
+              <w:fldChar w:fldCharType="separate"/>
+            </w:r>
+            <w:r>
+              <w:rPr>
+                <w:noProof/>
+                <w:webHidden/>
+              </w:rPr>
+              <w:t>3</w:t>
+            </w:r>
+            <w:r>
+              <w:rPr>
+                <w:noProof/>
+                <w:webHidden/>
+              </w:rPr>
+              <w:fldChar w:fldCharType="end"/>
+            </w:r>
+          </w:hyperlink>
+        </w:p>
+        <w:p>
+          <w:pPr>
+            <w:pStyle w:val="Sumrio5"/>
+            <w:tabs>
+              <w:tab w:val="right" w:leader="dot" w:pos="9061"/>
+            </w:tabs>
+            <w:rPr>
+              <w:rFonts w:asciiTheme="minorHAnsi" w:eastAsiaTheme="minorEastAsia" w:hAnsiTheme="minorHAnsi"/>
+              <w:noProof/>
+              <w:lang w:eastAsia="pt-BR"/>
+            </w:rPr>
+          </w:pPr>
+          <w:hyperlink w:anchor="_Toc240207451" w:history="1">
+            <w:r>
+              <w:rPr>
+                <w:rStyle w:val="Hyperlink"/>
+                <w:noProof/>
+              </w:rPr>
+              <w:t>2.2.1.1.1 Seção quinária</w:t>
+            </w:r>
+            <w:r>
+              <w:rPr>
+                <w:noProof/>
+                <w:webHidden/>
+              </w:rPr>
+              <w:tab/>
+            </w:r>
+            <w:r>
+              <w:rPr>
+                <w:noProof/>
+                <w:webHidden/>
+              </w:rPr>
+              <w:fldChar w:fldCharType="begin"/>
+            </w:r>
+            <w:r>
+              <w:rPr>
+                <w:noProof/>
+                <w:webHidden/>
+              </w:rPr>
+              <w:instrText xml:space="preserve"> PAGEREF _Toc240207451 \h </w:instrText>
+            </w:r>
+            <w:r>
+              <w:rPr>
+                <w:noProof/>
+                <w:webHidden/>
+              </w:rPr>
+            </w:r>
+            <w:r>
+              <w:rPr>
+                <w:noProof/>
+                <w:webHidden/>
+              </w:rPr>
+              <w:fldChar w:fldCharType="separate"/>
+            </w:r>
+            <w:r>
+              <w:rPr>
+                <w:noProof/>
+                <w:webHidden/>
+              </w:rPr>
+              <w:t>3</w:t>
+            </w:r>
+            <w:r>
+              <w:rPr>
+                <w:noProof/>
+                <w:webHidden/>
+              </w:rPr>
+              <w:fldChar w:fldCharType="end"/>
+            </w:r>
+          </w:hyperlink>
+        </w:p>
+        <w:p>
+          <w:pPr>
+            <w:pStyle w:val="Sumrio1"/>
+            <w:tabs>
+              <w:tab w:val="right" w:leader="dot" w:pos="9061"/>
+            </w:tabs>
+            <w:rPr>
+              <w:rFonts w:asciiTheme="minorHAnsi" w:eastAsiaTheme="minorEastAsia" w:hAnsiTheme="minorHAnsi"/>
+              <w:b w:val="0"/>
+              <w:caps w:val="0"/>
+              <w:noProof/>
+              <w:lang w:eastAsia="pt-BR"/>
+            </w:rPr>
+          </w:pPr>
+          <w:hyperlink w:anchor="_Toc240207452" w:history="1">
+            <w:r>
+              <w:rPr>
+                <w:rStyle w:val="Hyperlink"/>
+                <w:noProof/>
+              </w:rPr>
+              <w:t>3. Conclusão</w:t>
+            </w:r>
+            <w:r>
+              <w:rPr>
+                <w:noProof/>
+                <w:webHidden/>
+              </w:rPr>
+              <w:tab/>
+            </w:r>
+            <w:r>
+              <w:rPr>
+                <w:noProof/>
+                <w:webHidden/>
+              </w:rPr>
+              <w:fldChar w:fldCharType="begin"/>
+            </w:r>
+            <w:r>
+              <w:rPr>
+                <w:noProof/>
+                <w:webHidden/>
+              </w:rPr>
+              <w:instrText xml:space="preserve"> PAGEREF _Toc240207452 \h </w:instrText>
+            </w:r>
+            <w:r>
+              <w:rPr>
+                <w:noProof/>
+                <w:webHidden/>
+              </w:rPr>
+            </w:r>
+            <w:r>
+              <w:rPr>
+                <w:noProof/>
+                <w:webHidden/>
+              </w:rPr>
+              <w:fldChar w:fldCharType="separate"/>
+            </w:r>
+            <w:r>
+              <w:rPr>
+                <w:noProof/>
+                <w:webHidden/>
+              </w:rPr>
+              <w:t>3</w:t>
+            </w:r>
+            <w:r>
+              <w:rPr>
+                <w:noProof/>
+                <w:webHidden/>
+              </w:rPr>
+              <w:fldChar w:fldCharType="end"/>
+            </w:r>
+          </w:hyperlink>
+        </w:p>
+        <w:p>
+          <w:pPr>
+            <w:pStyle w:val="Sumrio1"/>
+            <w:tabs>
+              <w:tab w:val="right" w:leader="dot" w:pos="9061"/>
+            </w:tabs>
+            <w:rPr>
+              <w:rFonts w:asciiTheme="minorHAnsi" w:eastAsiaTheme="minorEastAsia" w:hAnsiTheme="minorHAnsi"/>
+              <w:b w:val="0"/>
+              <w:caps w:val="0"/>
+              <w:noProof/>
+              <w:lang w:eastAsia="pt-BR"/>
+            </w:rPr>
+          </w:pPr>
+          <w:hyperlink w:anchor="_Toc240207453" w:history="1">
+            <w:r>
+              <w:rPr>
+                <w:rStyle w:val="Hyperlink"/>
+                <w:noProof/>
+              </w:rPr>
+              <w:t>Referências</w:t>
+            </w:r>
+            <w:r>
+              <w:rPr>
+                <w:noProof/>
+                <w:webHidden/>
+              </w:rPr>
+              <w:tab/>
+            </w:r>
+            <w:r>
+              <w:rPr>
+                <w:noProof/>
+                <w:webHidden/>
+              </w:rPr>
+              <w:fldChar w:fldCharType="begin"/>
+            </w:r>
+            <w:r>
+              <w:rPr>
+                <w:noProof/>
+                <w:webHidden/>
+              </w:rPr>
+              <w:instrText xml:space="preserve"> PAGEREF _Toc240207453 \h </w:instrText>
+            </w:r>
+            <w:r>
+              <w:rPr>
+                <w:noProof/>
+                <w:webHidden/>
+              </w:rPr>
+            </w:r>
+            <w:r>
+              <w:rPr>
+                <w:noProof/>
+                <w:webHidden/>
+              </w:rPr>
+              <w:fldChar w:fldCharType="separate"/>
+            </w:r>
+            <w:r>
+              <w:rPr>
+                <w:noProof/>
+                <w:webHidden/>
+              </w:rPr>
+              <w:t>3</w:t>
+            </w:r>
+            <w:r>
+              <w:rPr>
+                <w:noProof/>
+                <w:webHidden/>
+              </w:rPr>
+              <w:fldChar w:fldCharType="end"/>
+            </w:r>
+          </w:hyperlink>
+        </w:p>
+        <w:p>
+          <w:r>
+            <w:rPr>
+              <w:b/>
+              <w:caps/>
+            </w:rPr>
+            <w:fldChar w:fldCharType="end"/>
+          </w:r>
+        </w:p>
+      </w:sdtContent>
+    </w:sdt>
     <w:p>
       <w:pPr>
         <w:ind w:firstLine="708"/>
@@ -209,32 +905,68 @@
       <w:pPr>
         <w:pStyle w:val="Ttulo1"/>
       </w:pPr>
+      <w:bookmarkStart w:id="0" w:name="_Toc240207445"/>
       <w:r>
         <w:t>1. Introdução</w:t>
       </w:r>
-    </w:p>
-    <w:p>
-      <w:r>
-        <w:t>Deve-se abordar claramente o assunto trabalhado, o objetivo, bem como fornecer alguns detalhes de como a pesquisa foi feita, entre outas. Pode-se também dar uma breve descrição sobre os tópcios e o contexto histórico. Não é correto colocar conclusões na introdução.</w:t>
-      </w:r>
-    </w:p>
-    <w:p>
-      <w:r>
-        <w:t>Não sei quantos níveis o sumário precisa, então, por favor, se você sabe, por favor, abra uma issue no repositório e explique, obrigado!</w:t>
-      </w:r>
-    </w:p>
-    <w:p>
-      <w:r>
-        <w:t>Também gostaria de notar que não sou responsável por qualquer 0, anulação, ou outros problemas decorridos de usar esse template para o trabalho!</w:t>
+      <w:bookmarkEnd w:id="0"/>
+    </w:p>
+    <w:p>
+      <w:r>
+        <w:t xml:space="preserve">Deve-se abordar claramente o assunto trabalhado, o objetivo, bem como </w:t>
+      </w:r>
+      <w:proofErr w:type="spellStart"/>
+      <w:r>
+        <w:t>fornecer</w:t>
+      </w:r>
+      <w:proofErr w:type="spellEnd"/>
+      <w:r>
+        <w:t xml:space="preserve"> alguns detalhes de como a pesquisa foi feita, entre outas. Pode-se também dar uma breve descrição sobre os </w:t>
+      </w:r>
+      <w:proofErr w:type="spellStart"/>
+      <w:r>
+        <w:t>tópcios</w:t>
+      </w:r>
+      <w:proofErr w:type="spellEnd"/>
+      <w:r>
+        <w:t xml:space="preserve"> e o contexto histórico. Não é correto colocar conclusões na introdução.</w:t>
+      </w:r>
+    </w:p>
+    <w:p>
+      <w:r>
+        <w:t xml:space="preserve">Não sei quantos níveis o sumário precisa, então, por favor, se você sabe, por favor, abra uma </w:t>
+      </w:r>
+      <w:proofErr w:type="spellStart"/>
+      <w:r>
+        <w:t>issue</w:t>
+      </w:r>
+      <w:proofErr w:type="spellEnd"/>
+      <w:r>
+        <w:t xml:space="preserve"> no repositório e explique, obrigado!</w:t>
+      </w:r>
+    </w:p>
+    <w:p>
+      <w:r>
+        <w:t xml:space="preserve">Também gostaria de notar que não sou responsável por qualquer 0, anulação, ou outros problemas decorridos de usar esse </w:t>
+      </w:r>
+      <w:proofErr w:type="spellStart"/>
+      <w:r>
+        <w:t>template</w:t>
+      </w:r>
+      <w:proofErr w:type="spellEnd"/>
+      <w:r>
+        <w:t xml:space="preserve"> para o trabalho!</w:t>
       </w:r>
     </w:p>
     <w:p>
       <w:pPr>
         <w:pStyle w:val="Ttulo1"/>
       </w:pPr>
+      <w:bookmarkStart w:id="1" w:name="_Toc240207446"/>
       <w:r>
         <w:t>2. Desenvolvimento</w:t>
       </w:r>
+      <w:bookmarkEnd w:id="1"/>
     </w:p>
     <w:p>
       <w:r>
@@ -258,9 +990,11 @@
       <w:pPr>
         <w:pStyle w:val="Ttulo2"/>
       </w:pPr>
+      <w:bookmarkStart w:id="2" w:name="_Toc240207447"/>
       <w:r>
         <w:t>2.1 Citações</w:t>
       </w:r>
+      <w:bookmarkEnd w:id="2"/>
     </w:p>
     <w:p>
       <w:r>
@@ -268,13 +1002,43 @@
       </w:r>
     </w:p>
     <w:p>
-      <w:r>
-        <w:t>Ex: “A matemática era, sem dúvida, a atividade favorita de Arquimedes.” (GOLDSMITH, 2011, p.9)</w:t>
-      </w:r>
-    </w:p>
-    <w:p>
-      <w:r>
-        <w:t>Citações com mais de três linhas devem estar recuadas a 4 cm da margem esquerda, com letra de tamanho menor, espaçamento simples e sem aspas. Este template ját e inclui o estilo “Citação mais de 4 linhas”, para esse fim. Ex:</w:t>
+      <w:proofErr w:type="spellStart"/>
+      <w:r>
+        <w:t>Ex</w:t>
+      </w:r>
+      <w:proofErr w:type="spellEnd"/>
+      <w:r>
+        <w:t>: “A matemática era, sem dúvida, a atividade favorita de Arquimedes.” (GOLDSMITH, 2011, p.9)</w:t>
+      </w:r>
+    </w:p>
+    <w:p>
+      <w:r>
+        <w:lastRenderedPageBreak/>
+        <w:t xml:space="preserve">Citações com mais de três linhas devem estar recuadas a 4 cm da margem esquerda, com letra de tamanho menor, espaçamento simples e sem aspas. Este </w:t>
+      </w:r>
+      <w:proofErr w:type="spellStart"/>
+      <w:r>
+        <w:t>template</w:t>
+      </w:r>
+      <w:proofErr w:type="spellEnd"/>
+      <w:r>
+        <w:t xml:space="preserve"> </w:t>
+      </w:r>
+      <w:proofErr w:type="spellStart"/>
+      <w:r>
+        <w:t>ját</w:t>
+      </w:r>
+      <w:proofErr w:type="spellEnd"/>
+      <w:r>
+        <w:t xml:space="preserve"> e inclui o estilo “Citação mais de 4 linhas”, para esse fim. </w:t>
+      </w:r>
+      <w:proofErr w:type="spellStart"/>
+      <w:r>
+        <w:t>Ex</w:t>
+      </w:r>
+      <w:proofErr w:type="spellEnd"/>
+      <w:r>
+        <w:t>:</w:t>
       </w:r>
     </w:p>
     <w:p>
@@ -294,100 +1058,774 @@
       <w:pPr>
         <w:pStyle w:val="Ttulo2"/>
       </w:pPr>
+      <w:bookmarkStart w:id="3" w:name="_Toc240207448"/>
       <w:r>
         <w:t>2.2 Seção secundária</w:t>
       </w:r>
-    </w:p>
-    <w:p>
-      <w:r>
-        <w:t xml:space="preserve">Lorem ipsum dolor sit amet, consectetur adipiscing elit. </w:t>
-      </w:r>
-      <w:r>
-        <w:rPr>
-          <w:lang w:val="en-US"/>
-        </w:rPr>
-        <w:t xml:space="preserve">Aenean tincidunt porttitor nisl, finibus sagittis odio ullamcorper non. </w:t>
-      </w:r>
-      <w:r>
-        <w:t>Sed euismod rutrum eros, nec volutpat ante luctus a.</w:t>
+      <w:bookmarkEnd w:id="3"/>
+    </w:p>
+    <w:p>
+      <w:proofErr w:type="spellStart"/>
+      <w:r>
+        <w:t>Lorem</w:t>
+      </w:r>
+      <w:proofErr w:type="spellEnd"/>
+      <w:r>
+        <w:t xml:space="preserve"> ipsum </w:t>
+      </w:r>
+      <w:proofErr w:type="spellStart"/>
+      <w:r>
+        <w:t>dolor</w:t>
+      </w:r>
+      <w:proofErr w:type="spellEnd"/>
+      <w:r>
+        <w:t xml:space="preserve"> </w:t>
+      </w:r>
+      <w:proofErr w:type="spellStart"/>
+      <w:r>
+        <w:t>sit</w:t>
+      </w:r>
+      <w:proofErr w:type="spellEnd"/>
+      <w:r>
+        <w:t xml:space="preserve"> </w:t>
+      </w:r>
+      <w:proofErr w:type="spellStart"/>
+      <w:r>
+        <w:t>amet</w:t>
+      </w:r>
+      <w:proofErr w:type="spellEnd"/>
+      <w:r>
+        <w:t xml:space="preserve">, </w:t>
+      </w:r>
+      <w:proofErr w:type="spellStart"/>
+      <w:r>
+        <w:t>consectetur</w:t>
+      </w:r>
+      <w:proofErr w:type="spellEnd"/>
+      <w:r>
+        <w:t xml:space="preserve"> </w:t>
+      </w:r>
+      <w:proofErr w:type="spellStart"/>
+      <w:r>
+        <w:t>adipiscing</w:t>
+      </w:r>
+      <w:proofErr w:type="spellEnd"/>
+      <w:r>
+        <w:t xml:space="preserve"> </w:t>
+      </w:r>
+      <w:proofErr w:type="spellStart"/>
+      <w:r>
+        <w:t>elit</w:t>
+      </w:r>
+      <w:proofErr w:type="spellEnd"/>
+      <w:r>
+        <w:t xml:space="preserve">. </w:t>
+      </w:r>
+      <w:r>
+        <w:rPr>
+          <w:lang w:val="en-US"/>
+        </w:rPr>
+        <w:t xml:space="preserve">Aenean </w:t>
+      </w:r>
+      <w:proofErr w:type="spellStart"/>
+      <w:r>
+        <w:rPr>
+          <w:lang w:val="en-US"/>
+        </w:rPr>
+        <w:t>tincidunt</w:t>
+      </w:r>
+      <w:proofErr w:type="spellEnd"/>
+      <w:r>
+        <w:rPr>
+          <w:lang w:val="en-US"/>
+        </w:rPr>
+        <w:t xml:space="preserve"> </w:t>
+      </w:r>
+      <w:proofErr w:type="spellStart"/>
+      <w:r>
+        <w:rPr>
+          <w:lang w:val="en-US"/>
+        </w:rPr>
+        <w:t>porttitor</w:t>
+      </w:r>
+      <w:proofErr w:type="spellEnd"/>
+      <w:r>
+        <w:rPr>
+          <w:lang w:val="en-US"/>
+        </w:rPr>
+        <w:t xml:space="preserve"> </w:t>
+      </w:r>
+      <w:proofErr w:type="spellStart"/>
+      <w:r>
+        <w:rPr>
+          <w:lang w:val="en-US"/>
+        </w:rPr>
+        <w:t>nisl</w:t>
+      </w:r>
+      <w:proofErr w:type="spellEnd"/>
+      <w:r>
+        <w:rPr>
+          <w:lang w:val="en-US"/>
+        </w:rPr>
+        <w:t xml:space="preserve">, </w:t>
+      </w:r>
+      <w:proofErr w:type="spellStart"/>
+      <w:r>
+        <w:rPr>
+          <w:lang w:val="en-US"/>
+        </w:rPr>
+        <w:t>finibus</w:t>
+      </w:r>
+      <w:proofErr w:type="spellEnd"/>
+      <w:r>
+        <w:rPr>
+          <w:lang w:val="en-US"/>
+        </w:rPr>
+        <w:t xml:space="preserve"> </w:t>
+      </w:r>
+      <w:proofErr w:type="spellStart"/>
+      <w:r>
+        <w:rPr>
+          <w:lang w:val="en-US"/>
+        </w:rPr>
+        <w:t>sagittis</w:t>
+      </w:r>
+      <w:proofErr w:type="spellEnd"/>
+      <w:r>
+        <w:rPr>
+          <w:lang w:val="en-US"/>
+        </w:rPr>
+        <w:t xml:space="preserve"> </w:t>
+      </w:r>
+      <w:proofErr w:type="spellStart"/>
+      <w:r>
+        <w:rPr>
+          <w:lang w:val="en-US"/>
+        </w:rPr>
+        <w:t>odio</w:t>
+      </w:r>
+      <w:proofErr w:type="spellEnd"/>
+      <w:r>
+        <w:rPr>
+          <w:lang w:val="en-US"/>
+        </w:rPr>
+        <w:t xml:space="preserve"> </w:t>
+      </w:r>
+      <w:proofErr w:type="spellStart"/>
+      <w:r>
+        <w:rPr>
+          <w:lang w:val="en-US"/>
+        </w:rPr>
+        <w:t>ullamcorper</w:t>
+      </w:r>
+      <w:proofErr w:type="spellEnd"/>
+      <w:r>
+        <w:rPr>
+          <w:lang w:val="en-US"/>
+        </w:rPr>
+        <w:t xml:space="preserve"> non. </w:t>
+      </w:r>
+      <w:proofErr w:type="spellStart"/>
+      <w:r>
+        <w:t>Sed</w:t>
+      </w:r>
+      <w:proofErr w:type="spellEnd"/>
+      <w:r>
+        <w:t xml:space="preserve"> </w:t>
+      </w:r>
+      <w:proofErr w:type="spellStart"/>
+      <w:r>
+        <w:t>euismod</w:t>
+      </w:r>
+      <w:proofErr w:type="spellEnd"/>
+      <w:r>
+        <w:t xml:space="preserve"> </w:t>
+      </w:r>
+      <w:proofErr w:type="spellStart"/>
+      <w:r>
+        <w:t>rutrum</w:t>
+      </w:r>
+      <w:proofErr w:type="spellEnd"/>
+      <w:r>
+        <w:t xml:space="preserve"> </w:t>
+      </w:r>
+      <w:proofErr w:type="spellStart"/>
+      <w:r>
+        <w:t>eros</w:t>
+      </w:r>
+      <w:proofErr w:type="spellEnd"/>
+      <w:r>
+        <w:t xml:space="preserve">, </w:t>
+      </w:r>
+      <w:proofErr w:type="spellStart"/>
+      <w:r>
+        <w:t>nec</w:t>
+      </w:r>
+      <w:proofErr w:type="spellEnd"/>
+      <w:r>
+        <w:t xml:space="preserve"> </w:t>
+      </w:r>
+      <w:proofErr w:type="spellStart"/>
+      <w:r>
+        <w:t>volutpat</w:t>
+      </w:r>
+      <w:proofErr w:type="spellEnd"/>
+      <w:r>
+        <w:t xml:space="preserve"> ante </w:t>
+      </w:r>
+      <w:proofErr w:type="spellStart"/>
+      <w:r>
+        <w:t>luctus</w:t>
+      </w:r>
+      <w:proofErr w:type="spellEnd"/>
+      <w:r>
+        <w:t xml:space="preserve"> a.</w:t>
       </w:r>
     </w:p>
     <w:p>
       <w:pPr>
         <w:pStyle w:val="Ttulo3"/>
       </w:pPr>
-      <w:r>
-        <w:lastRenderedPageBreak/>
+      <w:bookmarkStart w:id="4" w:name="_Toc240207449"/>
+      <w:r>
         <w:t>2.2.1 Seção terciária</w:t>
       </w:r>
-    </w:p>
-    <w:p>
-      <w:pPr>
-        <w:rPr>
-          <w:lang w:val="en-US"/>
-        </w:rPr>
-      </w:pPr>
-      <w:r>
-        <w:rPr>
-          <w:lang w:val="en-US"/>
-        </w:rPr>
-        <w:t>Pellentesque elit sem, aliquet sed efficitur sit amet, efficitur in turpis. Proin et risus felis. Duis sit amet efficitur lorem, sed auctor orci</w:t>
-      </w:r>
+      <w:bookmarkEnd w:id="4"/>
+    </w:p>
+    <w:p>
+      <w:pPr>
+        <w:rPr>
+          <w:lang w:val="en-US"/>
+        </w:rPr>
+      </w:pPr>
+      <w:proofErr w:type="spellStart"/>
+      <w:r>
+        <w:rPr>
+          <w:lang w:val="en-US"/>
+        </w:rPr>
+        <w:t>Pellentesque</w:t>
+      </w:r>
+      <w:proofErr w:type="spellEnd"/>
+      <w:r>
+        <w:rPr>
+          <w:lang w:val="en-US"/>
+        </w:rPr>
+        <w:t xml:space="preserve"> </w:t>
+      </w:r>
+      <w:proofErr w:type="spellStart"/>
+      <w:r>
+        <w:rPr>
+          <w:lang w:val="en-US"/>
+        </w:rPr>
+        <w:t>elit</w:t>
+      </w:r>
+      <w:proofErr w:type="spellEnd"/>
+      <w:r>
+        <w:rPr>
+          <w:lang w:val="en-US"/>
+        </w:rPr>
+        <w:t xml:space="preserve"> </w:t>
+      </w:r>
+      <w:proofErr w:type="spellStart"/>
+      <w:r>
+        <w:rPr>
+          <w:lang w:val="en-US"/>
+        </w:rPr>
+        <w:t>sem</w:t>
+      </w:r>
+      <w:proofErr w:type="spellEnd"/>
+      <w:r>
+        <w:rPr>
+          <w:lang w:val="en-US"/>
+        </w:rPr>
+        <w:t xml:space="preserve">, </w:t>
+      </w:r>
+      <w:proofErr w:type="spellStart"/>
+      <w:r>
+        <w:rPr>
+          <w:lang w:val="en-US"/>
+        </w:rPr>
+        <w:t>aliquet</w:t>
+      </w:r>
+      <w:proofErr w:type="spellEnd"/>
+      <w:r>
+        <w:rPr>
+          <w:lang w:val="en-US"/>
+        </w:rPr>
+        <w:t xml:space="preserve"> sed </w:t>
+      </w:r>
+      <w:proofErr w:type="spellStart"/>
+      <w:r>
+        <w:rPr>
+          <w:lang w:val="en-US"/>
+        </w:rPr>
+        <w:t>efficitur</w:t>
+      </w:r>
+      <w:proofErr w:type="spellEnd"/>
+      <w:r>
+        <w:rPr>
+          <w:lang w:val="en-US"/>
+        </w:rPr>
+        <w:t xml:space="preserve"> sit </w:t>
+      </w:r>
+      <w:proofErr w:type="spellStart"/>
+      <w:r>
+        <w:rPr>
+          <w:lang w:val="en-US"/>
+        </w:rPr>
+        <w:t>amet</w:t>
+      </w:r>
+      <w:proofErr w:type="spellEnd"/>
+      <w:r>
+        <w:rPr>
+          <w:lang w:val="en-US"/>
+        </w:rPr>
+        <w:t xml:space="preserve">, </w:t>
+      </w:r>
+      <w:proofErr w:type="spellStart"/>
+      <w:r>
+        <w:rPr>
+          <w:lang w:val="en-US"/>
+        </w:rPr>
+        <w:t>efficitur</w:t>
+      </w:r>
+      <w:proofErr w:type="spellEnd"/>
+      <w:r>
+        <w:rPr>
+          <w:lang w:val="en-US"/>
+        </w:rPr>
+        <w:t xml:space="preserve"> in </w:t>
+      </w:r>
+      <w:proofErr w:type="spellStart"/>
+      <w:r>
+        <w:rPr>
+          <w:lang w:val="en-US"/>
+        </w:rPr>
+        <w:t>turpis</w:t>
+      </w:r>
+      <w:proofErr w:type="spellEnd"/>
+      <w:r>
+        <w:rPr>
+          <w:lang w:val="en-US"/>
+        </w:rPr>
+        <w:t xml:space="preserve">. Proin et </w:t>
+      </w:r>
+      <w:proofErr w:type="spellStart"/>
+      <w:r>
+        <w:rPr>
+          <w:lang w:val="en-US"/>
+        </w:rPr>
+        <w:t>risus</w:t>
+      </w:r>
+      <w:proofErr w:type="spellEnd"/>
+      <w:r>
+        <w:rPr>
+          <w:lang w:val="en-US"/>
+        </w:rPr>
+        <w:t xml:space="preserve"> </w:t>
+      </w:r>
+      <w:proofErr w:type="spellStart"/>
+      <w:r>
+        <w:rPr>
+          <w:lang w:val="en-US"/>
+        </w:rPr>
+        <w:t>felis</w:t>
+      </w:r>
+      <w:proofErr w:type="spellEnd"/>
+      <w:r>
+        <w:rPr>
+          <w:lang w:val="en-US"/>
+        </w:rPr>
+        <w:t xml:space="preserve">. Duis sit </w:t>
+      </w:r>
+      <w:proofErr w:type="spellStart"/>
+      <w:r>
+        <w:rPr>
+          <w:lang w:val="en-US"/>
+        </w:rPr>
+        <w:t>amet</w:t>
+      </w:r>
+      <w:proofErr w:type="spellEnd"/>
+      <w:r>
+        <w:rPr>
+          <w:lang w:val="en-US"/>
+        </w:rPr>
+        <w:t xml:space="preserve"> </w:t>
+      </w:r>
+      <w:proofErr w:type="spellStart"/>
+      <w:r>
+        <w:rPr>
+          <w:lang w:val="en-US"/>
+        </w:rPr>
+        <w:t>efficitur</w:t>
+      </w:r>
+      <w:proofErr w:type="spellEnd"/>
+      <w:r>
+        <w:rPr>
+          <w:lang w:val="en-US"/>
+        </w:rPr>
+        <w:t xml:space="preserve"> lorem, sed auctor </w:t>
+      </w:r>
+      <w:proofErr w:type="spellStart"/>
+      <w:r>
+        <w:rPr>
+          <w:lang w:val="en-US"/>
+        </w:rPr>
+        <w:t>orci</w:t>
+      </w:r>
+      <w:proofErr w:type="spellEnd"/>
     </w:p>
     <w:p>
       <w:pPr>
         <w:pStyle w:val="Ttulo4"/>
       </w:pPr>
-      <w:r>
-        <w:t>2.2.1.1 Seção quartenária</w:t>
-      </w:r>
-    </w:p>
-    <w:p>
-      <w:r>
-        <w:t xml:space="preserve">Pellentesque at est rutrum, efficitur lacus ac, mollis sapien. Aenean magna lorem, mattis ac ligula et, auctor luctus ex. </w:t>
+      <w:bookmarkStart w:id="5" w:name="_Toc240207450"/>
+      <w:r>
+        <w:t xml:space="preserve">2.2.1.1 Seção </w:t>
+      </w:r>
+      <w:proofErr w:type="spellStart"/>
+      <w:r>
+        <w:t>quartenária</w:t>
+      </w:r>
+      <w:bookmarkEnd w:id="5"/>
+      <w:proofErr w:type="spellEnd"/>
+    </w:p>
+    <w:p>
+      <w:proofErr w:type="spellStart"/>
+      <w:r>
+        <w:t>Pellentesque</w:t>
+      </w:r>
+      <w:proofErr w:type="spellEnd"/>
+      <w:r>
+        <w:t xml:space="preserve"> </w:t>
+      </w:r>
+      <w:proofErr w:type="spellStart"/>
+      <w:r>
+        <w:t>at</w:t>
+      </w:r>
+      <w:proofErr w:type="spellEnd"/>
+      <w:r>
+        <w:t xml:space="preserve"> est </w:t>
+      </w:r>
+      <w:proofErr w:type="spellStart"/>
+      <w:r>
+        <w:t>rutrum</w:t>
+      </w:r>
+      <w:proofErr w:type="spellEnd"/>
+      <w:r>
+        <w:t xml:space="preserve">, </w:t>
+      </w:r>
+      <w:proofErr w:type="spellStart"/>
+      <w:r>
+        <w:t>efficitur</w:t>
+      </w:r>
+      <w:proofErr w:type="spellEnd"/>
+      <w:r>
+        <w:t xml:space="preserve"> </w:t>
+      </w:r>
+      <w:proofErr w:type="spellStart"/>
+      <w:r>
+        <w:t>lacus</w:t>
+      </w:r>
+      <w:proofErr w:type="spellEnd"/>
+      <w:r>
+        <w:t xml:space="preserve"> ac, </w:t>
+      </w:r>
+      <w:proofErr w:type="spellStart"/>
+      <w:r>
+        <w:t>mollis</w:t>
+      </w:r>
+      <w:proofErr w:type="spellEnd"/>
+      <w:r>
+        <w:t xml:space="preserve"> </w:t>
+      </w:r>
+      <w:proofErr w:type="spellStart"/>
+      <w:r>
+        <w:t>sapien</w:t>
+      </w:r>
+      <w:proofErr w:type="spellEnd"/>
+      <w:r>
+        <w:t xml:space="preserve">. </w:t>
+      </w:r>
+      <w:proofErr w:type="spellStart"/>
+      <w:r>
+        <w:t>Aenean</w:t>
+      </w:r>
+      <w:proofErr w:type="spellEnd"/>
+      <w:r>
+        <w:t xml:space="preserve"> magna </w:t>
+      </w:r>
+      <w:proofErr w:type="spellStart"/>
+      <w:r>
+        <w:t>lorem</w:t>
+      </w:r>
+      <w:proofErr w:type="spellEnd"/>
+      <w:r>
+        <w:t xml:space="preserve">, </w:t>
+      </w:r>
+      <w:proofErr w:type="spellStart"/>
+      <w:r>
+        <w:t>mattis</w:t>
+      </w:r>
+      <w:proofErr w:type="spellEnd"/>
+      <w:r>
+        <w:t xml:space="preserve"> ac </w:t>
+      </w:r>
+      <w:proofErr w:type="spellStart"/>
+      <w:r>
+        <w:t>ligula</w:t>
+      </w:r>
+      <w:proofErr w:type="spellEnd"/>
+      <w:r>
+        <w:t xml:space="preserve"> et, </w:t>
+      </w:r>
+      <w:proofErr w:type="spellStart"/>
+      <w:r>
+        <w:t>auctor</w:t>
+      </w:r>
+      <w:proofErr w:type="spellEnd"/>
+      <w:r>
+        <w:t xml:space="preserve"> </w:t>
+      </w:r>
+      <w:proofErr w:type="spellStart"/>
+      <w:r>
+        <w:t>luctus</w:t>
+      </w:r>
+      <w:proofErr w:type="spellEnd"/>
+      <w:r>
+        <w:t xml:space="preserve"> ex. </w:t>
       </w:r>
     </w:p>
     <w:p>
       <w:pPr>
         <w:pStyle w:val="Ttulo5"/>
       </w:pPr>
+      <w:bookmarkStart w:id="6" w:name="_Toc240207451"/>
       <w:r>
         <w:t>2.2.1.1.1 Seção quinária</w:t>
       </w:r>
+      <w:bookmarkEnd w:id="6"/>
     </w:p>
     <w:p>
       <w:r>
         <w:tab/>
-        <w:t xml:space="preserve">Vivamus vitae posuere nisl, eu scelerisque dolor. </w:t>
-      </w:r>
-      <w:r>
-        <w:rPr>
-          <w:lang w:val="en-US"/>
-        </w:rPr>
-        <w:t xml:space="preserve">Proin aliquam sollicitudin elit nec laoreet. </w:t>
-      </w:r>
-      <w:r>
-        <w:t xml:space="preserve">Nulla eget tincidunt eros, eget efficitur tortor. In ultricies eleifend </w:t>
+      </w:r>
+      <w:proofErr w:type="spellStart"/>
+      <w:r>
+        <w:t>Vivamus</w:t>
+      </w:r>
+      <w:proofErr w:type="spellEnd"/>
+      <w:r>
+        <w:t xml:space="preserve"> vitae </w:t>
+      </w:r>
+      <w:proofErr w:type="spellStart"/>
+      <w:r>
+        <w:t>posuere</w:t>
+      </w:r>
+      <w:proofErr w:type="spellEnd"/>
+      <w:r>
+        <w:t xml:space="preserve"> </w:t>
+      </w:r>
+      <w:proofErr w:type="spellStart"/>
+      <w:r>
+        <w:t>nisl</w:t>
+      </w:r>
+      <w:proofErr w:type="spellEnd"/>
+      <w:r>
+        <w:t xml:space="preserve">, eu </w:t>
+      </w:r>
+      <w:proofErr w:type="spellStart"/>
+      <w:r>
+        <w:t>scelerisque</w:t>
+      </w:r>
+      <w:proofErr w:type="spellEnd"/>
+      <w:r>
+        <w:t xml:space="preserve"> </w:t>
+      </w:r>
+      <w:proofErr w:type="spellStart"/>
+      <w:r>
+        <w:t>dolor</w:t>
+      </w:r>
+      <w:proofErr w:type="spellEnd"/>
+      <w:r>
+        <w:t xml:space="preserve">. </w:t>
+      </w:r>
+      <w:r>
+        <w:rPr>
+          <w:lang w:val="en-US"/>
+        </w:rPr>
+        <w:t xml:space="preserve">Proin </w:t>
+      </w:r>
+      <w:proofErr w:type="spellStart"/>
+      <w:r>
+        <w:rPr>
+          <w:lang w:val="en-US"/>
+        </w:rPr>
+        <w:t>aliquam</w:t>
+      </w:r>
+      <w:proofErr w:type="spellEnd"/>
+      <w:r>
+        <w:rPr>
+          <w:lang w:val="en-US"/>
+        </w:rPr>
+        <w:t xml:space="preserve"> </w:t>
+      </w:r>
+      <w:proofErr w:type="spellStart"/>
+      <w:r>
+        <w:rPr>
+          <w:lang w:val="en-US"/>
+        </w:rPr>
+        <w:t>sollicitudin</w:t>
+      </w:r>
+      <w:proofErr w:type="spellEnd"/>
+      <w:r>
+        <w:rPr>
+          <w:lang w:val="en-US"/>
+        </w:rPr>
+        <w:t xml:space="preserve"> </w:t>
+      </w:r>
+      <w:proofErr w:type="spellStart"/>
+      <w:r>
+        <w:rPr>
+          <w:lang w:val="en-US"/>
+        </w:rPr>
+        <w:t>elit</w:t>
+      </w:r>
+      <w:proofErr w:type="spellEnd"/>
+      <w:r>
+        <w:rPr>
+          <w:lang w:val="en-US"/>
+        </w:rPr>
+        <w:t xml:space="preserve"> nec </w:t>
+      </w:r>
+      <w:proofErr w:type="spellStart"/>
+      <w:r>
+        <w:rPr>
+          <w:lang w:val="en-US"/>
+        </w:rPr>
+        <w:t>laoreet</w:t>
+      </w:r>
+      <w:proofErr w:type="spellEnd"/>
+      <w:r>
+        <w:rPr>
+          <w:lang w:val="en-US"/>
+        </w:rPr>
+        <w:t xml:space="preserve">. </w:t>
+      </w:r>
+      <w:proofErr w:type="spellStart"/>
+      <w:r>
+        <w:t>Nulla</w:t>
+      </w:r>
+      <w:proofErr w:type="spellEnd"/>
+      <w:r>
+        <w:t xml:space="preserve"> </w:t>
+      </w:r>
+      <w:proofErr w:type="spellStart"/>
+      <w:r>
+        <w:t>eget</w:t>
+      </w:r>
+      <w:proofErr w:type="spellEnd"/>
+      <w:r>
+        <w:t xml:space="preserve"> </w:t>
+      </w:r>
+      <w:proofErr w:type="spellStart"/>
+      <w:r>
+        <w:t>tincidunt</w:t>
+      </w:r>
+      <w:proofErr w:type="spellEnd"/>
+      <w:r>
+        <w:t xml:space="preserve"> </w:t>
+      </w:r>
+      <w:proofErr w:type="spellStart"/>
+      <w:r>
+        <w:t>eros</w:t>
+      </w:r>
+      <w:proofErr w:type="spellEnd"/>
+      <w:r>
+        <w:t xml:space="preserve">, </w:t>
+      </w:r>
+      <w:proofErr w:type="spellStart"/>
+      <w:r>
+        <w:t>eget</w:t>
+      </w:r>
+      <w:proofErr w:type="spellEnd"/>
+      <w:r>
+        <w:t xml:space="preserve"> </w:t>
+      </w:r>
+      <w:proofErr w:type="spellStart"/>
+      <w:r>
+        <w:t>efficitur</w:t>
+      </w:r>
+      <w:proofErr w:type="spellEnd"/>
+      <w:r>
+        <w:t xml:space="preserve"> </w:t>
+      </w:r>
+      <w:proofErr w:type="spellStart"/>
+      <w:r>
+        <w:t>tortor</w:t>
+      </w:r>
+      <w:proofErr w:type="spellEnd"/>
+      <w:r>
+        <w:t xml:space="preserve">. In </w:t>
+      </w:r>
+      <w:proofErr w:type="spellStart"/>
+      <w:r>
+        <w:t>ultricies</w:t>
+      </w:r>
+      <w:proofErr w:type="spellEnd"/>
+      <w:r>
+        <w:t xml:space="preserve"> </w:t>
+      </w:r>
+      <w:proofErr w:type="spellStart"/>
+      <w:r>
+        <w:t>eleifend</w:t>
+      </w:r>
+      <w:proofErr w:type="spellEnd"/>
+      <w:r>
+        <w:t xml:space="preserve"> </w:t>
       </w:r>
       <w:proofErr w:type="gramStart"/>
       <w:r>
-        <w:t>ante, nec</w:t>
-      </w:r>
+        <w:t xml:space="preserve">ante, </w:t>
+      </w:r>
+      <w:proofErr w:type="spellStart"/>
+      <w:r>
+        <w:t>nec</w:t>
+      </w:r>
+      <w:proofErr w:type="spellEnd"/>
       <w:proofErr w:type="gramEnd"/>
       <w:r>
-        <w:t xml:space="preserve"> fringilla libero rutrum vitae.</w:t>
+        <w:t xml:space="preserve"> </w:t>
+      </w:r>
+      <w:proofErr w:type="spellStart"/>
+      <w:r>
+        <w:t>fringilla</w:t>
+      </w:r>
+      <w:proofErr w:type="spellEnd"/>
+      <w:r>
+        <w:t xml:space="preserve"> libero </w:t>
+      </w:r>
+      <w:proofErr w:type="spellStart"/>
+      <w:r>
+        <w:t>rutrum</w:t>
+      </w:r>
+      <w:proofErr w:type="spellEnd"/>
+      <w:r>
+        <w:t xml:space="preserve"> vitae.</w:t>
       </w:r>
     </w:p>
     <w:p>
       <w:pPr>
         <w:pStyle w:val="Ttulo1"/>
       </w:pPr>
+      <w:bookmarkStart w:id="7" w:name="_Toc240207452"/>
       <w:r>
         <w:t xml:space="preserve">3. </w:t>
       </w:r>
       <w:r>
         <w:t>Conclusão</w:t>
       </w:r>
+      <w:bookmarkEnd w:id="7"/>
     </w:p>
     <w:p>
       <w:r>
@@ -397,10 +1835,20 @@
     <w:p>
       <w:pPr>
         <w:pStyle w:val="Ttulo1"/>
-      </w:pPr>
-      <w:r>
-        <w:t>4. Referências</w:t>
-      </w:r>
+        <w:tabs>
+          <w:tab w:val="center" w:pos="4535"/>
+          <w:tab w:val="left" w:pos="5910"/>
+        </w:tabs>
+        <w:jc w:val="left"/>
+      </w:pPr>
+      <w:r>
+        <w:tab/>
+      </w:r>
+      <w:bookmarkStart w:id="8" w:name="_Toc240207453"/>
+      <w:r>
+        <w:t>Referências</w:t>
+      </w:r>
+      <w:bookmarkEnd w:id="8"/>
     </w:p>
     <w:p>
       <w:r>
@@ -1457,6 +2905,113 @@
     <w:unhideWhenUsed/>
     <w:rsid w:val="00035F57"/>
   </w:style>
+  <w:style w:type="paragraph" w:styleId="CabealhodoSumrio">
+    <w:name w:val="TOC Heading"/>
+    <w:basedOn w:val="Ttulo1"/>
+    <w:next w:val="Normal"/>
+    <w:uiPriority w:val="39"/>
+    <w:unhideWhenUsed/>
+    <w:qFormat/>
+    <w:rsid w:val="00BD6022"/>
+    <w:pPr>
+      <w:spacing w:before="240" w:line="259" w:lineRule="auto"/>
+      <w:jc w:val="center"/>
+      <w:outlineLvl w:val="9"/>
+    </w:pPr>
+    <w:rPr>
+      <w:kern w:val="0"/>
+      <w:szCs w:val="32"/>
+      <w:lang w:eastAsia="pt-BR"/>
+      <w14:ligatures w14:val="none"/>
+    </w:rPr>
+  </w:style>
+  <w:style w:type="paragraph" w:styleId="Sumrio1">
+    <w:name w:val="toc 1"/>
+    <w:basedOn w:val="Normal"/>
+    <w:next w:val="Normal"/>
+    <w:autoRedefine/>
+    <w:uiPriority w:val="39"/>
+    <w:unhideWhenUsed/>
+    <w:rsid w:val="00BD6022"/>
+    <w:pPr>
+      <w:ind w:firstLine="0"/>
+    </w:pPr>
+    <w:rPr>
+      <w:b/>
+      <w:caps/>
+    </w:rPr>
+  </w:style>
+  <w:style w:type="paragraph" w:styleId="Sumrio2">
+    <w:name w:val="toc 2"/>
+    <w:basedOn w:val="Normal"/>
+    <w:next w:val="Normal"/>
+    <w:autoRedefine/>
+    <w:uiPriority w:val="39"/>
+    <w:unhideWhenUsed/>
+    <w:rsid w:val="00BD6022"/>
+    <w:pPr>
+      <w:tabs>
+        <w:tab w:val="right" w:leader="dot" w:pos="9061"/>
+      </w:tabs>
+      <w:ind w:firstLine="0"/>
+    </w:pPr>
+    <w:rPr>
+      <w:caps/>
+    </w:rPr>
+  </w:style>
+  <w:style w:type="paragraph" w:styleId="Sumrio3">
+    <w:name w:val="toc 3"/>
+    <w:basedOn w:val="Normal"/>
+    <w:next w:val="Normal"/>
+    <w:autoRedefine/>
+    <w:uiPriority w:val="39"/>
+    <w:unhideWhenUsed/>
+    <w:rsid w:val="00BD6022"/>
+    <w:pPr>
+      <w:ind w:firstLine="0"/>
+    </w:pPr>
+    <w:rPr>
+      <w:b/>
+    </w:rPr>
+  </w:style>
+  <w:style w:type="character" w:styleId="Hyperlink">
+    <w:name w:val="Hyperlink"/>
+    <w:basedOn w:val="Fontepargpadro"/>
+    <w:uiPriority w:val="99"/>
+    <w:unhideWhenUsed/>
+    <w:rsid w:val="00BD6022"/>
+    <w:rPr>
+      <w:color w:val="467886" w:themeColor="hyperlink"/>
+      <w:u w:val="single"/>
+    </w:rPr>
+  </w:style>
+  <w:style w:type="paragraph" w:styleId="Sumrio4">
+    <w:name w:val="toc 4"/>
+    <w:basedOn w:val="Normal"/>
+    <w:next w:val="Normal"/>
+    <w:autoRedefine/>
+    <w:uiPriority w:val="39"/>
+    <w:unhideWhenUsed/>
+    <w:rsid w:val="00BD6022"/>
+    <w:pPr>
+      <w:ind w:firstLine="0"/>
+    </w:pPr>
+    <w:rPr>
+      <w:i/>
+    </w:rPr>
+  </w:style>
+  <w:style w:type="paragraph" w:styleId="Sumrio5">
+    <w:name w:val="toc 5"/>
+    <w:basedOn w:val="Normal"/>
+    <w:next w:val="Normal"/>
+    <w:autoRedefine/>
+    <w:uiPriority w:val="39"/>
+    <w:unhideWhenUsed/>
+    <w:rsid w:val="00BD6022"/>
+    <w:pPr>
+      <w:ind w:firstLine="0"/>
+    </w:pPr>
+  </w:style>
 </w:styles>
 </file>
 

--- a/TemplateFund2Word.docx
+++ b/TemplateFund2Word.docx
@@ -310,7 +310,7 @@
                 <w:noProof/>
                 <w:webHidden/>
               </w:rPr>
-              <w:t>2</w:t>
+              <w:t>3</w:t>
             </w:r>
             <w:r>
               <w:rPr>
@@ -382,7 +382,7 @@
                 <w:noProof/>
                 <w:webHidden/>
               </w:rPr>
-              <w:t>2</w:t>
+              <w:t>3</w:t>
             </w:r>
             <w:r>
               <w:rPr>
@@ -450,7 +450,7 @@
                 <w:noProof/>
                 <w:webHidden/>
               </w:rPr>
-              <w:t>2</w:t>
+              <w:t>3</w:t>
             </w:r>
             <w:r>
               <w:rPr>
@@ -589,7 +589,7 @@
                 <w:noProof/>
                 <w:webHidden/>
               </w:rPr>
-              <w:t>3</w:t>
+              <w:t>4</w:t>
             </w:r>
             <w:r>
               <w:rPr>
@@ -660,7 +660,7 @@
                 <w:noProof/>
                 <w:webHidden/>
               </w:rPr>
-              <w:t>3</w:t>
+              <w:t>4</w:t>
             </w:r>
             <w:r>
               <w:rPr>
@@ -730,7 +730,7 @@
                 <w:noProof/>
                 <w:webHidden/>
               </w:rPr>
-              <w:t>3</w:t>
+              <w:t>4</w:t>
             </w:r>
             <w:r>
               <w:rPr>
@@ -802,7 +802,7 @@
                 <w:noProof/>
                 <w:webHidden/>
               </w:rPr>
-              <w:t>3</w:t>
+              <w:t>4</w:t>
             </w:r>
             <w:r>
               <w:rPr>
@@ -874,7 +874,7 @@
                 <w:noProof/>
                 <w:webHidden/>
               </w:rPr>
-              <w:t>3</w:t>
+              <w:t>4</w:t>
             </w:r>
             <w:r>
               <w:rPr>
@@ -904,9 +904,22 @@
     <w:p>
       <w:pPr>
         <w:pStyle w:val="Ttulo1"/>
+        <w:sectPr>
+          <w:type w:val="continuous"/>
+          <w:pgSz w:w="11906" w:h="16838"/>
+          <w:pgMar w:top="1701" w:right="1134" w:bottom="1134" w:left="1701" w:header="708" w:footer="708" w:gutter="0"/>
+          <w:cols w:space="708"/>
+          <w:docGrid w:linePitch="360"/>
+        </w:sectPr>
       </w:pPr>
       <w:bookmarkStart w:id="0" w:name="_Toc240207445"/>
-      <w:r>
+    </w:p>
+    <w:p>
+      <w:pPr>
+        <w:pStyle w:val="Ttulo1"/>
+      </w:pPr>
+      <w:r>
+        <w:lastRenderedPageBreak/>
         <w:t>1. Introdução</w:t>
       </w:r>
       <w:bookmarkEnd w:id="0"/>
@@ -961,9 +974,22 @@
     <w:p>
       <w:pPr>
         <w:pStyle w:val="Ttulo1"/>
+        <w:sectPr>
+          <w:headerReference w:type="default" r:id="rId7"/>
+          <w:pgSz w:w="11906" w:h="16838"/>
+          <w:pgMar w:top="1701" w:right="1134" w:bottom="1134" w:left="1701" w:header="708" w:footer="708" w:gutter="0"/>
+          <w:cols w:space="708"/>
+          <w:docGrid w:linePitch="360"/>
+        </w:sectPr>
       </w:pPr>
       <w:bookmarkStart w:id="1" w:name="_Toc240207446"/>
-      <w:r>
+    </w:p>
+    <w:p>
+      <w:pPr>
+        <w:pStyle w:val="Ttulo1"/>
+      </w:pPr>
+      <w:r>
+        <w:lastRenderedPageBreak/>
         <w:t>2. Desenvolvimento</w:t>
       </w:r>
       <w:bookmarkEnd w:id="1"/>
@@ -1013,813 +1039,821 @@
     </w:p>
     <w:p>
       <w:r>
+        <w:t xml:space="preserve">Citações com mais de três linhas devem estar recuadas a 4 cm da margem esquerda, com letra de tamanho menor, espaçamento simples e sem aspas. Este </w:t>
+      </w:r>
+      <w:proofErr w:type="spellStart"/>
+      <w:r>
+        <w:t>template</w:t>
+      </w:r>
+      <w:proofErr w:type="spellEnd"/>
+      <w:r>
+        <w:t xml:space="preserve"> </w:t>
+      </w:r>
+      <w:proofErr w:type="spellStart"/>
+      <w:r>
+        <w:t>ját</w:t>
+      </w:r>
+      <w:proofErr w:type="spellEnd"/>
+      <w:r>
+        <w:t xml:space="preserve"> e inclui o estilo “Citação mais de 4 linhas”, para esse fim. </w:t>
+      </w:r>
+      <w:proofErr w:type="spellStart"/>
+      <w:r>
+        <w:t>Ex</w:t>
+      </w:r>
+      <w:proofErr w:type="spellEnd"/>
+      <w:r>
+        <w:t>:</w:t>
+      </w:r>
+    </w:p>
+    <w:p>
+      <w:pPr>
+        <w:pStyle w:val="Citao"/>
+      </w:pPr>
+      <w:r>
+        <w:t>Arquimedes não é apenas um sujeito muito famoso, como também está muito morto, viveu há mais de 2 mil anos, uma época que ninguém se preocupava em inventar coisas (GOLDSMITH, 2011, p.10)</w:t>
+      </w:r>
+    </w:p>
+    <w:p>
+      <w:r>
+        <w:t xml:space="preserve">Provavelmente é necessário colocar algum espaçamento depois. </w:t>
+      </w:r>
+    </w:p>
+    <w:p>
+      <w:pPr>
+        <w:pStyle w:val="Ttulo2"/>
+      </w:pPr>
+      <w:bookmarkStart w:id="3" w:name="_Toc240207448"/>
+      <w:r>
+        <w:t>2.2 Seção secundária</w:t>
+      </w:r>
+      <w:bookmarkEnd w:id="3"/>
+    </w:p>
+    <w:p>
+      <w:proofErr w:type="spellStart"/>
+      <w:r>
+        <w:t>Lorem</w:t>
+      </w:r>
+      <w:proofErr w:type="spellEnd"/>
+      <w:r>
+        <w:t xml:space="preserve"> ipsum </w:t>
+      </w:r>
+      <w:proofErr w:type="spellStart"/>
+      <w:r>
+        <w:t>dolor</w:t>
+      </w:r>
+      <w:proofErr w:type="spellEnd"/>
+      <w:r>
+        <w:t xml:space="preserve"> </w:t>
+      </w:r>
+      <w:proofErr w:type="spellStart"/>
+      <w:r>
+        <w:t>sit</w:t>
+      </w:r>
+      <w:proofErr w:type="spellEnd"/>
+      <w:r>
+        <w:t xml:space="preserve"> </w:t>
+      </w:r>
+      <w:proofErr w:type="spellStart"/>
+      <w:r>
+        <w:t>amet</w:t>
+      </w:r>
+      <w:proofErr w:type="spellEnd"/>
+      <w:r>
+        <w:t xml:space="preserve">, </w:t>
+      </w:r>
+      <w:proofErr w:type="spellStart"/>
+      <w:r>
+        <w:t>consectetur</w:t>
+      </w:r>
+      <w:proofErr w:type="spellEnd"/>
+      <w:r>
+        <w:t xml:space="preserve"> </w:t>
+      </w:r>
+      <w:proofErr w:type="spellStart"/>
+      <w:r>
+        <w:t>adipiscing</w:t>
+      </w:r>
+      <w:proofErr w:type="spellEnd"/>
+      <w:r>
+        <w:t xml:space="preserve"> </w:t>
+      </w:r>
+      <w:proofErr w:type="spellStart"/>
+      <w:r>
+        <w:t>elit</w:t>
+      </w:r>
+      <w:proofErr w:type="spellEnd"/>
+      <w:r>
+        <w:t xml:space="preserve">. </w:t>
+      </w:r>
+      <w:r>
+        <w:rPr>
+          <w:lang w:val="en-US"/>
+        </w:rPr>
+        <w:t xml:space="preserve">Aenean </w:t>
+      </w:r>
+      <w:proofErr w:type="spellStart"/>
+      <w:r>
+        <w:rPr>
+          <w:lang w:val="en-US"/>
+        </w:rPr>
+        <w:t>tincidunt</w:t>
+      </w:r>
+      <w:proofErr w:type="spellEnd"/>
+      <w:r>
+        <w:rPr>
+          <w:lang w:val="en-US"/>
+        </w:rPr>
+        <w:t xml:space="preserve"> </w:t>
+      </w:r>
+      <w:proofErr w:type="spellStart"/>
+      <w:r>
+        <w:rPr>
+          <w:lang w:val="en-US"/>
+        </w:rPr>
+        <w:t>porttitor</w:t>
+      </w:r>
+      <w:proofErr w:type="spellEnd"/>
+      <w:r>
+        <w:rPr>
+          <w:lang w:val="en-US"/>
+        </w:rPr>
+        <w:t xml:space="preserve"> </w:t>
+      </w:r>
+      <w:proofErr w:type="spellStart"/>
+      <w:r>
+        <w:rPr>
+          <w:lang w:val="en-US"/>
+        </w:rPr>
+        <w:t>nisl</w:t>
+      </w:r>
+      <w:proofErr w:type="spellEnd"/>
+      <w:r>
+        <w:rPr>
+          <w:lang w:val="en-US"/>
+        </w:rPr>
+        <w:t xml:space="preserve">, </w:t>
+      </w:r>
+      <w:proofErr w:type="spellStart"/>
+      <w:r>
+        <w:rPr>
+          <w:lang w:val="en-US"/>
+        </w:rPr>
+        <w:t>finibus</w:t>
+      </w:r>
+      <w:proofErr w:type="spellEnd"/>
+      <w:r>
+        <w:rPr>
+          <w:lang w:val="en-US"/>
+        </w:rPr>
+        <w:t xml:space="preserve"> </w:t>
+      </w:r>
+      <w:proofErr w:type="spellStart"/>
+      <w:r>
+        <w:rPr>
+          <w:lang w:val="en-US"/>
+        </w:rPr>
+        <w:t>sagittis</w:t>
+      </w:r>
+      <w:proofErr w:type="spellEnd"/>
+      <w:r>
+        <w:rPr>
+          <w:lang w:val="en-US"/>
+        </w:rPr>
+        <w:t xml:space="preserve"> </w:t>
+      </w:r>
+      <w:proofErr w:type="spellStart"/>
+      <w:r>
+        <w:rPr>
+          <w:lang w:val="en-US"/>
+        </w:rPr>
+        <w:t>odio</w:t>
+      </w:r>
+      <w:proofErr w:type="spellEnd"/>
+      <w:r>
+        <w:rPr>
+          <w:lang w:val="en-US"/>
+        </w:rPr>
+        <w:t xml:space="preserve"> </w:t>
+      </w:r>
+      <w:proofErr w:type="spellStart"/>
+      <w:r>
+        <w:rPr>
+          <w:lang w:val="en-US"/>
+        </w:rPr>
+        <w:t>ullamcorper</w:t>
+      </w:r>
+      <w:proofErr w:type="spellEnd"/>
+      <w:r>
+        <w:rPr>
+          <w:lang w:val="en-US"/>
+        </w:rPr>
+        <w:t xml:space="preserve"> non. </w:t>
+      </w:r>
+      <w:proofErr w:type="spellStart"/>
+      <w:r>
+        <w:t>Sed</w:t>
+      </w:r>
+      <w:proofErr w:type="spellEnd"/>
+      <w:r>
+        <w:t xml:space="preserve"> </w:t>
+      </w:r>
+      <w:proofErr w:type="spellStart"/>
+      <w:r>
+        <w:t>euismod</w:t>
+      </w:r>
+      <w:proofErr w:type="spellEnd"/>
+      <w:r>
+        <w:t xml:space="preserve"> </w:t>
+      </w:r>
+      <w:proofErr w:type="spellStart"/>
+      <w:r>
+        <w:t>rutrum</w:t>
+      </w:r>
+      <w:proofErr w:type="spellEnd"/>
+      <w:r>
+        <w:t xml:space="preserve"> </w:t>
+      </w:r>
+      <w:proofErr w:type="spellStart"/>
+      <w:r>
+        <w:t>eros</w:t>
+      </w:r>
+      <w:proofErr w:type="spellEnd"/>
+      <w:r>
+        <w:t xml:space="preserve">, </w:t>
+      </w:r>
+      <w:proofErr w:type="spellStart"/>
+      <w:r>
+        <w:t>nec</w:t>
+      </w:r>
+      <w:proofErr w:type="spellEnd"/>
+      <w:r>
+        <w:t xml:space="preserve"> </w:t>
+      </w:r>
+      <w:proofErr w:type="spellStart"/>
+      <w:r>
+        <w:t>volutpat</w:t>
+      </w:r>
+      <w:proofErr w:type="spellEnd"/>
+      <w:r>
+        <w:t xml:space="preserve"> ante </w:t>
+      </w:r>
+      <w:proofErr w:type="spellStart"/>
+      <w:r>
+        <w:t>luctus</w:t>
+      </w:r>
+      <w:proofErr w:type="spellEnd"/>
+      <w:r>
+        <w:t xml:space="preserve"> a.</w:t>
+      </w:r>
+    </w:p>
+    <w:p>
+      <w:pPr>
+        <w:pStyle w:val="Ttulo3"/>
+      </w:pPr>
+      <w:bookmarkStart w:id="4" w:name="_Toc240207449"/>
+      <w:r>
+        <w:t>2.2.1 Seção terciária</w:t>
+      </w:r>
+      <w:bookmarkEnd w:id="4"/>
+    </w:p>
+    <w:p>
+      <w:pPr>
+        <w:rPr>
+          <w:lang w:val="en-US"/>
+        </w:rPr>
+      </w:pPr>
+      <w:proofErr w:type="spellStart"/>
+      <w:r>
+        <w:rPr>
+          <w:lang w:val="en-US"/>
+        </w:rPr>
+        <w:t>Pellentesque</w:t>
+      </w:r>
+      <w:proofErr w:type="spellEnd"/>
+      <w:r>
+        <w:rPr>
+          <w:lang w:val="en-US"/>
+        </w:rPr>
+        <w:t xml:space="preserve"> </w:t>
+      </w:r>
+      <w:proofErr w:type="spellStart"/>
+      <w:r>
+        <w:rPr>
+          <w:lang w:val="en-US"/>
+        </w:rPr>
+        <w:t>elit</w:t>
+      </w:r>
+      <w:proofErr w:type="spellEnd"/>
+      <w:r>
+        <w:rPr>
+          <w:lang w:val="en-US"/>
+        </w:rPr>
+        <w:t xml:space="preserve"> </w:t>
+      </w:r>
+      <w:proofErr w:type="spellStart"/>
+      <w:r>
+        <w:rPr>
+          <w:lang w:val="en-US"/>
+        </w:rPr>
+        <w:t>sem</w:t>
+      </w:r>
+      <w:proofErr w:type="spellEnd"/>
+      <w:r>
+        <w:rPr>
+          <w:lang w:val="en-US"/>
+        </w:rPr>
+        <w:t xml:space="preserve">, </w:t>
+      </w:r>
+      <w:proofErr w:type="spellStart"/>
+      <w:r>
+        <w:rPr>
+          <w:lang w:val="en-US"/>
+        </w:rPr>
+        <w:t>aliquet</w:t>
+      </w:r>
+      <w:proofErr w:type="spellEnd"/>
+      <w:r>
+        <w:rPr>
+          <w:lang w:val="en-US"/>
+        </w:rPr>
+        <w:t xml:space="preserve"> sed </w:t>
+      </w:r>
+      <w:proofErr w:type="spellStart"/>
+      <w:r>
+        <w:rPr>
+          <w:lang w:val="en-US"/>
+        </w:rPr>
+        <w:t>efficitur</w:t>
+      </w:r>
+      <w:proofErr w:type="spellEnd"/>
+      <w:r>
+        <w:rPr>
+          <w:lang w:val="en-US"/>
+        </w:rPr>
+        <w:t xml:space="preserve"> sit </w:t>
+      </w:r>
+      <w:proofErr w:type="spellStart"/>
+      <w:r>
+        <w:rPr>
+          <w:lang w:val="en-US"/>
+        </w:rPr>
+        <w:t>amet</w:t>
+      </w:r>
+      <w:proofErr w:type="spellEnd"/>
+      <w:r>
+        <w:rPr>
+          <w:lang w:val="en-US"/>
+        </w:rPr>
+        <w:t xml:space="preserve">, </w:t>
+      </w:r>
+      <w:proofErr w:type="spellStart"/>
+      <w:r>
+        <w:rPr>
+          <w:lang w:val="en-US"/>
+        </w:rPr>
+        <w:t>efficitur</w:t>
+      </w:r>
+      <w:proofErr w:type="spellEnd"/>
+      <w:r>
+        <w:rPr>
+          <w:lang w:val="en-US"/>
+        </w:rPr>
+        <w:t xml:space="preserve"> in </w:t>
+      </w:r>
+      <w:proofErr w:type="spellStart"/>
+      <w:r>
+        <w:rPr>
+          <w:lang w:val="en-US"/>
+        </w:rPr>
+        <w:t>turpis</w:t>
+      </w:r>
+      <w:proofErr w:type="spellEnd"/>
+      <w:r>
+        <w:rPr>
+          <w:lang w:val="en-US"/>
+        </w:rPr>
+        <w:t xml:space="preserve">. Proin et </w:t>
+      </w:r>
+      <w:proofErr w:type="spellStart"/>
+      <w:r>
+        <w:rPr>
+          <w:lang w:val="en-US"/>
+        </w:rPr>
+        <w:t>risus</w:t>
+      </w:r>
+      <w:proofErr w:type="spellEnd"/>
+      <w:r>
+        <w:rPr>
+          <w:lang w:val="en-US"/>
+        </w:rPr>
+        <w:t xml:space="preserve"> </w:t>
+      </w:r>
+      <w:proofErr w:type="spellStart"/>
+      <w:r>
+        <w:rPr>
+          <w:lang w:val="en-US"/>
+        </w:rPr>
+        <w:t>felis</w:t>
+      </w:r>
+      <w:proofErr w:type="spellEnd"/>
+      <w:r>
+        <w:rPr>
+          <w:lang w:val="en-US"/>
+        </w:rPr>
+        <w:t xml:space="preserve">. Duis sit </w:t>
+      </w:r>
+      <w:proofErr w:type="spellStart"/>
+      <w:r>
+        <w:rPr>
+          <w:lang w:val="en-US"/>
+        </w:rPr>
+        <w:t>amet</w:t>
+      </w:r>
+      <w:proofErr w:type="spellEnd"/>
+      <w:r>
+        <w:rPr>
+          <w:lang w:val="en-US"/>
+        </w:rPr>
+        <w:t xml:space="preserve"> </w:t>
+      </w:r>
+      <w:proofErr w:type="spellStart"/>
+      <w:r>
+        <w:rPr>
+          <w:lang w:val="en-US"/>
+        </w:rPr>
+        <w:t>efficitur</w:t>
+      </w:r>
+      <w:proofErr w:type="spellEnd"/>
+      <w:r>
+        <w:rPr>
+          <w:lang w:val="en-US"/>
+        </w:rPr>
+        <w:t xml:space="preserve"> lorem, sed auctor </w:t>
+      </w:r>
+      <w:proofErr w:type="spellStart"/>
+      <w:r>
+        <w:rPr>
+          <w:lang w:val="en-US"/>
+        </w:rPr>
+        <w:t>orci</w:t>
+      </w:r>
+      <w:proofErr w:type="spellEnd"/>
+    </w:p>
+    <w:p>
+      <w:pPr>
+        <w:pStyle w:val="Ttulo4"/>
+      </w:pPr>
+      <w:bookmarkStart w:id="5" w:name="_Toc240207450"/>
+      <w:r>
+        <w:t xml:space="preserve">2.2.1.1 Seção </w:t>
+      </w:r>
+      <w:proofErr w:type="spellStart"/>
+      <w:r>
+        <w:t>quartenária</w:t>
+      </w:r>
+      <w:bookmarkEnd w:id="5"/>
+      <w:proofErr w:type="spellEnd"/>
+    </w:p>
+    <w:p>
+      <w:proofErr w:type="spellStart"/>
+      <w:r>
+        <w:t>Pellentesque</w:t>
+      </w:r>
+      <w:proofErr w:type="spellEnd"/>
+      <w:r>
+        <w:t xml:space="preserve"> </w:t>
+      </w:r>
+      <w:proofErr w:type="spellStart"/>
+      <w:r>
+        <w:t>at</w:t>
+      </w:r>
+      <w:proofErr w:type="spellEnd"/>
+      <w:r>
+        <w:t xml:space="preserve"> est </w:t>
+      </w:r>
+      <w:proofErr w:type="spellStart"/>
+      <w:r>
+        <w:t>rutrum</w:t>
+      </w:r>
+      <w:proofErr w:type="spellEnd"/>
+      <w:r>
+        <w:t xml:space="preserve">, </w:t>
+      </w:r>
+      <w:proofErr w:type="spellStart"/>
+      <w:r>
+        <w:t>efficitur</w:t>
+      </w:r>
+      <w:proofErr w:type="spellEnd"/>
+      <w:r>
+        <w:t xml:space="preserve"> </w:t>
+      </w:r>
+      <w:proofErr w:type="spellStart"/>
+      <w:r>
+        <w:t>lacus</w:t>
+      </w:r>
+      <w:proofErr w:type="spellEnd"/>
+      <w:r>
+        <w:t xml:space="preserve"> ac, </w:t>
+      </w:r>
+      <w:proofErr w:type="spellStart"/>
+      <w:r>
+        <w:t>mollis</w:t>
+      </w:r>
+      <w:proofErr w:type="spellEnd"/>
+      <w:r>
+        <w:t xml:space="preserve"> </w:t>
+      </w:r>
+      <w:proofErr w:type="spellStart"/>
+      <w:r>
+        <w:t>sapien</w:t>
+      </w:r>
+      <w:proofErr w:type="spellEnd"/>
+      <w:r>
+        <w:t xml:space="preserve">. </w:t>
+      </w:r>
+      <w:proofErr w:type="spellStart"/>
+      <w:r>
+        <w:t>Aenean</w:t>
+      </w:r>
+      <w:proofErr w:type="spellEnd"/>
+      <w:r>
+        <w:t xml:space="preserve"> magna </w:t>
+      </w:r>
+      <w:proofErr w:type="spellStart"/>
+      <w:r>
+        <w:t>lorem</w:t>
+      </w:r>
+      <w:proofErr w:type="spellEnd"/>
+      <w:r>
+        <w:t xml:space="preserve">, </w:t>
+      </w:r>
+      <w:proofErr w:type="spellStart"/>
+      <w:r>
+        <w:t>mattis</w:t>
+      </w:r>
+      <w:proofErr w:type="spellEnd"/>
+      <w:r>
+        <w:t xml:space="preserve"> ac </w:t>
+      </w:r>
+      <w:proofErr w:type="spellStart"/>
+      <w:r>
+        <w:t>ligula</w:t>
+      </w:r>
+      <w:proofErr w:type="spellEnd"/>
+      <w:r>
+        <w:t xml:space="preserve"> et, </w:t>
+      </w:r>
+      <w:proofErr w:type="spellStart"/>
+      <w:r>
+        <w:t>auctor</w:t>
+      </w:r>
+      <w:proofErr w:type="spellEnd"/>
+      <w:r>
+        <w:t xml:space="preserve"> </w:t>
+      </w:r>
+      <w:proofErr w:type="spellStart"/>
+      <w:r>
+        <w:t>luctus</w:t>
+      </w:r>
+      <w:proofErr w:type="spellEnd"/>
+      <w:r>
+        <w:t xml:space="preserve"> ex. </w:t>
+      </w:r>
+    </w:p>
+    <w:p>
+      <w:pPr>
+        <w:pStyle w:val="Ttulo5"/>
+      </w:pPr>
+      <w:bookmarkStart w:id="6" w:name="_Toc240207451"/>
+      <w:r>
+        <w:t>2.2.1.1.1 Seção quinária</w:t>
+      </w:r>
+      <w:bookmarkEnd w:id="6"/>
+    </w:p>
+    <w:p>
+      <w:pPr>
+        <w:sectPr>
+          <w:pgSz w:w="11906" w:h="16838"/>
+          <w:pgMar w:top="1701" w:right="1134" w:bottom="1134" w:left="1701" w:header="708" w:footer="708" w:gutter="0"/>
+          <w:cols w:space="708"/>
+          <w:docGrid w:linePitch="360"/>
+        </w:sectPr>
+      </w:pPr>
+      <w:r>
+        <w:tab/>
+      </w:r>
+      <w:proofErr w:type="spellStart"/>
+      <w:r>
+        <w:t>Vivamus</w:t>
+      </w:r>
+      <w:proofErr w:type="spellEnd"/>
+      <w:r>
+        <w:t xml:space="preserve"> vitae </w:t>
+      </w:r>
+      <w:proofErr w:type="spellStart"/>
+      <w:r>
+        <w:t>posuere</w:t>
+      </w:r>
+      <w:proofErr w:type="spellEnd"/>
+      <w:r>
+        <w:t xml:space="preserve"> </w:t>
+      </w:r>
+      <w:proofErr w:type="spellStart"/>
+      <w:r>
+        <w:t>nisl</w:t>
+      </w:r>
+      <w:proofErr w:type="spellEnd"/>
+      <w:r>
+        <w:t xml:space="preserve">, eu </w:t>
+      </w:r>
+      <w:proofErr w:type="spellStart"/>
+      <w:r>
+        <w:t>scelerisque</w:t>
+      </w:r>
+      <w:proofErr w:type="spellEnd"/>
+      <w:r>
+        <w:t xml:space="preserve"> </w:t>
+      </w:r>
+      <w:proofErr w:type="spellStart"/>
+      <w:r>
+        <w:t>dolor</w:t>
+      </w:r>
+      <w:proofErr w:type="spellEnd"/>
+      <w:r>
+        <w:t xml:space="preserve">. </w:t>
+      </w:r>
+      <w:r>
+        <w:rPr>
+          <w:lang w:val="en-US"/>
+        </w:rPr>
+        <w:t xml:space="preserve">Proin </w:t>
+      </w:r>
+      <w:proofErr w:type="spellStart"/>
+      <w:r>
+        <w:rPr>
+          <w:lang w:val="en-US"/>
+        </w:rPr>
+        <w:t>aliquam</w:t>
+      </w:r>
+      <w:proofErr w:type="spellEnd"/>
+      <w:r>
+        <w:rPr>
+          <w:lang w:val="en-US"/>
+        </w:rPr>
+        <w:t xml:space="preserve"> </w:t>
+      </w:r>
+      <w:proofErr w:type="spellStart"/>
+      <w:r>
+        <w:rPr>
+          <w:lang w:val="en-US"/>
+        </w:rPr>
+        <w:t>sollicitudin</w:t>
+      </w:r>
+      <w:proofErr w:type="spellEnd"/>
+      <w:r>
+        <w:rPr>
+          <w:lang w:val="en-US"/>
+        </w:rPr>
+        <w:t xml:space="preserve"> </w:t>
+      </w:r>
+      <w:proofErr w:type="spellStart"/>
+      <w:r>
+        <w:rPr>
+          <w:lang w:val="en-US"/>
+        </w:rPr>
+        <w:t>elit</w:t>
+      </w:r>
+      <w:proofErr w:type="spellEnd"/>
+      <w:r>
+        <w:rPr>
+          <w:lang w:val="en-US"/>
+        </w:rPr>
+        <w:t xml:space="preserve"> nec </w:t>
+      </w:r>
+      <w:proofErr w:type="spellStart"/>
+      <w:r>
+        <w:rPr>
+          <w:lang w:val="en-US"/>
+        </w:rPr>
+        <w:t>laoreet</w:t>
+      </w:r>
+      <w:proofErr w:type="spellEnd"/>
+      <w:r>
+        <w:rPr>
+          <w:lang w:val="en-US"/>
+        </w:rPr>
+        <w:t xml:space="preserve">. </w:t>
+      </w:r>
+      <w:proofErr w:type="spellStart"/>
+      <w:r>
+        <w:t>Nulla</w:t>
+      </w:r>
+      <w:proofErr w:type="spellEnd"/>
+      <w:r>
+        <w:t xml:space="preserve"> </w:t>
+      </w:r>
+      <w:proofErr w:type="spellStart"/>
+      <w:r>
+        <w:t>eget</w:t>
+      </w:r>
+      <w:proofErr w:type="spellEnd"/>
+      <w:r>
+        <w:t xml:space="preserve"> </w:t>
+      </w:r>
+      <w:proofErr w:type="spellStart"/>
+      <w:r>
+        <w:t>tincidunt</w:t>
+      </w:r>
+      <w:proofErr w:type="spellEnd"/>
+      <w:r>
+        <w:t xml:space="preserve"> </w:t>
+      </w:r>
+      <w:proofErr w:type="spellStart"/>
+      <w:r>
+        <w:t>eros</w:t>
+      </w:r>
+      <w:proofErr w:type="spellEnd"/>
+      <w:r>
+        <w:t xml:space="preserve">, </w:t>
+      </w:r>
+      <w:proofErr w:type="spellStart"/>
+      <w:r>
+        <w:t>eget</w:t>
+      </w:r>
+      <w:proofErr w:type="spellEnd"/>
+      <w:r>
+        <w:t xml:space="preserve"> </w:t>
+      </w:r>
+      <w:proofErr w:type="spellStart"/>
+      <w:r>
+        <w:t>efficitur</w:t>
+      </w:r>
+      <w:proofErr w:type="spellEnd"/>
+      <w:r>
+        <w:t xml:space="preserve"> </w:t>
+      </w:r>
+      <w:proofErr w:type="spellStart"/>
+      <w:r>
+        <w:t>tortor</w:t>
+      </w:r>
+      <w:proofErr w:type="spellEnd"/>
+      <w:r>
+        <w:t xml:space="preserve">. In </w:t>
+      </w:r>
+      <w:proofErr w:type="spellStart"/>
+      <w:r>
+        <w:t>ultricies</w:t>
+      </w:r>
+      <w:proofErr w:type="spellEnd"/>
+      <w:r>
+        <w:t xml:space="preserve"> </w:t>
+      </w:r>
+      <w:proofErr w:type="spellStart"/>
+      <w:r>
+        <w:t>eleifend</w:t>
+      </w:r>
+      <w:proofErr w:type="spellEnd"/>
+      <w:r>
+        <w:t xml:space="preserve"> </w:t>
+      </w:r>
+      <w:proofErr w:type="gramStart"/>
+      <w:r>
+        <w:t xml:space="preserve">ante, </w:t>
+      </w:r>
+      <w:proofErr w:type="spellStart"/>
+      <w:r>
+        <w:t>nec</w:t>
+      </w:r>
+      <w:proofErr w:type="spellEnd"/>
+      <w:proofErr w:type="gramEnd"/>
+      <w:r>
+        <w:t xml:space="preserve"> </w:t>
+      </w:r>
+      <w:proofErr w:type="spellStart"/>
+      <w:r>
+        <w:t>fringilla</w:t>
+      </w:r>
+      <w:proofErr w:type="spellEnd"/>
+      <w:r>
+        <w:t xml:space="preserve"> libero </w:t>
+      </w:r>
+      <w:proofErr w:type="spellStart"/>
+      <w:r>
+        <w:t>rutrum</w:t>
+      </w:r>
+      <w:proofErr w:type="spellEnd"/>
+      <w:r>
+        <w:t xml:space="preserve"> vitae.</w:t>
+      </w:r>
+    </w:p>
+    <w:p>
+      <w:pPr>
+        <w:pStyle w:val="Ttulo1"/>
+      </w:pPr>
+      <w:bookmarkStart w:id="7" w:name="_Toc240207452"/>
+      <w:r>
         <w:lastRenderedPageBreak/>
-        <w:t xml:space="preserve">Citações com mais de três linhas devem estar recuadas a 4 cm da margem esquerda, com letra de tamanho menor, espaçamento simples e sem aspas. Este </w:t>
-      </w:r>
-      <w:proofErr w:type="spellStart"/>
-      <w:r>
-        <w:t>template</w:t>
-      </w:r>
-      <w:proofErr w:type="spellEnd"/>
-      <w:r>
-        <w:t xml:space="preserve"> </w:t>
-      </w:r>
-      <w:proofErr w:type="spellStart"/>
-      <w:r>
-        <w:t>ját</w:t>
-      </w:r>
-      <w:proofErr w:type="spellEnd"/>
-      <w:r>
-        <w:t xml:space="preserve"> e inclui o estilo “Citação mais de 4 linhas”, para esse fim. </w:t>
-      </w:r>
-      <w:proofErr w:type="spellStart"/>
-      <w:r>
-        <w:t>Ex</w:t>
-      </w:r>
-      <w:proofErr w:type="spellEnd"/>
-      <w:r>
-        <w:t>:</w:t>
-      </w:r>
-    </w:p>
-    <w:p>
-      <w:pPr>
-        <w:pStyle w:val="Citao"/>
-      </w:pPr>
-      <w:r>
-        <w:t>Arquimedes não é apenas um sujeito muito famoso, como também está muito morto, viveu há mais de 2 mil anos, uma época que ninguém se preocupava em inventar coisas (GOLDSMITH, 2011, p.10)</w:t>
-      </w:r>
-    </w:p>
-    <w:p>
-      <w:r>
-        <w:t xml:space="preserve">Provavelmente é necessário colocar algum espaçamento depois. </w:t>
-      </w:r>
-    </w:p>
-    <w:p>
-      <w:pPr>
-        <w:pStyle w:val="Ttulo2"/>
-      </w:pPr>
-      <w:bookmarkStart w:id="3" w:name="_Toc240207448"/>
-      <w:r>
-        <w:t>2.2 Seção secundária</w:t>
-      </w:r>
-      <w:bookmarkEnd w:id="3"/>
-    </w:p>
-    <w:p>
-      <w:proofErr w:type="spellStart"/>
-      <w:r>
-        <w:t>Lorem</w:t>
-      </w:r>
-      <w:proofErr w:type="spellEnd"/>
-      <w:r>
-        <w:t xml:space="preserve"> ipsum </w:t>
-      </w:r>
-      <w:proofErr w:type="spellStart"/>
-      <w:r>
-        <w:t>dolor</w:t>
-      </w:r>
-      <w:proofErr w:type="spellEnd"/>
-      <w:r>
-        <w:t xml:space="preserve"> </w:t>
-      </w:r>
-      <w:proofErr w:type="spellStart"/>
-      <w:r>
-        <w:t>sit</w:t>
-      </w:r>
-      <w:proofErr w:type="spellEnd"/>
-      <w:r>
-        <w:t xml:space="preserve"> </w:t>
-      </w:r>
-      <w:proofErr w:type="spellStart"/>
-      <w:r>
-        <w:t>amet</w:t>
-      </w:r>
-      <w:proofErr w:type="spellEnd"/>
-      <w:r>
-        <w:t xml:space="preserve">, </w:t>
-      </w:r>
-      <w:proofErr w:type="spellStart"/>
-      <w:r>
-        <w:t>consectetur</w:t>
-      </w:r>
-      <w:proofErr w:type="spellEnd"/>
-      <w:r>
-        <w:t xml:space="preserve"> </w:t>
-      </w:r>
-      <w:proofErr w:type="spellStart"/>
-      <w:r>
-        <w:t>adipiscing</w:t>
-      </w:r>
-      <w:proofErr w:type="spellEnd"/>
-      <w:r>
-        <w:t xml:space="preserve"> </w:t>
-      </w:r>
-      <w:proofErr w:type="spellStart"/>
-      <w:r>
-        <w:t>elit</w:t>
-      </w:r>
-      <w:proofErr w:type="spellEnd"/>
-      <w:r>
-        <w:t xml:space="preserve">. </w:t>
-      </w:r>
-      <w:r>
-        <w:rPr>
-          <w:lang w:val="en-US"/>
-        </w:rPr>
-        <w:t xml:space="preserve">Aenean </w:t>
-      </w:r>
-      <w:proofErr w:type="spellStart"/>
-      <w:r>
-        <w:rPr>
-          <w:lang w:val="en-US"/>
-        </w:rPr>
-        <w:t>tincidunt</w:t>
-      </w:r>
-      <w:proofErr w:type="spellEnd"/>
-      <w:r>
-        <w:rPr>
-          <w:lang w:val="en-US"/>
-        </w:rPr>
-        <w:t xml:space="preserve"> </w:t>
-      </w:r>
-      <w:proofErr w:type="spellStart"/>
-      <w:r>
-        <w:rPr>
-          <w:lang w:val="en-US"/>
-        </w:rPr>
-        <w:t>porttitor</w:t>
-      </w:r>
-      <w:proofErr w:type="spellEnd"/>
-      <w:r>
-        <w:rPr>
-          <w:lang w:val="en-US"/>
-        </w:rPr>
-        <w:t xml:space="preserve"> </w:t>
-      </w:r>
-      <w:proofErr w:type="spellStart"/>
-      <w:r>
-        <w:rPr>
-          <w:lang w:val="en-US"/>
-        </w:rPr>
-        <w:t>nisl</w:t>
-      </w:r>
-      <w:proofErr w:type="spellEnd"/>
-      <w:r>
-        <w:rPr>
-          <w:lang w:val="en-US"/>
-        </w:rPr>
-        <w:t xml:space="preserve">, </w:t>
-      </w:r>
-      <w:proofErr w:type="spellStart"/>
-      <w:r>
-        <w:rPr>
-          <w:lang w:val="en-US"/>
-        </w:rPr>
-        <w:t>finibus</w:t>
-      </w:r>
-      <w:proofErr w:type="spellEnd"/>
-      <w:r>
-        <w:rPr>
-          <w:lang w:val="en-US"/>
-        </w:rPr>
-        <w:t xml:space="preserve"> </w:t>
-      </w:r>
-      <w:proofErr w:type="spellStart"/>
-      <w:r>
-        <w:rPr>
-          <w:lang w:val="en-US"/>
-        </w:rPr>
-        <w:t>sagittis</w:t>
-      </w:r>
-      <w:proofErr w:type="spellEnd"/>
-      <w:r>
-        <w:rPr>
-          <w:lang w:val="en-US"/>
-        </w:rPr>
-        <w:t xml:space="preserve"> </w:t>
-      </w:r>
-      <w:proofErr w:type="spellStart"/>
-      <w:r>
-        <w:rPr>
-          <w:lang w:val="en-US"/>
-        </w:rPr>
-        <w:t>odio</w:t>
-      </w:r>
-      <w:proofErr w:type="spellEnd"/>
-      <w:r>
-        <w:rPr>
-          <w:lang w:val="en-US"/>
-        </w:rPr>
-        <w:t xml:space="preserve"> </w:t>
-      </w:r>
-      <w:proofErr w:type="spellStart"/>
-      <w:r>
-        <w:rPr>
-          <w:lang w:val="en-US"/>
-        </w:rPr>
-        <w:t>ullamcorper</w:t>
-      </w:r>
-      <w:proofErr w:type="spellEnd"/>
-      <w:r>
-        <w:rPr>
-          <w:lang w:val="en-US"/>
-        </w:rPr>
-        <w:t xml:space="preserve"> non. </w:t>
-      </w:r>
-      <w:proofErr w:type="spellStart"/>
-      <w:r>
-        <w:t>Sed</w:t>
-      </w:r>
-      <w:proofErr w:type="spellEnd"/>
-      <w:r>
-        <w:t xml:space="preserve"> </w:t>
-      </w:r>
-      <w:proofErr w:type="spellStart"/>
-      <w:r>
-        <w:t>euismod</w:t>
-      </w:r>
-      <w:proofErr w:type="spellEnd"/>
-      <w:r>
-        <w:t xml:space="preserve"> </w:t>
-      </w:r>
-      <w:proofErr w:type="spellStart"/>
-      <w:r>
-        <w:t>rutrum</w:t>
-      </w:r>
-      <w:proofErr w:type="spellEnd"/>
-      <w:r>
-        <w:t xml:space="preserve"> </w:t>
-      </w:r>
-      <w:proofErr w:type="spellStart"/>
-      <w:r>
-        <w:t>eros</w:t>
-      </w:r>
-      <w:proofErr w:type="spellEnd"/>
-      <w:r>
-        <w:t xml:space="preserve">, </w:t>
-      </w:r>
-      <w:proofErr w:type="spellStart"/>
-      <w:r>
-        <w:t>nec</w:t>
-      </w:r>
-      <w:proofErr w:type="spellEnd"/>
-      <w:r>
-        <w:t xml:space="preserve"> </w:t>
-      </w:r>
-      <w:proofErr w:type="spellStart"/>
-      <w:r>
-        <w:t>volutpat</w:t>
-      </w:r>
-      <w:proofErr w:type="spellEnd"/>
-      <w:r>
-        <w:t xml:space="preserve"> ante </w:t>
-      </w:r>
-      <w:proofErr w:type="spellStart"/>
-      <w:r>
-        <w:t>luctus</w:t>
-      </w:r>
-      <w:proofErr w:type="spellEnd"/>
-      <w:r>
-        <w:t xml:space="preserve"> a.</w:t>
-      </w:r>
-    </w:p>
-    <w:p>
-      <w:pPr>
-        <w:pStyle w:val="Ttulo3"/>
-      </w:pPr>
-      <w:bookmarkStart w:id="4" w:name="_Toc240207449"/>
-      <w:r>
-        <w:t>2.2.1 Seção terciária</w:t>
-      </w:r>
-      <w:bookmarkEnd w:id="4"/>
-    </w:p>
-    <w:p>
-      <w:pPr>
-        <w:rPr>
-          <w:lang w:val="en-US"/>
-        </w:rPr>
-      </w:pPr>
-      <w:proofErr w:type="spellStart"/>
-      <w:r>
-        <w:rPr>
-          <w:lang w:val="en-US"/>
-        </w:rPr>
-        <w:t>Pellentesque</w:t>
-      </w:r>
-      <w:proofErr w:type="spellEnd"/>
-      <w:r>
-        <w:rPr>
-          <w:lang w:val="en-US"/>
-        </w:rPr>
-        <w:t xml:space="preserve"> </w:t>
-      </w:r>
-      <w:proofErr w:type="spellStart"/>
-      <w:r>
-        <w:rPr>
-          <w:lang w:val="en-US"/>
-        </w:rPr>
-        <w:t>elit</w:t>
-      </w:r>
-      <w:proofErr w:type="spellEnd"/>
-      <w:r>
-        <w:rPr>
-          <w:lang w:val="en-US"/>
-        </w:rPr>
-        <w:t xml:space="preserve"> </w:t>
-      </w:r>
-      <w:proofErr w:type="spellStart"/>
-      <w:r>
-        <w:rPr>
-          <w:lang w:val="en-US"/>
-        </w:rPr>
-        <w:t>sem</w:t>
-      </w:r>
-      <w:proofErr w:type="spellEnd"/>
-      <w:r>
-        <w:rPr>
-          <w:lang w:val="en-US"/>
-        </w:rPr>
-        <w:t xml:space="preserve">, </w:t>
-      </w:r>
-      <w:proofErr w:type="spellStart"/>
-      <w:r>
-        <w:rPr>
-          <w:lang w:val="en-US"/>
-        </w:rPr>
-        <w:t>aliquet</w:t>
-      </w:r>
-      <w:proofErr w:type="spellEnd"/>
-      <w:r>
-        <w:rPr>
-          <w:lang w:val="en-US"/>
-        </w:rPr>
-        <w:t xml:space="preserve"> sed </w:t>
-      </w:r>
-      <w:proofErr w:type="spellStart"/>
-      <w:r>
-        <w:rPr>
-          <w:lang w:val="en-US"/>
-        </w:rPr>
-        <w:t>efficitur</w:t>
-      </w:r>
-      <w:proofErr w:type="spellEnd"/>
-      <w:r>
-        <w:rPr>
-          <w:lang w:val="en-US"/>
-        </w:rPr>
-        <w:t xml:space="preserve"> sit </w:t>
-      </w:r>
-      <w:proofErr w:type="spellStart"/>
-      <w:r>
-        <w:rPr>
-          <w:lang w:val="en-US"/>
-        </w:rPr>
-        <w:t>amet</w:t>
-      </w:r>
-      <w:proofErr w:type="spellEnd"/>
-      <w:r>
-        <w:rPr>
-          <w:lang w:val="en-US"/>
-        </w:rPr>
-        <w:t xml:space="preserve">, </w:t>
-      </w:r>
-      <w:proofErr w:type="spellStart"/>
-      <w:r>
-        <w:rPr>
-          <w:lang w:val="en-US"/>
-        </w:rPr>
-        <w:t>efficitur</w:t>
-      </w:r>
-      <w:proofErr w:type="spellEnd"/>
-      <w:r>
-        <w:rPr>
-          <w:lang w:val="en-US"/>
-        </w:rPr>
-        <w:t xml:space="preserve"> in </w:t>
-      </w:r>
-      <w:proofErr w:type="spellStart"/>
-      <w:r>
-        <w:rPr>
-          <w:lang w:val="en-US"/>
-        </w:rPr>
-        <w:t>turpis</w:t>
-      </w:r>
-      <w:proofErr w:type="spellEnd"/>
-      <w:r>
-        <w:rPr>
-          <w:lang w:val="en-US"/>
-        </w:rPr>
-        <w:t xml:space="preserve">. Proin et </w:t>
-      </w:r>
-      <w:proofErr w:type="spellStart"/>
-      <w:r>
-        <w:rPr>
-          <w:lang w:val="en-US"/>
-        </w:rPr>
-        <w:t>risus</w:t>
-      </w:r>
-      <w:proofErr w:type="spellEnd"/>
-      <w:r>
-        <w:rPr>
-          <w:lang w:val="en-US"/>
-        </w:rPr>
-        <w:t xml:space="preserve"> </w:t>
-      </w:r>
-      <w:proofErr w:type="spellStart"/>
-      <w:r>
-        <w:rPr>
-          <w:lang w:val="en-US"/>
-        </w:rPr>
-        <w:t>felis</w:t>
-      </w:r>
-      <w:proofErr w:type="spellEnd"/>
-      <w:r>
-        <w:rPr>
-          <w:lang w:val="en-US"/>
-        </w:rPr>
-        <w:t xml:space="preserve">. Duis sit </w:t>
-      </w:r>
-      <w:proofErr w:type="spellStart"/>
-      <w:r>
-        <w:rPr>
-          <w:lang w:val="en-US"/>
-        </w:rPr>
-        <w:t>amet</w:t>
-      </w:r>
-      <w:proofErr w:type="spellEnd"/>
-      <w:r>
-        <w:rPr>
-          <w:lang w:val="en-US"/>
-        </w:rPr>
-        <w:t xml:space="preserve"> </w:t>
-      </w:r>
-      <w:proofErr w:type="spellStart"/>
-      <w:r>
-        <w:rPr>
-          <w:lang w:val="en-US"/>
-        </w:rPr>
-        <w:t>efficitur</w:t>
-      </w:r>
-      <w:proofErr w:type="spellEnd"/>
-      <w:r>
-        <w:rPr>
-          <w:lang w:val="en-US"/>
-        </w:rPr>
-        <w:t xml:space="preserve"> lorem, sed auctor </w:t>
-      </w:r>
-      <w:proofErr w:type="spellStart"/>
-      <w:r>
-        <w:rPr>
-          <w:lang w:val="en-US"/>
-        </w:rPr>
-        <w:t>orci</w:t>
-      </w:r>
-      <w:proofErr w:type="spellEnd"/>
-    </w:p>
-    <w:p>
-      <w:pPr>
-        <w:pStyle w:val="Ttulo4"/>
-      </w:pPr>
-      <w:bookmarkStart w:id="5" w:name="_Toc240207450"/>
-      <w:r>
-        <w:t xml:space="preserve">2.2.1.1 Seção </w:t>
-      </w:r>
-      <w:proofErr w:type="spellStart"/>
-      <w:r>
-        <w:t>quartenária</w:t>
-      </w:r>
-      <w:bookmarkEnd w:id="5"/>
-      <w:proofErr w:type="spellEnd"/>
-    </w:p>
-    <w:p>
-      <w:proofErr w:type="spellStart"/>
-      <w:r>
-        <w:t>Pellentesque</w:t>
-      </w:r>
-      <w:proofErr w:type="spellEnd"/>
-      <w:r>
-        <w:t xml:space="preserve"> </w:t>
-      </w:r>
-      <w:proofErr w:type="spellStart"/>
-      <w:r>
-        <w:t>at</w:t>
-      </w:r>
-      <w:proofErr w:type="spellEnd"/>
-      <w:r>
-        <w:t xml:space="preserve"> est </w:t>
-      </w:r>
-      <w:proofErr w:type="spellStart"/>
-      <w:r>
-        <w:t>rutrum</w:t>
-      </w:r>
-      <w:proofErr w:type="spellEnd"/>
-      <w:r>
-        <w:t xml:space="preserve">, </w:t>
-      </w:r>
-      <w:proofErr w:type="spellStart"/>
-      <w:r>
-        <w:t>efficitur</w:t>
-      </w:r>
-      <w:proofErr w:type="spellEnd"/>
-      <w:r>
-        <w:t xml:space="preserve"> </w:t>
-      </w:r>
-      <w:proofErr w:type="spellStart"/>
-      <w:r>
-        <w:t>lacus</w:t>
-      </w:r>
-      <w:proofErr w:type="spellEnd"/>
-      <w:r>
-        <w:t xml:space="preserve"> ac, </w:t>
-      </w:r>
-      <w:proofErr w:type="spellStart"/>
-      <w:r>
-        <w:t>mollis</w:t>
-      </w:r>
-      <w:proofErr w:type="spellEnd"/>
-      <w:r>
-        <w:t xml:space="preserve"> </w:t>
-      </w:r>
-      <w:proofErr w:type="spellStart"/>
-      <w:r>
-        <w:t>sapien</w:t>
-      </w:r>
-      <w:proofErr w:type="spellEnd"/>
-      <w:r>
-        <w:t xml:space="preserve">. </w:t>
-      </w:r>
-      <w:proofErr w:type="spellStart"/>
-      <w:r>
-        <w:t>Aenean</w:t>
-      </w:r>
-      <w:proofErr w:type="spellEnd"/>
-      <w:r>
-        <w:t xml:space="preserve"> magna </w:t>
-      </w:r>
-      <w:proofErr w:type="spellStart"/>
-      <w:r>
-        <w:t>lorem</w:t>
-      </w:r>
-      <w:proofErr w:type="spellEnd"/>
-      <w:r>
-        <w:t xml:space="preserve">, </w:t>
-      </w:r>
-      <w:proofErr w:type="spellStart"/>
-      <w:r>
-        <w:t>mattis</w:t>
-      </w:r>
-      <w:proofErr w:type="spellEnd"/>
-      <w:r>
-        <w:t xml:space="preserve"> ac </w:t>
-      </w:r>
-      <w:proofErr w:type="spellStart"/>
-      <w:r>
-        <w:t>ligula</w:t>
-      </w:r>
-      <w:proofErr w:type="spellEnd"/>
-      <w:r>
-        <w:t xml:space="preserve"> et, </w:t>
-      </w:r>
-      <w:proofErr w:type="spellStart"/>
-      <w:r>
-        <w:t>auctor</w:t>
-      </w:r>
-      <w:proofErr w:type="spellEnd"/>
-      <w:r>
-        <w:t xml:space="preserve"> </w:t>
-      </w:r>
-      <w:proofErr w:type="spellStart"/>
-      <w:r>
-        <w:t>luctus</w:t>
-      </w:r>
-      <w:proofErr w:type="spellEnd"/>
-      <w:r>
-        <w:t xml:space="preserve"> ex. </w:t>
-      </w:r>
-    </w:p>
-    <w:p>
-      <w:pPr>
-        <w:pStyle w:val="Ttulo5"/>
-      </w:pPr>
-      <w:bookmarkStart w:id="6" w:name="_Toc240207451"/>
-      <w:r>
-        <w:t>2.2.1.1.1 Seção quinária</w:t>
-      </w:r>
-      <w:bookmarkEnd w:id="6"/>
-    </w:p>
-    <w:p>
-      <w:r>
-        <w:tab/>
-      </w:r>
-      <w:proofErr w:type="spellStart"/>
-      <w:r>
-        <w:t>Vivamus</w:t>
-      </w:r>
-      <w:proofErr w:type="spellEnd"/>
-      <w:r>
-        <w:t xml:space="preserve"> vitae </w:t>
-      </w:r>
-      <w:proofErr w:type="spellStart"/>
-      <w:r>
-        <w:t>posuere</w:t>
-      </w:r>
-      <w:proofErr w:type="spellEnd"/>
-      <w:r>
-        <w:t xml:space="preserve"> </w:t>
-      </w:r>
-      <w:proofErr w:type="spellStart"/>
-      <w:r>
-        <w:t>nisl</w:t>
-      </w:r>
-      <w:proofErr w:type="spellEnd"/>
-      <w:r>
-        <w:t xml:space="preserve">, eu </w:t>
-      </w:r>
-      <w:proofErr w:type="spellStart"/>
-      <w:r>
-        <w:t>scelerisque</w:t>
-      </w:r>
-      <w:proofErr w:type="spellEnd"/>
-      <w:r>
-        <w:t xml:space="preserve"> </w:t>
-      </w:r>
-      <w:proofErr w:type="spellStart"/>
-      <w:r>
-        <w:t>dolor</w:t>
-      </w:r>
-      <w:proofErr w:type="spellEnd"/>
-      <w:r>
-        <w:t xml:space="preserve">. </w:t>
-      </w:r>
-      <w:r>
-        <w:rPr>
-          <w:lang w:val="en-US"/>
-        </w:rPr>
-        <w:t xml:space="preserve">Proin </w:t>
-      </w:r>
-      <w:proofErr w:type="spellStart"/>
-      <w:r>
-        <w:rPr>
-          <w:lang w:val="en-US"/>
-        </w:rPr>
-        <w:t>aliquam</w:t>
-      </w:r>
-      <w:proofErr w:type="spellEnd"/>
-      <w:r>
-        <w:rPr>
-          <w:lang w:val="en-US"/>
-        </w:rPr>
-        <w:t xml:space="preserve"> </w:t>
-      </w:r>
-      <w:proofErr w:type="spellStart"/>
-      <w:r>
-        <w:rPr>
-          <w:lang w:val="en-US"/>
-        </w:rPr>
-        <w:t>sollicitudin</w:t>
-      </w:r>
-      <w:proofErr w:type="spellEnd"/>
-      <w:r>
-        <w:rPr>
-          <w:lang w:val="en-US"/>
-        </w:rPr>
-        <w:t xml:space="preserve"> </w:t>
-      </w:r>
-      <w:proofErr w:type="spellStart"/>
-      <w:r>
-        <w:rPr>
-          <w:lang w:val="en-US"/>
-        </w:rPr>
-        <w:t>elit</w:t>
-      </w:r>
-      <w:proofErr w:type="spellEnd"/>
-      <w:r>
-        <w:rPr>
-          <w:lang w:val="en-US"/>
-        </w:rPr>
-        <w:t xml:space="preserve"> nec </w:t>
-      </w:r>
-      <w:proofErr w:type="spellStart"/>
-      <w:r>
-        <w:rPr>
-          <w:lang w:val="en-US"/>
-        </w:rPr>
-        <w:t>laoreet</w:t>
-      </w:r>
-      <w:proofErr w:type="spellEnd"/>
-      <w:r>
-        <w:rPr>
-          <w:lang w:val="en-US"/>
-        </w:rPr>
-        <w:t xml:space="preserve">. </w:t>
-      </w:r>
-      <w:proofErr w:type="spellStart"/>
-      <w:r>
-        <w:t>Nulla</w:t>
-      </w:r>
-      <w:proofErr w:type="spellEnd"/>
-      <w:r>
-        <w:t xml:space="preserve"> </w:t>
-      </w:r>
-      <w:proofErr w:type="spellStart"/>
-      <w:r>
-        <w:t>eget</w:t>
-      </w:r>
-      <w:proofErr w:type="spellEnd"/>
-      <w:r>
-        <w:t xml:space="preserve"> </w:t>
-      </w:r>
-      <w:proofErr w:type="spellStart"/>
-      <w:r>
-        <w:t>tincidunt</w:t>
-      </w:r>
-      <w:proofErr w:type="spellEnd"/>
-      <w:r>
-        <w:t xml:space="preserve"> </w:t>
-      </w:r>
-      <w:proofErr w:type="spellStart"/>
-      <w:r>
-        <w:t>eros</w:t>
-      </w:r>
-      <w:proofErr w:type="spellEnd"/>
-      <w:r>
-        <w:t xml:space="preserve">, </w:t>
-      </w:r>
-      <w:proofErr w:type="spellStart"/>
-      <w:r>
-        <w:t>eget</w:t>
-      </w:r>
-      <w:proofErr w:type="spellEnd"/>
-      <w:r>
-        <w:t xml:space="preserve"> </w:t>
-      </w:r>
-      <w:proofErr w:type="spellStart"/>
-      <w:r>
-        <w:t>efficitur</w:t>
-      </w:r>
-      <w:proofErr w:type="spellEnd"/>
-      <w:r>
-        <w:t xml:space="preserve"> </w:t>
-      </w:r>
-      <w:proofErr w:type="spellStart"/>
-      <w:r>
-        <w:t>tortor</w:t>
-      </w:r>
-      <w:proofErr w:type="spellEnd"/>
-      <w:r>
-        <w:t xml:space="preserve">. In </w:t>
-      </w:r>
-      <w:proofErr w:type="spellStart"/>
-      <w:r>
-        <w:t>ultricies</w:t>
-      </w:r>
-      <w:proofErr w:type="spellEnd"/>
-      <w:r>
-        <w:t xml:space="preserve"> </w:t>
-      </w:r>
-      <w:proofErr w:type="spellStart"/>
-      <w:r>
-        <w:t>eleifend</w:t>
-      </w:r>
-      <w:proofErr w:type="spellEnd"/>
-      <w:r>
-        <w:t xml:space="preserve"> </w:t>
-      </w:r>
-      <w:proofErr w:type="gramStart"/>
-      <w:r>
-        <w:t xml:space="preserve">ante, </w:t>
-      </w:r>
-      <w:proofErr w:type="spellStart"/>
-      <w:r>
-        <w:t>nec</w:t>
-      </w:r>
-      <w:proofErr w:type="spellEnd"/>
-      <w:proofErr w:type="gramEnd"/>
-      <w:r>
-        <w:t xml:space="preserve"> </w:t>
-      </w:r>
-      <w:proofErr w:type="spellStart"/>
-      <w:r>
-        <w:t>fringilla</w:t>
-      </w:r>
-      <w:proofErr w:type="spellEnd"/>
-      <w:r>
-        <w:t xml:space="preserve"> libero </w:t>
-      </w:r>
-      <w:proofErr w:type="spellStart"/>
-      <w:r>
-        <w:t>rutrum</w:t>
-      </w:r>
-      <w:proofErr w:type="spellEnd"/>
-      <w:r>
-        <w:t xml:space="preserve"> vitae.</w:t>
-      </w:r>
-    </w:p>
-    <w:p>
-      <w:pPr>
-        <w:pStyle w:val="Ttulo1"/>
-      </w:pPr>
-      <w:bookmarkStart w:id="7" w:name="_Toc240207452"/>
-      <w:r>
         <w:t xml:space="preserve">3. </w:t>
       </w:r>
       <w:r>
@@ -1828,6 +1862,14 @@
       <w:bookmarkEnd w:id="7"/>
     </w:p>
     <w:p>
+      <w:pPr>
+        <w:sectPr>
+          <w:pgSz w:w="11906" w:h="16838"/>
+          <w:pgMar w:top="1701" w:right="1134" w:bottom="1134" w:left="1701" w:header="708" w:footer="708" w:gutter="0"/>
+          <w:cols w:space="708"/>
+          <w:docGrid w:linePitch="360"/>
+        </w:sectPr>
+      </w:pPr>
       <w:r>
         <w:t>É onde o aluno finaliza o trabalho, escrevendo seu ponto de vista sobre o assunto e as conclusões que tirou com a pesquisa realizada.</w:t>
       </w:r>
@@ -1842,6 +1884,7 @@
         <w:jc w:val="left"/>
       </w:pPr>
       <w:r>
+        <w:lastRenderedPageBreak/>
         <w:tab/>
       </w:r>
       <w:bookmarkStart w:id="8" w:name="_Toc240207453"/>
@@ -1949,6 +1992,48 @@
     </w:p>
   </w:footnote>
 </w:footnotes>
+</file>
+
+<file path=word/header1.xml><?xml version="1.0" encoding="utf-8"?>
+<w:hdr xmlns:wpc="http://schemas.microsoft.com/office/word/2010/wordprocessingCanvas" xmlns:cx="http://schemas.microsoft.com/office/drawing/2014/chartex" xmlns:cx1="http://schemas.microsoft.com/office/drawing/2015/9/8/chartex" xmlns:cx2="http://schemas.microsoft.com/office/drawing/2015/10/21/chartex" xmlns:cx3="http://schemas.microsoft.com/office/drawing/2016/5/9/chartex" xmlns:cx4="http://schemas.microsoft.com/office/drawing/2016/5/10/chartex" xmlns:cx5="http://schemas.microsoft.com/office/drawing/2016/5/11/chartex" xmlns:cx6="http://schemas.microsoft.com/office/drawing/2016/5/12/chartex" xmlns:cx7="http://schemas.microsoft.com/office/drawing/2016/5/13/chartex" xmlns:cx8="http://schemas.microsoft.com/office/drawing/2016/5/14/chartex" xmlns:mc="http://schemas.openxmlformats.org/markup-compatibility/2006" xmlns:aink="http://schemas.microsoft.com/office/drawing/2016/ink" xmlns:am3d="http://schemas.microsoft.com/office/drawing/2017/model3d" xmlns:o="urn:schemas-microsoft-com:office:office" xmlns:oel="http://schemas.microsoft.com/office/2019/extlst" xmlns:r="http://schemas.openxmlformats.org/officeDocument/2006/relationships" xmlns:m="http://schemas.openxmlformats.org/officeDocument/2006/math" xmlns:v="urn:schemas-microsoft-com:vml" xmlns:wp14="http://schemas.microsoft.com/office/word/2010/wordprocessingDrawing" xmlns:wp="http://schemas.openxmlformats.org/drawingml/2006/wordprocessingDrawing" xmlns:w10="urn:schemas-microsoft-com:office:word" xmlns:w="http://schemas.openxmlformats.org/wordprocessingml/2006/main" xmlns:w14="http://schemas.microsoft.com/office/word/2010/wordml" xmlns:w15="http://schemas.microsoft.com/office/word/2012/wordml" xmlns:w16cex="http://schemas.microsoft.com/office/word/2018/wordml/cex" xmlns:w16cid="http://schemas.microsoft.com/office/word/2016/wordml/cid" xmlns:w16="http://schemas.microsoft.com/office/word/2018/wordml" xmlns:w16du="http://schemas.microsoft.com/office/word/2023/wordml/word16du" xmlns:w16sdtdh="http://schemas.microsoft.com/office/word/2020/wordml/sdtdatahash" xmlns:w16sdtfl="http://schemas.microsoft.com/office/word/2024/wordml/sdtformatlock" xmlns:w16se="http://schemas.microsoft.com/office/word/2015/wordml/symex" xmlns:wpg="http://schemas.microsoft.com/office/word/2010/wordprocessingGroup" xmlns:wpi="http://schemas.microsoft.com/office/word/2010/wordprocessingInk" xmlns:wne="http://schemas.microsoft.com/office/word/2006/wordml" xmlns:wps="http://schemas.microsoft.com/office/word/2010/wordprocessingShape" mc:Ignorable="w14 w15 w16se w16cid w16 w16cex w16sdtdh w16sdtfl w16du wp14">
+  <w:sdt>
+    <w:sdtPr>
+      <w:id w:val="1535614561"/>
+      <w:docPartObj>
+        <w:docPartGallery w:val="Page Numbers (Top of Page)"/>
+        <w:docPartUnique/>
+      </w:docPartObj>
+    </w:sdtPr>
+    <w:sdtContent>
+      <w:p>
+        <w:pPr>
+          <w:pStyle w:val="Cabealho"/>
+          <w:jc w:val="right"/>
+        </w:pPr>
+        <w:r>
+          <w:fldChar w:fldCharType="begin"/>
+        </w:r>
+        <w:r>
+          <w:instrText>PAGE   \* MERGEFORMAT</w:instrText>
+        </w:r>
+        <w:r>
+          <w:fldChar w:fldCharType="separate"/>
+        </w:r>
+        <w:r>
+          <w:t>2</w:t>
+        </w:r>
+        <w:r>
+          <w:fldChar w:fldCharType="end"/>
+        </w:r>
+      </w:p>
+    </w:sdtContent>
+  </w:sdt>
+  <w:p>
+    <w:pPr>
+      <w:pStyle w:val="Cabealho"/>
+    </w:pPr>
+  </w:p>
+</w:hdr>
 </file>
 
 <file path=word/styles.xml><?xml version="1.0" encoding="utf-8"?>
@@ -3335,7 +3420,7 @@
 </file>
 
 <file path=customXml/itemProps1.xml><?xml version="1.0" encoding="utf-8"?>
-<ds:datastoreItem xmlns:ds="http://schemas.openxmlformats.org/officeDocument/2006/customXml" ds:itemID="{FF122291-4B3E-44AB-AC1A-0595511206F2}">
+<ds:datastoreItem xmlns:ds="http://schemas.openxmlformats.org/officeDocument/2006/customXml" ds:itemID="{BAC5C271-CFFB-4BD5-B754-FE1A59FFC743}">
   <ds:schemaRefs>
     <ds:schemaRef ds:uri="http://schemas.openxmlformats.org/officeDocument/2006/bibliography"/>
   </ds:schemaRefs>

--- a/TemplateFund2Word.docx
+++ b/TemplateFund2Word.docx
@@ -5,15 +5,34 @@
     <w:p>
       <w:pPr>
         <w:jc w:val="center"/>
-      </w:pPr>
-      <w:r>
+        <w:rPr>
+          <w:b/>
+          <w:bCs/>
+        </w:rPr>
+      </w:pPr>
+      <w:r>
+        <w:rPr>
+          <w:b/>
+          <w:bCs/>
+        </w:rPr>
         <w:t>NOME DA ESCOLA</w:t>
       </w:r>
     </w:p>
     <w:p>
       <w:pPr>
         <w:jc w:val="center"/>
-      </w:pPr>
+        <w:rPr>
+          <w:b/>
+          <w:bCs/>
+        </w:rPr>
+      </w:pPr>
+      <w:r>
+        <w:rPr>
+          <w:b/>
+          <w:bCs/>
+        </w:rPr>
+        <w:t>ENSINO MÉDIO/FUNDAMENTAL</w:t>
+      </w:r>
     </w:p>
     <w:p>
       <w:pPr>
@@ -29,19 +48,16 @@
       <w:pPr>
         <w:jc w:val="center"/>
       </w:pPr>
-      <w:r>
-        <w:t>NOME DO ALUNO</w:t>
-      </w:r>
     </w:p>
     <w:p>
       <w:pPr>
         <w:jc w:val="center"/>
-      </w:pPr>
-      <w:r>
-        <w:t>NOME DO ALUNO 2</w:t>
-      </w:r>
-      <w:r>
-        <w:t xml:space="preserve"> (coloque linha vazia aqui se não há)</w:t>
+        <w:rPr>
+          <w:u w:val="single"/>
+        </w:rPr>
+      </w:pPr>
+      <w:r>
+        <w:t>Nome do Aluno</w:t>
       </w:r>
     </w:p>
     <w:p>
@@ -49,13 +65,16 @@
         <w:jc w:val="center"/>
       </w:pPr>
       <w:r>
-        <w:t>NOME DO ALUNO 3 (coloque linha vazia aqui se não há)</w:t>
+        <w:t>Nome do Aluno 2</w:t>
       </w:r>
     </w:p>
     <w:p>
       <w:pPr>
         <w:jc w:val="center"/>
       </w:pPr>
+      <w:r>
+        <w:t>Nome do Aluno 3</w:t>
+      </w:r>
     </w:p>
     <w:p>
       <w:pPr>
@@ -100,8 +119,16 @@
     <w:p>
       <w:pPr>
         <w:jc w:val="center"/>
-      </w:pPr>
-      <w:r>
+        <w:rPr>
+          <w:b/>
+          <w:bCs/>
+        </w:rPr>
+      </w:pPr>
+      <w:r>
+        <w:rPr>
+          <w:b/>
+          <w:bCs/>
+        </w:rPr>
         <w:t>TÍTULO DO TRABALHO:</w:t>
       </w:r>
     </w:p>
@@ -202,6 +229,15 @@
     </w:p>
     <w:sdt>
       <w:sdtPr>
+        <w:rPr>
+          <w:rFonts w:eastAsiaTheme="minorHAnsi" w:cstheme="minorBidi"/>
+          <w:b w:val="0"/>
+          <w:caps w:val="0"/>
+          <w:kern w:val="2"/>
+          <w:szCs w:val="24"/>
+          <w:lang w:eastAsia="en-US"/>
+          <w14:ligatures w14:val="standardContextual"/>
+        </w:rPr>
         <w:id w:val="1463235856"/>
         <w:docPartObj>
           <w:docPartGallery w:val="Table of Contents"/>
@@ -210,13 +246,7 @@
       </w:sdtPr>
       <w:sdtEndPr>
         <w:rPr>
-          <w:rFonts w:eastAsiaTheme="minorHAnsi" w:cstheme="minorBidi"/>
           <w:bCs/>
-          <w:caps w:val="0"/>
-          <w:kern w:val="2"/>
-          <w:szCs w:val="24"/>
-          <w:lang w:eastAsia="en-US"/>
-          <w14:ligatures w14:val="standardContextual"/>
         </w:rPr>
       </w:sdtEndPr>
       <w:sdtContent>
@@ -908,6 +938,7 @@
           <w:type w:val="continuous"/>
           <w:pgSz w:w="11906" w:h="16838"/>
           <w:pgMar w:top="1701" w:right="1134" w:bottom="1134" w:left="1701" w:header="708" w:footer="708" w:gutter="0"/>
+          <w:lnNumType w:countBy="1" w:restart="continuous"/>
           <w:cols w:space="708"/>
           <w:docGrid w:linePitch="360"/>
         </w:sectPr>

--- a/TemplateFund2Word.docx
+++ b/TemplateFund2Word.docx
@@ -4,6 +4,7 @@
   <w:body>
     <w:p>
       <w:pPr>
+        <w:ind w:firstLine="0"/>
         <w:jc w:val="center"/>
         <w:rPr>
           <w:b/>
@@ -20,6 +21,7 @@
     </w:p>
     <w:p>
       <w:pPr>
+        <w:ind w:firstLine="0"/>
         <w:jc w:val="center"/>
         <w:rPr>
           <w:b/>
@@ -36,21 +38,25 @@
     </w:p>
     <w:p>
       <w:pPr>
+        <w:ind w:firstLine="0"/>
         <w:jc w:val="center"/>
       </w:pPr>
     </w:p>
     <w:p>
       <w:pPr>
+        <w:ind w:firstLine="0"/>
         <w:jc w:val="center"/>
       </w:pPr>
     </w:p>
     <w:p>
       <w:pPr>
+        <w:ind w:firstLine="0"/>
         <w:jc w:val="center"/>
       </w:pPr>
     </w:p>
     <w:p>
       <w:pPr>
+        <w:ind w:firstLine="0"/>
         <w:jc w:val="center"/>
         <w:rPr>
           <w:u w:val="single"/>
@@ -62,6 +68,7 @@
     </w:p>
     <w:p>
       <w:pPr>
+        <w:ind w:firstLine="0"/>
         <w:jc w:val="center"/>
       </w:pPr>
       <w:r>
@@ -70,6 +77,7 @@
     </w:p>
     <w:p>
       <w:pPr>
+        <w:ind w:firstLine="0"/>
         <w:jc w:val="center"/>
       </w:pPr>
       <w:r>
@@ -78,46 +86,58 @@
     </w:p>
     <w:p>
       <w:pPr>
+        <w:ind w:firstLine="0"/>
         <w:jc w:val="center"/>
       </w:pPr>
     </w:p>
     <w:p>
       <w:pPr>
+        <w:ind w:firstLine="0"/>
         <w:jc w:val="center"/>
       </w:pPr>
     </w:p>
     <w:p>
       <w:pPr>
+        <w:ind w:firstLine="0"/>
         <w:jc w:val="center"/>
       </w:pPr>
     </w:p>
     <w:p>
       <w:pPr>
+        <w:ind w:firstLine="0"/>
         <w:jc w:val="center"/>
       </w:pPr>
     </w:p>
     <w:p>
       <w:pPr>
+        <w:ind w:firstLine="0"/>
         <w:jc w:val="center"/>
-      </w:pPr>
-    </w:p>
-    <w:p>
-      <w:pPr>
+        <w:rPr>
+          <w:u w:val="single"/>
+        </w:rPr>
+      </w:pPr>
+    </w:p>
+    <w:p>
+      <w:pPr>
+        <w:ind w:firstLine="0"/>
         <w:jc w:val="center"/>
       </w:pPr>
     </w:p>
     <w:p>
       <w:pPr>
+        <w:ind w:firstLine="0"/>
         <w:jc w:val="center"/>
       </w:pPr>
     </w:p>
     <w:p>
       <w:pPr>
+        <w:ind w:firstLine="0"/>
         <w:jc w:val="center"/>
       </w:pPr>
     </w:p>
     <w:p>
       <w:pPr>
+        <w:ind w:firstLine="0"/>
         <w:jc w:val="center"/>
         <w:rPr>
           <w:b/>
@@ -134,6 +154,7 @@
     </w:p>
     <w:p>
       <w:pPr>
+        <w:ind w:firstLine="0"/>
         <w:jc w:val="center"/>
       </w:pPr>
       <w:r>
@@ -142,76 +163,91 @@
     </w:p>
     <w:p>
       <w:pPr>
+        <w:ind w:firstLine="0"/>
         <w:jc w:val="center"/>
       </w:pPr>
     </w:p>
     <w:p>
       <w:pPr>
+        <w:ind w:firstLine="0"/>
         <w:jc w:val="center"/>
       </w:pPr>
     </w:p>
     <w:p>
       <w:pPr>
+        <w:ind w:firstLine="0"/>
         <w:jc w:val="center"/>
       </w:pPr>
     </w:p>
     <w:p>
       <w:pPr>
+        <w:ind w:firstLine="0"/>
         <w:jc w:val="center"/>
       </w:pPr>
     </w:p>
     <w:p>
       <w:pPr>
+        <w:ind w:firstLine="0"/>
         <w:jc w:val="center"/>
       </w:pPr>
     </w:p>
     <w:p>
       <w:pPr>
+        <w:ind w:firstLine="0"/>
         <w:jc w:val="center"/>
       </w:pPr>
     </w:p>
     <w:p>
       <w:pPr>
+        <w:ind w:firstLine="0"/>
         <w:jc w:val="center"/>
       </w:pPr>
     </w:p>
     <w:p>
       <w:pPr>
+        <w:ind w:firstLine="0"/>
         <w:jc w:val="center"/>
       </w:pPr>
     </w:p>
     <w:p>
       <w:pPr>
+        <w:ind w:firstLine="0"/>
         <w:jc w:val="center"/>
       </w:pPr>
     </w:p>
     <w:p>
       <w:pPr>
+        <w:ind w:firstLine="0"/>
         <w:jc w:val="center"/>
       </w:pPr>
     </w:p>
     <w:p>
       <w:pPr>
+        <w:ind w:firstLine="0"/>
         <w:jc w:val="center"/>
       </w:pPr>
     </w:p>
     <w:p>
       <w:pPr>
+        <w:ind w:firstLine="0"/>
         <w:jc w:val="center"/>
       </w:pPr>
     </w:p>
     <w:p>
       <w:pPr>
+        <w:ind w:firstLine="0"/>
         <w:jc w:val="center"/>
       </w:pPr>
     </w:p>
     <w:p>
       <w:pPr>
+        <w:ind w:firstLine="0"/>
         <w:jc w:val="center"/>
       </w:pPr>
     </w:p>
     <w:p>
       <w:pPr>
+        <w:ind w:firstLine="0"/>
         <w:jc w:val="center"/>
       </w:pPr>
       <w:r>
@@ -220,7 +256,7 @@
     </w:p>
     <w:p>
       <w:pPr>
-        <w:ind w:firstLine="708"/>
+        <w:ind w:firstLine="0"/>
         <w:jc w:val="center"/>
       </w:pPr>
       <w:r>
@@ -938,7 +974,6 @@
           <w:type w:val="continuous"/>
           <w:pgSz w:w="11906" w:h="16838"/>
           <w:pgMar w:top="1701" w:right="1134" w:bottom="1134" w:left="1701" w:header="708" w:footer="708" w:gutter="0"/>
-          <w:lnNumType w:countBy="1" w:restart="continuous"/>
           <w:cols w:space="708"/>
           <w:docGrid w:linePitch="360"/>
         </w:sectPr>

--- a/TemplateFund2Word.docx
+++ b/TemplateFund2Word.docx
@@ -293,6 +293,13 @@
           <w:r>
             <w:t>Sumário</w:t>
           </w:r>
+        </w:p>
+        <w:p>
+          <w:pPr>
+            <w:rPr>
+              <w:lang w:eastAsia="pt-BR"/>
+            </w:rPr>
+          </w:pPr>
         </w:p>
         <w:p>
           <w:pPr>
@@ -329,7 +336,7 @@
             </w:rPr>
             <w:fldChar w:fldCharType="separate"/>
           </w:r>
-          <w:hyperlink w:anchor="_Toc240207445" w:history="1">
+          <w:hyperlink w:anchor="_Toc240301173" w:history="1">
             <w:r>
               <w:rPr>
                 <w:rStyle w:val="Hyperlink"/>
@@ -356,7 +363,7 @@
                 <w:noProof/>
                 <w:webHidden/>
               </w:rPr>
-              <w:instrText xml:space="preserve"> PAGEREF _Toc240207445 \h </w:instrText>
+              <w:instrText xml:space="preserve"> PAGEREF _Toc240301173 \h </w:instrText>
             </w:r>
             <w:r>
               <w:rPr>
@@ -401,7 +408,7 @@
               <w:lang w:eastAsia="pt-BR"/>
             </w:rPr>
           </w:pPr>
-          <w:hyperlink w:anchor="_Toc240207446" w:history="1">
+          <w:hyperlink w:anchor="_Toc240301174" w:history="1">
             <w:r>
               <w:rPr>
                 <w:rStyle w:val="Hyperlink"/>
@@ -428,7 +435,7 @@
                 <w:noProof/>
                 <w:webHidden/>
               </w:rPr>
-              <w:instrText xml:space="preserve"> PAGEREF _Toc240207446 \h </w:instrText>
+              <w:instrText xml:space="preserve"> PAGEREF _Toc240301174 \h </w:instrText>
             </w:r>
             <w:r>
               <w:rPr>
@@ -448,7 +455,7 @@
                 <w:noProof/>
                 <w:webHidden/>
               </w:rPr>
-              <w:t>3</w:t>
+              <w:t>4</w:t>
             </w:r>
             <w:r>
               <w:rPr>
@@ -469,7 +476,7 @@
               <w:lang w:eastAsia="pt-BR"/>
             </w:rPr>
           </w:pPr>
-          <w:hyperlink w:anchor="_Toc240207447" w:history="1">
+          <w:hyperlink w:anchor="_Toc240301175" w:history="1">
             <w:r>
               <w:rPr>
                 <w:rStyle w:val="Hyperlink"/>
@@ -496,7 +503,7 @@
                 <w:noProof/>
                 <w:webHidden/>
               </w:rPr>
-              <w:instrText xml:space="preserve"> PAGEREF _Toc240207447 \h </w:instrText>
+              <w:instrText xml:space="preserve"> PAGEREF _Toc240301175 \h </w:instrText>
             </w:r>
             <w:r>
               <w:rPr>
@@ -516,7 +523,7 @@
                 <w:noProof/>
                 <w:webHidden/>
               </w:rPr>
-              <w:t>3</w:t>
+              <w:t>4</w:t>
             </w:r>
             <w:r>
               <w:rPr>
@@ -537,7 +544,7 @@
               <w:lang w:eastAsia="pt-BR"/>
             </w:rPr>
           </w:pPr>
-          <w:hyperlink w:anchor="_Toc240207448" w:history="1">
+          <w:hyperlink w:anchor="_Toc240301176" w:history="1">
             <w:r>
               <w:rPr>
                 <w:rStyle w:val="Hyperlink"/>
@@ -564,7 +571,7 @@
                 <w:noProof/>
                 <w:webHidden/>
               </w:rPr>
-              <w:instrText xml:space="preserve"> PAGEREF _Toc240207448 \h </w:instrText>
+              <w:instrText xml:space="preserve"> PAGEREF _Toc240301176 \h </w:instrText>
             </w:r>
             <w:r>
               <w:rPr>
@@ -584,7 +591,7 @@
                 <w:noProof/>
                 <w:webHidden/>
               </w:rPr>
-              <w:t>3</w:t>
+              <w:t>4</w:t>
             </w:r>
             <w:r>
               <w:rPr>
@@ -608,7 +615,7 @@
               <w:lang w:eastAsia="pt-BR"/>
             </w:rPr>
           </w:pPr>
-          <w:hyperlink w:anchor="_Toc240207449" w:history="1">
+          <w:hyperlink w:anchor="_Toc240301177" w:history="1">
             <w:r>
               <w:rPr>
                 <w:rStyle w:val="Hyperlink"/>
@@ -635,7 +642,7 @@
                 <w:noProof/>
                 <w:webHidden/>
               </w:rPr>
-              <w:instrText xml:space="preserve"> PAGEREF _Toc240207449 \h </w:instrText>
+              <w:instrText xml:space="preserve"> PAGEREF _Toc240301177 \h </w:instrText>
             </w:r>
             <w:r>
               <w:rPr>
@@ -679,7 +686,7 @@
               <w:lang w:eastAsia="pt-BR"/>
             </w:rPr>
           </w:pPr>
-          <w:hyperlink w:anchor="_Toc240207450" w:history="1">
+          <w:hyperlink w:anchor="_Toc240301178" w:history="1">
             <w:r>
               <w:rPr>
                 <w:rStyle w:val="Hyperlink"/>
@@ -706,7 +713,7 @@
                 <w:noProof/>
                 <w:webHidden/>
               </w:rPr>
-              <w:instrText xml:space="preserve"> PAGEREF _Toc240207450 \h </w:instrText>
+              <w:instrText xml:space="preserve"> PAGEREF _Toc240301178 \h </w:instrText>
             </w:r>
             <w:r>
               <w:rPr>
@@ -726,7 +733,7 @@
                 <w:noProof/>
                 <w:webHidden/>
               </w:rPr>
-              <w:t>4</w:t>
+              <w:t>5</w:t>
             </w:r>
             <w:r>
               <w:rPr>
@@ -749,7 +756,7 @@
               <w:lang w:eastAsia="pt-BR"/>
             </w:rPr>
           </w:pPr>
-          <w:hyperlink w:anchor="_Toc240207451" w:history="1">
+          <w:hyperlink w:anchor="_Toc240301179" w:history="1">
             <w:r>
               <w:rPr>
                 <w:rStyle w:val="Hyperlink"/>
@@ -776,7 +783,7 @@
                 <w:noProof/>
                 <w:webHidden/>
               </w:rPr>
-              <w:instrText xml:space="preserve"> PAGEREF _Toc240207451 \h </w:instrText>
+              <w:instrText xml:space="preserve"> PAGEREF _Toc240301179 \h </w:instrText>
             </w:r>
             <w:r>
               <w:rPr>
@@ -796,7 +803,97 @@
                 <w:noProof/>
                 <w:webHidden/>
               </w:rPr>
-              <w:t>4</w:t>
+              <w:t>5</w:t>
+            </w:r>
+            <w:r>
+              <w:rPr>
+                <w:noProof/>
+                <w:webHidden/>
+              </w:rPr>
+              <w:fldChar w:fldCharType="end"/>
+            </w:r>
+          </w:hyperlink>
+        </w:p>
+        <w:p>
+          <w:pPr>
+            <w:pStyle w:val="Sumrio1"/>
+            <w:tabs>
+              <w:tab w:val="left" w:pos="1200"/>
+              <w:tab w:val="right" w:leader="dot" w:pos="9061"/>
+            </w:tabs>
+            <w:rPr>
+              <w:rFonts w:asciiTheme="minorHAnsi" w:eastAsiaTheme="minorEastAsia" w:hAnsiTheme="minorHAnsi"/>
+              <w:b w:val="0"/>
+              <w:caps w:val="0"/>
+              <w:noProof/>
+              <w:lang w:eastAsia="pt-BR"/>
+            </w:rPr>
+          </w:pPr>
+          <w:hyperlink w:anchor="_Toc240301180" w:history="1">
+            <w:r>
+              <w:rPr>
+                <w:rStyle w:val="Hyperlink"/>
+                <w:noProof/>
+              </w:rPr>
+              <w:t>1.</w:t>
+            </w:r>
+            <w:r>
+              <w:rPr>
+                <w:rFonts w:asciiTheme="minorHAnsi" w:eastAsiaTheme="minorEastAsia" w:hAnsiTheme="minorHAnsi"/>
+                <w:b w:val="0"/>
+                <w:caps w:val="0"/>
+                <w:noProof/>
+                <w:lang w:eastAsia="pt-BR"/>
+              </w:rPr>
+              <w:tab/>
+            </w:r>
+            <w:r>
+              <w:rPr>
+                <w:rStyle w:val="Hyperlink"/>
+                <w:noProof/>
+              </w:rPr>
+              <w:t>Conclusão</w:t>
+            </w:r>
+            <w:r>
+              <w:rPr>
+                <w:noProof/>
+                <w:webHidden/>
+              </w:rPr>
+              <w:tab/>
+            </w:r>
+            <w:r>
+              <w:rPr>
+                <w:noProof/>
+                <w:webHidden/>
+              </w:rPr>
+              <w:fldChar w:fldCharType="begin"/>
+            </w:r>
+            <w:r>
+              <w:rPr>
+                <w:noProof/>
+                <w:webHidden/>
+              </w:rPr>
+              <w:instrText xml:space="preserve"> PAGEREF _Toc240301180 \h </w:instrText>
+            </w:r>
+            <w:r>
+              <w:rPr>
+                <w:noProof/>
+                <w:webHidden/>
+              </w:rPr>
+            </w:r>
+            <w:r>
+              <w:rPr>
+                <w:noProof/>
+                <w:webHidden/>
+              </w:rPr>
+              <w:fldChar w:fldCharType="separate"/>
+            </w:r>
+            <w:r>
+              <w:rPr>
+                <w:noProof/>
+                <w:webHidden/>
+              </w:rPr>
+              <w:t>6</w:t>
             </w:r>
             <w:r>
               <w:rPr>
@@ -821,13 +918,13 @@
               <w:lang w:eastAsia="pt-BR"/>
             </w:rPr>
           </w:pPr>
-          <w:hyperlink w:anchor="_Toc240207452" w:history="1">
+          <w:hyperlink w:anchor="_Toc240301181" w:history="1">
             <w:r>
               <w:rPr>
                 <w:rStyle w:val="Hyperlink"/>
                 <w:noProof/>
               </w:rPr>
-              <w:t>3. Conclusão</w:t>
+              <w:t>Referências</w:t>
             </w:r>
             <w:r>
               <w:rPr>
@@ -848,7 +945,7 @@
                 <w:noProof/>
                 <w:webHidden/>
               </w:rPr>
-              <w:instrText xml:space="preserve"> PAGEREF _Toc240207452 \h </w:instrText>
+              <w:instrText xml:space="preserve"> PAGEREF _Toc240301181 \h </w:instrText>
             </w:r>
             <w:r>
               <w:rPr>
@@ -868,7 +965,7 @@
                 <w:noProof/>
                 <w:webHidden/>
               </w:rPr>
-              <w:t>4</w:t>
+              <w:t>7</w:t>
             </w:r>
             <w:r>
               <w:rPr>
@@ -881,77 +978,14 @@
         </w:p>
         <w:p>
           <w:pPr>
-            <w:pStyle w:val="Sumrio1"/>
-            <w:tabs>
-              <w:tab w:val="right" w:leader="dot" w:pos="9061"/>
-            </w:tabs>
-            <w:rPr>
-              <w:rFonts w:asciiTheme="minorHAnsi" w:eastAsiaTheme="minorEastAsia" w:hAnsiTheme="minorHAnsi"/>
-              <w:b w:val="0"/>
-              <w:caps w:val="0"/>
-              <w:noProof/>
-              <w:lang w:eastAsia="pt-BR"/>
-            </w:rPr>
+            <w:sectPr>
+              <w:type w:val="continuous"/>
+              <w:pgSz w:w="11906" w:h="16838"/>
+              <w:pgMar w:top="1701" w:right="1134" w:bottom="1134" w:left="1701" w:header="708" w:footer="708" w:gutter="0"/>
+              <w:cols w:space="708"/>
+              <w:docGrid w:linePitch="360"/>
+            </w:sectPr>
           </w:pPr>
-          <w:hyperlink w:anchor="_Toc240207453" w:history="1">
-            <w:r>
-              <w:rPr>
-                <w:rStyle w:val="Hyperlink"/>
-                <w:noProof/>
-              </w:rPr>
-              <w:t>Referências</w:t>
-            </w:r>
-            <w:r>
-              <w:rPr>
-                <w:noProof/>
-                <w:webHidden/>
-              </w:rPr>
-              <w:tab/>
-            </w:r>
-            <w:r>
-              <w:rPr>
-                <w:noProof/>
-                <w:webHidden/>
-              </w:rPr>
-              <w:fldChar w:fldCharType="begin"/>
-            </w:r>
-            <w:r>
-              <w:rPr>
-                <w:noProof/>
-                <w:webHidden/>
-              </w:rPr>
-              <w:instrText xml:space="preserve"> PAGEREF _Toc240207453 \h </w:instrText>
-            </w:r>
-            <w:r>
-              <w:rPr>
-                <w:noProof/>
-                <w:webHidden/>
-              </w:rPr>
-            </w:r>
-            <w:r>
-              <w:rPr>
-                <w:noProof/>
-                <w:webHidden/>
-              </w:rPr>
-              <w:fldChar w:fldCharType="separate"/>
-            </w:r>
-            <w:r>
-              <w:rPr>
-                <w:noProof/>
-                <w:webHidden/>
-              </w:rPr>
-              <w:t>4</w:t>
-            </w:r>
-            <w:r>
-              <w:rPr>
-                <w:noProof/>
-                <w:webHidden/>
-              </w:rPr>
-              <w:fldChar w:fldCharType="end"/>
-            </w:r>
-          </w:hyperlink>
-        </w:p>
-        <w:p>
           <w:r>
             <w:rPr>
               <w:b/>
@@ -964,102 +998,93 @@
     </w:sdt>
     <w:p>
       <w:pPr>
-        <w:ind w:firstLine="708"/>
-      </w:pPr>
-    </w:p>
-    <w:p>
-      <w:pPr>
         <w:pStyle w:val="Ttulo1"/>
+        <w:jc w:val="left"/>
+      </w:pPr>
+      <w:bookmarkStart w:id="0" w:name="_Toc240301173"/>
+      <w:r>
+        <w:lastRenderedPageBreak/>
+        <w:t>1.</w:t>
+      </w:r>
+      <w:r>
+        <w:t xml:space="preserve"> </w:t>
+      </w:r>
+      <w:r>
+        <w:t>Introdução</w:t>
+      </w:r>
+      <w:bookmarkEnd w:id="0"/>
+    </w:p>
+    <w:p/>
+    <w:p>
+      <w:r>
+        <w:t xml:space="preserve">Deve-se abordar claramente o assunto trabalhado, o objetivo, bem como </w:t>
+      </w:r>
+      <w:proofErr w:type="spellStart"/>
+      <w:r>
+        <w:t>fornecer</w:t>
+      </w:r>
+      <w:proofErr w:type="spellEnd"/>
+      <w:r>
+        <w:t xml:space="preserve"> alguns detalhes de como a pesquisa foi feita, entre outas. Pode-se também dar uma breve descrição sobre os </w:t>
+      </w:r>
+      <w:proofErr w:type="spellStart"/>
+      <w:r>
+        <w:t>tópcios</w:t>
+      </w:r>
+      <w:proofErr w:type="spellEnd"/>
+      <w:r>
+        <w:t xml:space="preserve"> e o contexto histórico. Não é correto colocar conclusões na introdução.</w:t>
+      </w:r>
+    </w:p>
+    <w:p>
+      <w:r>
+        <w:t xml:space="preserve">Não sei quantos níveis o sumário precisa, então, por favor, se você sabe, por favor, abra uma </w:t>
+      </w:r>
+      <w:proofErr w:type="spellStart"/>
+      <w:r>
+        <w:t>issue</w:t>
+      </w:r>
+      <w:proofErr w:type="spellEnd"/>
+      <w:r>
+        <w:t xml:space="preserve"> no repositório e explique, obrigado!</w:t>
+      </w:r>
+    </w:p>
+    <w:p>
+      <w:r>
+        <w:t xml:space="preserve">Também gostaria de notar que não sou responsável por qualquer 0, anulação, ou outros problemas decorridos de usar esse </w:t>
+      </w:r>
+      <w:proofErr w:type="spellStart"/>
+      <w:r>
+        <w:t>template</w:t>
+      </w:r>
+      <w:proofErr w:type="spellEnd"/>
+      <w:r>
+        <w:t xml:space="preserve"> para o trabalho!</w:t>
+      </w:r>
+    </w:p>
+    <w:p>
+      <w:pPr>
         <w:sectPr>
-          <w:type w:val="continuous"/>
+          <w:headerReference w:type="default" r:id="rId8"/>
           <w:pgSz w:w="11906" w:h="16838"/>
           <w:pgMar w:top="1701" w:right="1134" w:bottom="1134" w:left="1701" w:header="708" w:footer="708" w:gutter="0"/>
           <w:cols w:space="708"/>
           <w:docGrid w:linePitch="360"/>
         </w:sectPr>
       </w:pPr>
-      <w:bookmarkStart w:id="0" w:name="_Toc240207445"/>
     </w:p>
     <w:p>
       <w:pPr>
         <w:pStyle w:val="Ttulo1"/>
       </w:pPr>
-      <w:r>
-        <w:lastRenderedPageBreak/>
-        <w:t>1. Introdução</w:t>
-      </w:r>
-      <w:bookmarkEnd w:id="0"/>
-    </w:p>
-    <w:p>
-      <w:r>
-        <w:t xml:space="preserve">Deve-se abordar claramente o assunto trabalhado, o objetivo, bem como </w:t>
-      </w:r>
-      <w:proofErr w:type="spellStart"/>
-      <w:r>
-        <w:t>fornecer</w:t>
-      </w:r>
-      <w:proofErr w:type="spellEnd"/>
-      <w:r>
-        <w:t xml:space="preserve"> alguns detalhes de como a pesquisa foi feita, entre outas. Pode-se também dar uma breve descrição sobre os </w:t>
-      </w:r>
-      <w:proofErr w:type="spellStart"/>
-      <w:r>
-        <w:t>tópcios</w:t>
-      </w:r>
-      <w:proofErr w:type="spellEnd"/>
-      <w:r>
-        <w:t xml:space="preserve"> e o contexto histórico. Não é correto colocar conclusões na introdução.</w:t>
-      </w:r>
-    </w:p>
-    <w:p>
-      <w:r>
-        <w:t xml:space="preserve">Não sei quantos níveis o sumário precisa, então, por favor, se você sabe, por favor, abra uma </w:t>
-      </w:r>
-      <w:proofErr w:type="spellStart"/>
-      <w:r>
-        <w:t>issue</w:t>
-      </w:r>
-      <w:proofErr w:type="spellEnd"/>
-      <w:r>
-        <w:t xml:space="preserve"> no repositório e explique, obrigado!</w:t>
-      </w:r>
-    </w:p>
-    <w:p>
-      <w:r>
-        <w:t xml:space="preserve">Também gostaria de notar que não sou responsável por qualquer 0, anulação, ou outros problemas decorridos de usar esse </w:t>
-      </w:r>
-      <w:proofErr w:type="spellStart"/>
-      <w:r>
-        <w:t>template</w:t>
-      </w:r>
-      <w:proofErr w:type="spellEnd"/>
-      <w:r>
-        <w:t xml:space="preserve"> para o trabalho!</w:t>
-      </w:r>
-    </w:p>
-    <w:p>
-      <w:pPr>
-        <w:pStyle w:val="Ttulo1"/>
-        <w:sectPr>
-          <w:headerReference w:type="default" r:id="rId7"/>
-          <w:pgSz w:w="11906" w:h="16838"/>
-          <w:pgMar w:top="1701" w:right="1134" w:bottom="1134" w:left="1701" w:header="708" w:footer="708" w:gutter="0"/>
-          <w:cols w:space="708"/>
-          <w:docGrid w:linePitch="360"/>
-        </w:sectPr>
-      </w:pPr>
-      <w:bookmarkStart w:id="1" w:name="_Toc240207446"/>
-    </w:p>
-    <w:p>
-      <w:pPr>
-        <w:pStyle w:val="Ttulo1"/>
-      </w:pPr>
+      <w:bookmarkStart w:id="1" w:name="_Toc240301174"/>
       <w:r>
         <w:lastRenderedPageBreak/>
         <w:t>2. Desenvolvimento</w:t>
       </w:r>
       <w:bookmarkEnd w:id="1"/>
     </w:p>
+    <w:p/>
     <w:p>
       <w:r>
         <w:t xml:space="preserve">Deve conter um texto claro e objetivo, abordando completamente o assunto, levantando problemas e soluções </w:t>
@@ -1078,17 +1103,29 @@
         <w:t>Este documento demonstra todos os subníveis.</w:t>
       </w:r>
     </w:p>
+    <w:p/>
     <w:p>
       <w:pPr>
         <w:pStyle w:val="Ttulo2"/>
       </w:pPr>
-      <w:bookmarkStart w:id="2" w:name="_Toc240207447"/>
-      <w:r>
-        <w:t>2.1 Citações</w:t>
+      <w:bookmarkStart w:id="2" w:name="_Toc240301175"/>
+      <w:r>
+        <w:t xml:space="preserve">2.1 </w:t>
+      </w:r>
+      <w:r>
+        <w:t>Citações</w:t>
       </w:r>
       <w:bookmarkEnd w:id="2"/>
     </w:p>
     <w:p>
+      <w:pPr>
+        <w:ind w:firstLine="360"/>
+      </w:pPr>
+    </w:p>
+    <w:p>
+      <w:pPr>
+        <w:ind w:firstLine="360"/>
+      </w:pPr>
       <w:r>
         <w:t>Menção no texto, de uma informação extraída de outra fonte, segundo a ABNT BNR 10520 (2002, p.2), as citações “de até três linha devem estar identificadas com o uso de aspas duplas.”</w:t>
       </w:r>
@@ -1142,548 +1179,585 @@
     </w:p>
     <w:p>
       <w:r>
-        <w:t xml:space="preserve">Provavelmente é necessário colocar algum espaçamento depois. </w:t>
+        <w:t>Provavelmente é necessário colocar algum espaçamento depois</w:t>
+      </w:r>
+    </w:p>
+    <w:p>
+      <w:r>
+        <w:t xml:space="preserve">. </w:t>
       </w:r>
     </w:p>
     <w:p>
       <w:pPr>
         <w:pStyle w:val="Ttulo2"/>
       </w:pPr>
-      <w:bookmarkStart w:id="3" w:name="_Toc240207448"/>
+      <w:bookmarkStart w:id="3" w:name="_Toc240301176"/>
       <w:r>
         <w:t>2.2 Seção secundária</w:t>
       </w:r>
       <w:bookmarkEnd w:id="3"/>
     </w:p>
-    <w:p>
-      <w:proofErr w:type="spellStart"/>
-      <w:r>
-        <w:t>Lorem</w:t>
-      </w:r>
-      <w:proofErr w:type="spellEnd"/>
-      <w:r>
-        <w:t xml:space="preserve"> ipsum </w:t>
-      </w:r>
-      <w:proofErr w:type="spellStart"/>
-      <w:r>
-        <w:t>dolor</w:t>
-      </w:r>
-      <w:proofErr w:type="spellEnd"/>
-      <w:r>
+    <w:p/>
+    <w:p>
+      <w:r>
+        <w:rPr>
+          <w:lang w:val="en-US"/>
+        </w:rPr>
+        <w:t xml:space="preserve">Lorem ipsum dolor </w:t>
+      </w:r>
+      <w:proofErr w:type="gramStart"/>
+      <w:r>
+        <w:rPr>
+          <w:lang w:val="en-US"/>
+        </w:rPr>
+        <w:t>sit</w:t>
+      </w:r>
+      <w:proofErr w:type="gramEnd"/>
+      <w:r>
+        <w:rPr>
+          <w:lang w:val="en-US"/>
+        </w:rPr>
         <w:t xml:space="preserve"> </w:t>
       </w:r>
       <w:proofErr w:type="spellStart"/>
       <w:r>
-        <w:t>sit</w:t>
-      </w:r>
-      <w:proofErr w:type="spellEnd"/>
-      <w:r>
+        <w:rPr>
+          <w:lang w:val="en-US"/>
+        </w:rPr>
+        <w:t>amet</w:t>
+      </w:r>
+      <w:proofErr w:type="spellEnd"/>
+      <w:r>
+        <w:rPr>
+          <w:lang w:val="en-US"/>
+        </w:rPr>
+        <w:t xml:space="preserve">, </w:t>
+      </w:r>
+      <w:proofErr w:type="spellStart"/>
+      <w:r>
+        <w:rPr>
+          <w:lang w:val="en-US"/>
+        </w:rPr>
+        <w:t>consectetur</w:t>
+      </w:r>
+      <w:proofErr w:type="spellEnd"/>
+      <w:r>
+        <w:rPr>
+          <w:lang w:val="en-US"/>
+        </w:rPr>
         <w:t xml:space="preserve"> </w:t>
       </w:r>
       <w:proofErr w:type="spellStart"/>
       <w:r>
+        <w:rPr>
+          <w:lang w:val="en-US"/>
+        </w:rPr>
+        <w:t>adipiscing</w:t>
+      </w:r>
+      <w:proofErr w:type="spellEnd"/>
+      <w:r>
+        <w:rPr>
+          <w:lang w:val="en-US"/>
+        </w:rPr>
+        <w:t xml:space="preserve"> </w:t>
+      </w:r>
+      <w:proofErr w:type="spellStart"/>
+      <w:r>
+        <w:rPr>
+          <w:lang w:val="en-US"/>
+        </w:rPr>
+        <w:t>elit</w:t>
+      </w:r>
+      <w:proofErr w:type="spellEnd"/>
+      <w:r>
+        <w:rPr>
+          <w:lang w:val="en-US"/>
+        </w:rPr>
+        <w:t xml:space="preserve">. </w:t>
+      </w:r>
+      <w:r>
+        <w:rPr>
+          <w:lang w:val="en-US"/>
+        </w:rPr>
+        <w:t xml:space="preserve">Aenean </w:t>
+      </w:r>
+      <w:proofErr w:type="spellStart"/>
+      <w:r>
+        <w:rPr>
+          <w:lang w:val="en-US"/>
+        </w:rPr>
+        <w:t>tincidunt</w:t>
+      </w:r>
+      <w:proofErr w:type="spellEnd"/>
+      <w:r>
+        <w:rPr>
+          <w:lang w:val="en-US"/>
+        </w:rPr>
+        <w:t xml:space="preserve"> </w:t>
+      </w:r>
+      <w:proofErr w:type="spellStart"/>
+      <w:r>
+        <w:rPr>
+          <w:lang w:val="en-US"/>
+        </w:rPr>
+        <w:t>porttitor</w:t>
+      </w:r>
+      <w:proofErr w:type="spellEnd"/>
+      <w:r>
+        <w:rPr>
+          <w:lang w:val="en-US"/>
+        </w:rPr>
+        <w:t xml:space="preserve"> </w:t>
+      </w:r>
+      <w:proofErr w:type="spellStart"/>
+      <w:r>
+        <w:rPr>
+          <w:lang w:val="en-US"/>
+        </w:rPr>
+        <w:t>nisl</w:t>
+      </w:r>
+      <w:proofErr w:type="spellEnd"/>
+      <w:r>
+        <w:rPr>
+          <w:lang w:val="en-US"/>
+        </w:rPr>
+        <w:t xml:space="preserve">, </w:t>
+      </w:r>
+      <w:proofErr w:type="spellStart"/>
+      <w:r>
+        <w:rPr>
+          <w:lang w:val="en-US"/>
+        </w:rPr>
+        <w:t>finibus</w:t>
+      </w:r>
+      <w:proofErr w:type="spellEnd"/>
+      <w:r>
+        <w:rPr>
+          <w:lang w:val="en-US"/>
+        </w:rPr>
+        <w:t xml:space="preserve"> </w:t>
+      </w:r>
+      <w:proofErr w:type="spellStart"/>
+      <w:r>
+        <w:rPr>
+          <w:lang w:val="en-US"/>
+        </w:rPr>
+        <w:t>sagittis</w:t>
+      </w:r>
+      <w:proofErr w:type="spellEnd"/>
+      <w:r>
+        <w:rPr>
+          <w:lang w:val="en-US"/>
+        </w:rPr>
+        <w:t xml:space="preserve"> </w:t>
+      </w:r>
+      <w:proofErr w:type="spellStart"/>
+      <w:r>
+        <w:rPr>
+          <w:lang w:val="en-US"/>
+        </w:rPr>
+        <w:t>odio</w:t>
+      </w:r>
+      <w:proofErr w:type="spellEnd"/>
+      <w:r>
+        <w:rPr>
+          <w:lang w:val="en-US"/>
+        </w:rPr>
+        <w:t xml:space="preserve"> </w:t>
+      </w:r>
+      <w:proofErr w:type="spellStart"/>
+      <w:r>
+        <w:rPr>
+          <w:lang w:val="en-US"/>
+        </w:rPr>
+        <w:t>ullamcorper</w:t>
+      </w:r>
+      <w:proofErr w:type="spellEnd"/>
+      <w:r>
+        <w:rPr>
+          <w:lang w:val="en-US"/>
+        </w:rPr>
+        <w:t xml:space="preserve"> non. </w:t>
+      </w:r>
+      <w:proofErr w:type="spellStart"/>
+      <w:r>
+        <w:t>Sed</w:t>
+      </w:r>
+      <w:proofErr w:type="spellEnd"/>
+      <w:r>
+        <w:t xml:space="preserve"> </w:t>
+      </w:r>
+      <w:proofErr w:type="spellStart"/>
+      <w:r>
+        <w:t>euismod</w:t>
+      </w:r>
+      <w:proofErr w:type="spellEnd"/>
+      <w:r>
+        <w:t xml:space="preserve"> </w:t>
+      </w:r>
+      <w:proofErr w:type="spellStart"/>
+      <w:r>
+        <w:t>rutrum</w:t>
+      </w:r>
+      <w:proofErr w:type="spellEnd"/>
+      <w:r>
+        <w:t xml:space="preserve"> </w:t>
+      </w:r>
+      <w:proofErr w:type="spellStart"/>
+      <w:r>
+        <w:t>eros</w:t>
+      </w:r>
+      <w:proofErr w:type="spellEnd"/>
+      <w:r>
+        <w:t xml:space="preserve">, </w:t>
+      </w:r>
+      <w:proofErr w:type="spellStart"/>
+      <w:r>
+        <w:t>nec</w:t>
+      </w:r>
+      <w:proofErr w:type="spellEnd"/>
+      <w:r>
+        <w:t xml:space="preserve"> </w:t>
+      </w:r>
+      <w:proofErr w:type="spellStart"/>
+      <w:r>
+        <w:t>volutpat</w:t>
+      </w:r>
+      <w:proofErr w:type="spellEnd"/>
+      <w:r>
+        <w:t xml:space="preserve"> ante </w:t>
+      </w:r>
+      <w:proofErr w:type="spellStart"/>
+      <w:r>
+        <w:t>luctus</w:t>
+      </w:r>
+      <w:proofErr w:type="spellEnd"/>
+      <w:r>
+        <w:t xml:space="preserve"> a.</w:t>
+      </w:r>
+    </w:p>
+    <w:p/>
+    <w:p>
+      <w:pPr>
+        <w:pStyle w:val="Ttulo3"/>
+      </w:pPr>
+      <w:bookmarkStart w:id="4" w:name="_Toc240301177"/>
+      <w:r>
+        <w:t>2.2.1 Seção terciária</w:t>
+      </w:r>
+      <w:bookmarkEnd w:id="4"/>
+    </w:p>
+    <w:p/>
+    <w:p>
+      <w:pPr>
+        <w:rPr>
+          <w:lang w:val="en-US"/>
+        </w:rPr>
+      </w:pPr>
+      <w:proofErr w:type="spellStart"/>
+      <w:r>
+        <w:rPr>
+          <w:lang w:val="en-US"/>
+        </w:rPr>
+        <w:t>Pellentesque</w:t>
+      </w:r>
+      <w:proofErr w:type="spellEnd"/>
+      <w:r>
+        <w:rPr>
+          <w:lang w:val="en-US"/>
+        </w:rPr>
+        <w:t xml:space="preserve"> </w:t>
+      </w:r>
+      <w:proofErr w:type="spellStart"/>
+      <w:r>
+        <w:rPr>
+          <w:lang w:val="en-US"/>
+        </w:rPr>
+        <w:t>elit</w:t>
+      </w:r>
+      <w:proofErr w:type="spellEnd"/>
+      <w:r>
+        <w:rPr>
+          <w:lang w:val="en-US"/>
+        </w:rPr>
+        <w:t xml:space="preserve"> </w:t>
+      </w:r>
+      <w:proofErr w:type="spellStart"/>
+      <w:r>
+        <w:rPr>
+          <w:lang w:val="en-US"/>
+        </w:rPr>
+        <w:t>sem</w:t>
+      </w:r>
+      <w:proofErr w:type="spellEnd"/>
+      <w:r>
+        <w:rPr>
+          <w:lang w:val="en-US"/>
+        </w:rPr>
+        <w:t xml:space="preserve">, </w:t>
+      </w:r>
+      <w:proofErr w:type="spellStart"/>
+      <w:r>
+        <w:rPr>
+          <w:lang w:val="en-US"/>
+        </w:rPr>
+        <w:t>aliquet</w:t>
+      </w:r>
+      <w:proofErr w:type="spellEnd"/>
+      <w:r>
+        <w:rPr>
+          <w:lang w:val="en-US"/>
+        </w:rPr>
+        <w:t xml:space="preserve"> sed </w:t>
+      </w:r>
+      <w:proofErr w:type="spellStart"/>
+      <w:r>
+        <w:rPr>
+          <w:lang w:val="en-US"/>
+        </w:rPr>
+        <w:t>efficitur</w:t>
+      </w:r>
+      <w:proofErr w:type="spellEnd"/>
+      <w:r>
+        <w:rPr>
+          <w:lang w:val="en-US"/>
+        </w:rPr>
+        <w:t xml:space="preserve"> sit </w:t>
+      </w:r>
+      <w:proofErr w:type="spellStart"/>
+      <w:r>
+        <w:rPr>
+          <w:lang w:val="en-US"/>
+        </w:rPr>
         <w:t>amet</w:t>
       </w:r>
       <w:proofErr w:type="spellEnd"/>
       <w:r>
+        <w:rPr>
+          <w:lang w:val="en-US"/>
+        </w:rPr>
         <w:t xml:space="preserve">, </w:t>
       </w:r>
       <w:proofErr w:type="spellStart"/>
       <w:r>
-        <w:t>consectetur</w:t>
-      </w:r>
-      <w:proofErr w:type="spellEnd"/>
-      <w:r>
+        <w:rPr>
+          <w:lang w:val="en-US"/>
+        </w:rPr>
+        <w:t>efficitur</w:t>
+      </w:r>
+      <w:proofErr w:type="spellEnd"/>
+      <w:r>
+        <w:rPr>
+          <w:lang w:val="en-US"/>
+        </w:rPr>
+        <w:t xml:space="preserve"> in </w:t>
+      </w:r>
+      <w:proofErr w:type="spellStart"/>
+      <w:r>
+        <w:rPr>
+          <w:lang w:val="en-US"/>
+        </w:rPr>
+        <w:t>turpis</w:t>
+      </w:r>
+      <w:proofErr w:type="spellEnd"/>
+      <w:r>
+        <w:rPr>
+          <w:lang w:val="en-US"/>
+        </w:rPr>
+        <w:t xml:space="preserve">. Proin et </w:t>
+      </w:r>
+      <w:proofErr w:type="spellStart"/>
+      <w:r>
+        <w:rPr>
+          <w:lang w:val="en-US"/>
+        </w:rPr>
+        <w:t>risus</w:t>
+      </w:r>
+      <w:proofErr w:type="spellEnd"/>
+      <w:r>
+        <w:rPr>
+          <w:lang w:val="en-US"/>
+        </w:rPr>
         <w:t xml:space="preserve"> </w:t>
       </w:r>
       <w:proofErr w:type="spellStart"/>
       <w:r>
-        <w:t>adipiscing</w:t>
-      </w:r>
-      <w:proofErr w:type="spellEnd"/>
-      <w:r>
+        <w:rPr>
+          <w:lang w:val="en-US"/>
+        </w:rPr>
+        <w:t>felis</w:t>
+      </w:r>
+      <w:proofErr w:type="spellEnd"/>
+      <w:r>
+        <w:rPr>
+          <w:lang w:val="en-US"/>
+        </w:rPr>
+        <w:t xml:space="preserve">. Duis sit </w:t>
+      </w:r>
+      <w:proofErr w:type="spellStart"/>
+      <w:r>
+        <w:rPr>
+          <w:lang w:val="en-US"/>
+        </w:rPr>
+        <w:t>amet</w:t>
+      </w:r>
+      <w:proofErr w:type="spellEnd"/>
+      <w:r>
+        <w:rPr>
+          <w:lang w:val="en-US"/>
+        </w:rPr>
         <w:t xml:space="preserve"> </w:t>
       </w:r>
       <w:proofErr w:type="spellStart"/>
       <w:r>
-        <w:t>elit</w:t>
+        <w:rPr>
+          <w:lang w:val="en-US"/>
+        </w:rPr>
+        <w:t>efficitur</w:t>
+      </w:r>
+      <w:proofErr w:type="spellEnd"/>
+      <w:r>
+        <w:rPr>
+          <w:lang w:val="en-US"/>
+        </w:rPr>
+        <w:t xml:space="preserve"> lorem, sed auctor </w:t>
+      </w:r>
+      <w:proofErr w:type="spellStart"/>
+      <w:r>
+        <w:rPr>
+          <w:lang w:val="en-US"/>
+        </w:rPr>
+        <w:t>orci</w:t>
+      </w:r>
+      <w:proofErr w:type="spellEnd"/>
+    </w:p>
+    <w:p>
+      <w:pPr>
+        <w:pStyle w:val="Ttulo4"/>
+        <w:rPr>
+          <w:lang w:val="en-US"/>
+        </w:rPr>
+      </w:pPr>
+    </w:p>
+    <w:p>
+      <w:pPr>
+        <w:pStyle w:val="Ttulo4"/>
+      </w:pPr>
+      <w:bookmarkStart w:id="5" w:name="_Toc240301178"/>
+      <w:r>
+        <w:t xml:space="preserve">2.2.1.1 Seção </w:t>
+      </w:r>
+      <w:proofErr w:type="spellStart"/>
+      <w:r>
+        <w:t>quartenária</w:t>
+      </w:r>
+      <w:bookmarkEnd w:id="5"/>
+      <w:proofErr w:type="spellEnd"/>
+    </w:p>
+    <w:p/>
+    <w:p>
+      <w:proofErr w:type="spellStart"/>
+      <w:r>
+        <w:t>Pellentesque</w:t>
+      </w:r>
+      <w:proofErr w:type="spellEnd"/>
+      <w:r>
+        <w:t xml:space="preserve"> </w:t>
+      </w:r>
+      <w:proofErr w:type="spellStart"/>
+      <w:r>
+        <w:t>at</w:t>
+      </w:r>
+      <w:proofErr w:type="spellEnd"/>
+      <w:r>
+        <w:t xml:space="preserve"> est </w:t>
+      </w:r>
+      <w:proofErr w:type="spellStart"/>
+      <w:r>
+        <w:t>rutrum</w:t>
+      </w:r>
+      <w:proofErr w:type="spellEnd"/>
+      <w:r>
+        <w:t xml:space="preserve">, </w:t>
+      </w:r>
+      <w:proofErr w:type="spellStart"/>
+      <w:r>
+        <w:t>efficitur</w:t>
+      </w:r>
+      <w:proofErr w:type="spellEnd"/>
+      <w:r>
+        <w:t xml:space="preserve"> </w:t>
+      </w:r>
+      <w:proofErr w:type="spellStart"/>
+      <w:r>
+        <w:t>lacus</w:t>
+      </w:r>
+      <w:proofErr w:type="spellEnd"/>
+      <w:r>
+        <w:t xml:space="preserve"> ac, </w:t>
+      </w:r>
+      <w:proofErr w:type="spellStart"/>
+      <w:r>
+        <w:t>mollis</w:t>
+      </w:r>
+      <w:proofErr w:type="spellEnd"/>
+      <w:r>
+        <w:t xml:space="preserve"> </w:t>
+      </w:r>
+      <w:proofErr w:type="spellStart"/>
+      <w:r>
+        <w:t>sapien</w:t>
       </w:r>
       <w:proofErr w:type="spellEnd"/>
       <w:r>
         <w:t xml:space="preserve">. </w:t>
       </w:r>
-      <w:r>
-        <w:rPr>
-          <w:lang w:val="en-US"/>
-        </w:rPr>
-        <w:t xml:space="preserve">Aenean </w:t>
-      </w:r>
-      <w:proofErr w:type="spellStart"/>
-      <w:r>
-        <w:rPr>
-          <w:lang w:val="en-US"/>
-        </w:rPr>
-        <w:t>tincidunt</w:t>
-      </w:r>
-      <w:proofErr w:type="spellEnd"/>
-      <w:r>
-        <w:rPr>
-          <w:lang w:val="en-US"/>
-        </w:rPr>
+      <w:proofErr w:type="spellStart"/>
+      <w:r>
+        <w:t>Aenean</w:t>
+      </w:r>
+      <w:proofErr w:type="spellEnd"/>
+      <w:r>
+        <w:t xml:space="preserve"> magna </w:t>
+      </w:r>
+      <w:proofErr w:type="spellStart"/>
+      <w:r>
+        <w:t>lorem</w:t>
+      </w:r>
+      <w:proofErr w:type="spellEnd"/>
+      <w:r>
+        <w:t xml:space="preserve">, </w:t>
+      </w:r>
+      <w:proofErr w:type="spellStart"/>
+      <w:r>
+        <w:t>mattis</w:t>
+      </w:r>
+      <w:proofErr w:type="spellEnd"/>
+      <w:r>
+        <w:t xml:space="preserve"> ac </w:t>
+      </w:r>
+      <w:proofErr w:type="spellStart"/>
+      <w:r>
+        <w:t>ligula</w:t>
+      </w:r>
+      <w:proofErr w:type="spellEnd"/>
+      <w:r>
+        <w:t xml:space="preserve"> et, </w:t>
+      </w:r>
+      <w:proofErr w:type="spellStart"/>
+      <w:r>
+        <w:t>auctor</w:t>
+      </w:r>
+      <w:proofErr w:type="spellEnd"/>
+      <w:r>
         <w:t xml:space="preserve"> </w:t>
       </w:r>
       <w:proofErr w:type="spellStart"/>
       <w:r>
-        <w:rPr>
-          <w:lang w:val="en-US"/>
-        </w:rPr>
-        <w:t>porttitor</w:t>
-      </w:r>
-      <w:proofErr w:type="spellEnd"/>
-      <w:r>
-        <w:rPr>
-          <w:lang w:val="en-US"/>
-        </w:rPr>
-        <w:t xml:space="preserve"> </w:t>
-      </w:r>
-      <w:proofErr w:type="spellStart"/>
-      <w:r>
-        <w:rPr>
-          <w:lang w:val="en-US"/>
-        </w:rPr>
-        <w:t>nisl</w:t>
-      </w:r>
-      <w:proofErr w:type="spellEnd"/>
-      <w:r>
-        <w:rPr>
-          <w:lang w:val="en-US"/>
-        </w:rPr>
-        <w:t xml:space="preserve">, </w:t>
-      </w:r>
-      <w:proofErr w:type="spellStart"/>
-      <w:r>
-        <w:rPr>
-          <w:lang w:val="en-US"/>
-        </w:rPr>
-        <w:t>finibus</w:t>
-      </w:r>
-      <w:proofErr w:type="spellEnd"/>
-      <w:r>
-        <w:rPr>
-          <w:lang w:val="en-US"/>
-        </w:rPr>
-        <w:t xml:space="preserve"> </w:t>
-      </w:r>
-      <w:proofErr w:type="spellStart"/>
-      <w:r>
-        <w:rPr>
-          <w:lang w:val="en-US"/>
-        </w:rPr>
-        <w:t>sagittis</w:t>
-      </w:r>
-      <w:proofErr w:type="spellEnd"/>
-      <w:r>
-        <w:rPr>
-          <w:lang w:val="en-US"/>
-        </w:rPr>
-        <w:t xml:space="preserve"> </w:t>
-      </w:r>
-      <w:proofErr w:type="spellStart"/>
-      <w:r>
-        <w:rPr>
-          <w:lang w:val="en-US"/>
-        </w:rPr>
-        <w:t>odio</w:t>
-      </w:r>
-      <w:proofErr w:type="spellEnd"/>
-      <w:r>
-        <w:rPr>
-          <w:lang w:val="en-US"/>
-        </w:rPr>
-        <w:t xml:space="preserve"> </w:t>
-      </w:r>
-      <w:proofErr w:type="spellStart"/>
-      <w:r>
-        <w:rPr>
-          <w:lang w:val="en-US"/>
-        </w:rPr>
-        <w:t>ullamcorper</w:t>
-      </w:r>
-      <w:proofErr w:type="spellEnd"/>
-      <w:r>
-        <w:rPr>
-          <w:lang w:val="en-US"/>
-        </w:rPr>
-        <w:t xml:space="preserve"> non. </w:t>
-      </w:r>
-      <w:proofErr w:type="spellStart"/>
-      <w:r>
-        <w:t>Sed</w:t>
-      </w:r>
-      <w:proofErr w:type="spellEnd"/>
-      <w:r>
-        <w:t xml:space="preserve"> </w:t>
-      </w:r>
-      <w:proofErr w:type="spellStart"/>
-      <w:r>
-        <w:t>euismod</w:t>
-      </w:r>
-      <w:proofErr w:type="spellEnd"/>
-      <w:r>
-        <w:t xml:space="preserve"> </w:t>
-      </w:r>
-      <w:proofErr w:type="spellStart"/>
-      <w:r>
-        <w:t>rutrum</w:t>
-      </w:r>
-      <w:proofErr w:type="spellEnd"/>
-      <w:r>
-        <w:t xml:space="preserve"> </w:t>
-      </w:r>
-      <w:proofErr w:type="spellStart"/>
-      <w:r>
-        <w:t>eros</w:t>
-      </w:r>
-      <w:proofErr w:type="spellEnd"/>
-      <w:r>
-        <w:t xml:space="preserve">, </w:t>
-      </w:r>
-      <w:proofErr w:type="spellStart"/>
-      <w:r>
-        <w:t>nec</w:t>
-      </w:r>
-      <w:proofErr w:type="spellEnd"/>
-      <w:r>
-        <w:t xml:space="preserve"> </w:t>
-      </w:r>
-      <w:proofErr w:type="spellStart"/>
-      <w:r>
-        <w:t>volutpat</w:t>
-      </w:r>
-      <w:proofErr w:type="spellEnd"/>
-      <w:r>
-        <w:t xml:space="preserve"> ante </w:t>
-      </w:r>
-      <w:proofErr w:type="spellStart"/>
-      <w:r>
         <w:t>luctus</w:t>
       </w:r>
       <w:proofErr w:type="spellEnd"/>
       <w:r>
-        <w:t xml:space="preserve"> a.</w:t>
-      </w:r>
-    </w:p>
-    <w:p>
-      <w:pPr>
-        <w:pStyle w:val="Ttulo3"/>
-      </w:pPr>
-      <w:bookmarkStart w:id="4" w:name="_Toc240207449"/>
-      <w:r>
-        <w:t>2.2.1 Seção terciária</w:t>
-      </w:r>
-      <w:bookmarkEnd w:id="4"/>
-    </w:p>
-    <w:p>
-      <w:pPr>
-        <w:rPr>
-          <w:lang w:val="en-US"/>
-        </w:rPr>
-      </w:pPr>
-      <w:proofErr w:type="spellStart"/>
-      <w:r>
-        <w:rPr>
-          <w:lang w:val="en-US"/>
-        </w:rPr>
-        <w:t>Pellentesque</w:t>
-      </w:r>
-      <w:proofErr w:type="spellEnd"/>
-      <w:r>
-        <w:rPr>
-          <w:lang w:val="en-US"/>
-        </w:rPr>
-        <w:t xml:space="preserve"> </w:t>
-      </w:r>
-      <w:proofErr w:type="spellStart"/>
-      <w:r>
-        <w:rPr>
-          <w:lang w:val="en-US"/>
-        </w:rPr>
-        <w:t>elit</w:t>
-      </w:r>
-      <w:proofErr w:type="spellEnd"/>
-      <w:r>
-        <w:rPr>
-          <w:lang w:val="en-US"/>
-        </w:rPr>
-        <w:t xml:space="preserve"> </w:t>
-      </w:r>
-      <w:proofErr w:type="spellStart"/>
-      <w:r>
-        <w:rPr>
-          <w:lang w:val="en-US"/>
-        </w:rPr>
-        <w:t>sem</w:t>
-      </w:r>
-      <w:proofErr w:type="spellEnd"/>
-      <w:r>
-        <w:rPr>
-          <w:lang w:val="en-US"/>
-        </w:rPr>
-        <w:t xml:space="preserve">, </w:t>
-      </w:r>
-      <w:proofErr w:type="spellStart"/>
-      <w:r>
-        <w:rPr>
-          <w:lang w:val="en-US"/>
-        </w:rPr>
-        <w:t>aliquet</w:t>
-      </w:r>
-      <w:proofErr w:type="spellEnd"/>
-      <w:r>
-        <w:rPr>
-          <w:lang w:val="en-US"/>
-        </w:rPr>
-        <w:t xml:space="preserve"> sed </w:t>
-      </w:r>
-      <w:proofErr w:type="spellStart"/>
-      <w:r>
-        <w:rPr>
-          <w:lang w:val="en-US"/>
-        </w:rPr>
-        <w:t>efficitur</w:t>
-      </w:r>
-      <w:proofErr w:type="spellEnd"/>
-      <w:r>
-        <w:rPr>
-          <w:lang w:val="en-US"/>
-        </w:rPr>
-        <w:t xml:space="preserve"> sit </w:t>
-      </w:r>
-      <w:proofErr w:type="spellStart"/>
-      <w:r>
-        <w:rPr>
-          <w:lang w:val="en-US"/>
-        </w:rPr>
-        <w:t>amet</w:t>
-      </w:r>
-      <w:proofErr w:type="spellEnd"/>
-      <w:r>
-        <w:rPr>
-          <w:lang w:val="en-US"/>
-        </w:rPr>
-        <w:t xml:space="preserve">, </w:t>
-      </w:r>
-      <w:proofErr w:type="spellStart"/>
-      <w:r>
-        <w:rPr>
-          <w:lang w:val="en-US"/>
-        </w:rPr>
-        <w:t>efficitur</w:t>
-      </w:r>
-      <w:proofErr w:type="spellEnd"/>
-      <w:r>
-        <w:rPr>
-          <w:lang w:val="en-US"/>
-        </w:rPr>
-        <w:t xml:space="preserve"> in </w:t>
-      </w:r>
-      <w:proofErr w:type="spellStart"/>
-      <w:r>
-        <w:rPr>
-          <w:lang w:val="en-US"/>
-        </w:rPr>
-        <w:t>turpis</w:t>
-      </w:r>
-      <w:proofErr w:type="spellEnd"/>
-      <w:r>
-        <w:rPr>
-          <w:lang w:val="en-US"/>
-        </w:rPr>
-        <w:t xml:space="preserve">. Proin et </w:t>
-      </w:r>
-      <w:proofErr w:type="spellStart"/>
-      <w:r>
-        <w:rPr>
-          <w:lang w:val="en-US"/>
-        </w:rPr>
-        <w:t>risus</w:t>
-      </w:r>
-      <w:proofErr w:type="spellEnd"/>
-      <w:r>
-        <w:rPr>
-          <w:lang w:val="en-US"/>
-        </w:rPr>
-        <w:t xml:space="preserve"> </w:t>
-      </w:r>
-      <w:proofErr w:type="spellStart"/>
-      <w:r>
-        <w:rPr>
-          <w:lang w:val="en-US"/>
-        </w:rPr>
-        <w:t>felis</w:t>
-      </w:r>
-      <w:proofErr w:type="spellEnd"/>
-      <w:r>
-        <w:rPr>
-          <w:lang w:val="en-US"/>
-        </w:rPr>
-        <w:t xml:space="preserve">. Duis sit </w:t>
-      </w:r>
-      <w:proofErr w:type="spellStart"/>
-      <w:r>
-        <w:rPr>
-          <w:lang w:val="en-US"/>
-        </w:rPr>
-        <w:t>amet</w:t>
-      </w:r>
-      <w:proofErr w:type="spellEnd"/>
-      <w:r>
-        <w:rPr>
-          <w:lang w:val="en-US"/>
-        </w:rPr>
-        <w:t xml:space="preserve"> </w:t>
-      </w:r>
-      <w:proofErr w:type="spellStart"/>
-      <w:r>
-        <w:rPr>
-          <w:lang w:val="en-US"/>
-        </w:rPr>
-        <w:t>efficitur</w:t>
-      </w:r>
-      <w:proofErr w:type="spellEnd"/>
-      <w:r>
-        <w:rPr>
-          <w:lang w:val="en-US"/>
-        </w:rPr>
-        <w:t xml:space="preserve"> lorem, sed auctor </w:t>
-      </w:r>
-      <w:proofErr w:type="spellStart"/>
-      <w:r>
-        <w:rPr>
-          <w:lang w:val="en-US"/>
-        </w:rPr>
-        <w:t>orci</w:t>
-      </w:r>
-      <w:proofErr w:type="spellEnd"/>
-    </w:p>
-    <w:p>
-      <w:pPr>
-        <w:pStyle w:val="Ttulo4"/>
-      </w:pPr>
-      <w:bookmarkStart w:id="5" w:name="_Toc240207450"/>
-      <w:r>
-        <w:t xml:space="preserve">2.2.1.1 Seção </w:t>
-      </w:r>
-      <w:proofErr w:type="spellStart"/>
-      <w:r>
-        <w:t>quartenária</w:t>
-      </w:r>
-      <w:bookmarkEnd w:id="5"/>
-      <w:proofErr w:type="spellEnd"/>
-    </w:p>
-    <w:p>
-      <w:proofErr w:type="spellStart"/>
-      <w:r>
-        <w:t>Pellentesque</w:t>
-      </w:r>
-      <w:proofErr w:type="spellEnd"/>
-      <w:r>
-        <w:t xml:space="preserve"> </w:t>
-      </w:r>
-      <w:proofErr w:type="spellStart"/>
-      <w:r>
-        <w:t>at</w:t>
-      </w:r>
-      <w:proofErr w:type="spellEnd"/>
-      <w:r>
-        <w:t xml:space="preserve"> est </w:t>
-      </w:r>
-      <w:proofErr w:type="spellStart"/>
-      <w:r>
-        <w:t>rutrum</w:t>
-      </w:r>
-      <w:proofErr w:type="spellEnd"/>
-      <w:r>
-        <w:t xml:space="preserve">, </w:t>
-      </w:r>
-      <w:proofErr w:type="spellStart"/>
-      <w:r>
-        <w:t>efficitur</w:t>
-      </w:r>
-      <w:proofErr w:type="spellEnd"/>
-      <w:r>
-        <w:t xml:space="preserve"> </w:t>
-      </w:r>
-      <w:proofErr w:type="spellStart"/>
-      <w:r>
-        <w:t>lacus</w:t>
-      </w:r>
-      <w:proofErr w:type="spellEnd"/>
-      <w:r>
-        <w:t xml:space="preserve"> ac, </w:t>
-      </w:r>
-      <w:proofErr w:type="spellStart"/>
-      <w:r>
-        <w:t>mollis</w:t>
-      </w:r>
-      <w:proofErr w:type="spellEnd"/>
-      <w:r>
-        <w:t xml:space="preserve"> </w:t>
-      </w:r>
-      <w:proofErr w:type="spellStart"/>
-      <w:r>
-        <w:t>sapien</w:t>
-      </w:r>
-      <w:proofErr w:type="spellEnd"/>
-      <w:r>
-        <w:t xml:space="preserve">. </w:t>
-      </w:r>
-      <w:proofErr w:type="spellStart"/>
-      <w:r>
-        <w:t>Aenean</w:t>
-      </w:r>
-      <w:proofErr w:type="spellEnd"/>
-      <w:r>
-        <w:t xml:space="preserve"> magna </w:t>
-      </w:r>
-      <w:proofErr w:type="spellStart"/>
-      <w:r>
-        <w:t>lorem</w:t>
-      </w:r>
-      <w:proofErr w:type="spellEnd"/>
-      <w:r>
-        <w:t xml:space="preserve">, </w:t>
-      </w:r>
-      <w:proofErr w:type="spellStart"/>
-      <w:r>
-        <w:t>mattis</w:t>
-      </w:r>
-      <w:proofErr w:type="spellEnd"/>
-      <w:r>
-        <w:t xml:space="preserve"> ac </w:t>
-      </w:r>
-      <w:proofErr w:type="spellStart"/>
-      <w:r>
-        <w:t>ligula</w:t>
-      </w:r>
-      <w:proofErr w:type="spellEnd"/>
-      <w:r>
-        <w:t xml:space="preserve"> et, </w:t>
-      </w:r>
-      <w:proofErr w:type="spellStart"/>
-      <w:r>
-        <w:t>auctor</w:t>
-      </w:r>
-      <w:proofErr w:type="spellEnd"/>
-      <w:r>
-        <w:t xml:space="preserve"> </w:t>
-      </w:r>
-      <w:proofErr w:type="spellStart"/>
-      <w:r>
-        <w:t>luctus</w:t>
-      </w:r>
-      <w:proofErr w:type="spellEnd"/>
-      <w:r>
         <w:t xml:space="preserve"> ex. </w:t>
       </w:r>
     </w:p>
@@ -1691,11 +1765,16 @@
       <w:pPr>
         <w:pStyle w:val="Ttulo5"/>
       </w:pPr>
-      <w:bookmarkStart w:id="6" w:name="_Toc240207451"/>
+      <w:bookmarkStart w:id="6" w:name="_Toc240301179"/>
       <w:r>
         <w:t>2.2.1.1.1 Seção quinária</w:t>
       </w:r>
       <w:bookmarkEnd w:id="6"/>
+    </w:p>
+    <w:p>
+      <w:r>
+        <w:tab/>
+      </w:r>
     </w:p>
     <w:p>
       <w:pPr>
@@ -1706,9 +1785,6 @@
           <w:docGrid w:linePitch="360"/>
         </w:sectPr>
       </w:pPr>
-      <w:r>
-        <w:tab/>
-      </w:r>
       <w:proofErr w:type="spellStart"/>
       <w:r>
         <w:t>Vivamus</w:t>
@@ -1917,7 +1993,7 @@
       <w:pPr>
         <w:pStyle w:val="Ttulo1"/>
       </w:pPr>
-      <w:bookmarkStart w:id="7" w:name="_Toc240207452"/>
+      <w:bookmarkStart w:id="7" w:name="_Toc240301180"/>
       <w:r>
         <w:lastRenderedPageBreak/>
         <w:t xml:space="preserve">3. </w:t>
@@ -1926,6 +2002,12 @@
         <w:t>Conclusão</w:t>
       </w:r>
       <w:bookmarkEnd w:id="7"/>
+    </w:p>
+    <w:p>
+      <w:pPr>
+        <w:pStyle w:val="PargrafodaLista"/>
+        <w:ind w:firstLine="0"/>
+      </w:pPr>
     </w:p>
     <w:p>
       <w:pPr>
@@ -1948,13 +2030,13 @@
           <w:tab w:val="left" w:pos="5910"/>
         </w:tabs>
         <w:jc w:val="left"/>
-      </w:pPr>
+        <w:rPr>
+          <w:u w:val="single"/>
+        </w:rPr>
+      </w:pPr>
+      <w:bookmarkStart w:id="8" w:name="_Toc240301181"/>
       <w:r>
         <w:lastRenderedPageBreak/>
-        <w:tab/>
-      </w:r>
-      <w:bookmarkStart w:id="8" w:name="_Toc240207453"/>
-      <w:r>
         <w:t>Referências</w:t>
       </w:r>
       <w:bookmarkEnd w:id="8"/>
@@ -2100,6 +2182,504 @@
     </w:pPr>
   </w:p>
 </w:hdr>
+</file>
+
+<file path=word/numbering.xml><?xml version="1.0" encoding="utf-8"?>
+<w:numbering xmlns:wpc="http://schemas.microsoft.com/office/word/2010/wordprocessingCanvas" xmlns:cx="http://schemas.microsoft.com/office/drawing/2014/chartex" xmlns:cx1="http://schemas.microsoft.com/office/drawing/2015/9/8/chartex" xmlns:cx2="http://schemas.microsoft.com/office/drawing/2015/10/21/chartex" xmlns:cx3="http://schemas.microsoft.com/office/drawing/2016/5/9/chartex" xmlns:cx4="http://schemas.microsoft.com/office/drawing/2016/5/10/chartex" xmlns:cx5="http://schemas.microsoft.com/office/drawing/2016/5/11/chartex" xmlns:cx6="http://schemas.microsoft.com/office/drawing/2016/5/12/chartex" xmlns:cx7="http://schemas.microsoft.com/office/drawing/2016/5/13/chartex" xmlns:cx8="http://schemas.microsoft.com/office/drawing/2016/5/14/chartex" xmlns:mc="http://schemas.openxmlformats.org/markup-compatibility/2006" xmlns:aink="http://schemas.microsoft.com/office/drawing/2016/ink" xmlns:am3d="http://schemas.microsoft.com/office/drawing/2017/model3d" xmlns:o="urn:schemas-microsoft-com:office:office" xmlns:oel="http://schemas.microsoft.com/office/2019/extlst" xmlns:r="http://schemas.openxmlformats.org/officeDocument/2006/relationships" xmlns:m="http://schemas.openxmlformats.org/officeDocument/2006/math" xmlns:v="urn:schemas-microsoft-com:vml" xmlns:wp14="http://schemas.microsoft.com/office/word/2010/wordprocessingDrawing" xmlns:wp="http://schemas.openxmlformats.org/drawingml/2006/wordprocessingDrawing" xmlns:w10="urn:schemas-microsoft-com:office:word" xmlns:w="http://schemas.openxmlformats.org/wordprocessingml/2006/main" xmlns:w14="http://schemas.microsoft.com/office/word/2010/wordml" xmlns:w15="http://schemas.microsoft.com/office/word/2012/wordml" xmlns:w16cex="http://schemas.microsoft.com/office/word/2018/wordml/cex" xmlns:w16cid="http://schemas.microsoft.com/office/word/2016/wordml/cid" xmlns:w16="http://schemas.microsoft.com/office/word/2018/wordml" xmlns:w16du="http://schemas.microsoft.com/office/word/2023/wordml/word16du" xmlns:w16sdtdh="http://schemas.microsoft.com/office/word/2020/wordml/sdtdatahash" xmlns:w16sdtfl="http://schemas.microsoft.com/office/word/2024/wordml/sdtformatlock" xmlns:w16se="http://schemas.microsoft.com/office/word/2015/wordml/symex" xmlns:wpg="http://schemas.microsoft.com/office/word/2010/wordprocessingGroup" xmlns:wpi="http://schemas.microsoft.com/office/word/2010/wordprocessingInk" xmlns:wne="http://schemas.microsoft.com/office/word/2006/wordml" xmlns:wps="http://schemas.microsoft.com/office/word/2010/wordprocessingShape" mc:Ignorable="w14 w15 w16se w16cid w16 w16cex w16sdtdh w16sdtfl w16du wp14">
+  <w:abstractNum w:abstractNumId="0" w15:restartNumberingAfterBreak="0">
+    <w:nsid w:val="06D833F1"/>
+    <w:multiLevelType w:val="multilevel"/>
+    <w:tmpl w:val="78220B5A"/>
+    <w:lvl w:ilvl="0">
+      <w:start w:val="1"/>
+      <w:numFmt w:val="decimal"/>
+      <w:lvlText w:val="%1."/>
+      <w:lvlJc w:val="left"/>
+      <w:pPr>
+        <w:ind w:left="720" w:hanging="360"/>
+      </w:pPr>
+      <w:rPr>
+        <w:rFonts w:hint="default"/>
+      </w:rPr>
+    </w:lvl>
+    <w:lvl w:ilvl="1">
+      <w:start w:val="1"/>
+      <w:numFmt w:val="decimal"/>
+      <w:isLgl/>
+      <w:lvlText w:val="%1.%2"/>
+      <w:lvlJc w:val="left"/>
+      <w:pPr>
+        <w:ind w:left="765" w:hanging="405"/>
+      </w:pPr>
+      <w:rPr>
+        <w:rFonts w:hint="default"/>
+      </w:rPr>
+    </w:lvl>
+    <w:lvl w:ilvl="2">
+      <w:start w:val="1"/>
+      <w:numFmt w:val="decimal"/>
+      <w:isLgl/>
+      <w:lvlText w:val="%1.%2.%3"/>
+      <w:lvlJc w:val="left"/>
+      <w:pPr>
+        <w:ind w:left="1080" w:hanging="720"/>
+      </w:pPr>
+      <w:rPr>
+        <w:rFonts w:hint="default"/>
+      </w:rPr>
+    </w:lvl>
+    <w:lvl w:ilvl="3">
+      <w:start w:val="1"/>
+      <w:numFmt w:val="decimal"/>
+      <w:isLgl/>
+      <w:lvlText w:val="%1.%2.%3.%4"/>
+      <w:lvlJc w:val="left"/>
+      <w:pPr>
+        <w:ind w:left="1440" w:hanging="1080"/>
+      </w:pPr>
+      <w:rPr>
+        <w:rFonts w:hint="default"/>
+      </w:rPr>
+    </w:lvl>
+    <w:lvl w:ilvl="4">
+      <w:start w:val="1"/>
+      <w:numFmt w:val="decimal"/>
+      <w:isLgl/>
+      <w:lvlText w:val="%1.%2.%3.%4.%5"/>
+      <w:lvlJc w:val="left"/>
+      <w:pPr>
+        <w:ind w:left="1440" w:hanging="1080"/>
+      </w:pPr>
+      <w:rPr>
+        <w:rFonts w:hint="default"/>
+      </w:rPr>
+    </w:lvl>
+    <w:lvl w:ilvl="5">
+      <w:start w:val="1"/>
+      <w:numFmt w:val="decimal"/>
+      <w:isLgl/>
+      <w:lvlText w:val="%1.%2.%3.%4.%5.%6"/>
+      <w:lvlJc w:val="left"/>
+      <w:pPr>
+        <w:ind w:left="1800" w:hanging="1440"/>
+      </w:pPr>
+      <w:rPr>
+        <w:rFonts w:hint="default"/>
+      </w:rPr>
+    </w:lvl>
+    <w:lvl w:ilvl="6">
+      <w:start w:val="1"/>
+      <w:numFmt w:val="decimal"/>
+      <w:isLgl/>
+      <w:lvlText w:val="%1.%2.%3.%4.%5.%6.%7"/>
+      <w:lvlJc w:val="left"/>
+      <w:pPr>
+        <w:ind w:left="1800" w:hanging="1440"/>
+      </w:pPr>
+      <w:rPr>
+        <w:rFonts w:hint="default"/>
+      </w:rPr>
+    </w:lvl>
+    <w:lvl w:ilvl="7">
+      <w:start w:val="1"/>
+      <w:numFmt w:val="decimal"/>
+      <w:isLgl/>
+      <w:lvlText w:val="%1.%2.%3.%4.%5.%6.%7.%8"/>
+      <w:lvlJc w:val="left"/>
+      <w:pPr>
+        <w:ind w:left="2160" w:hanging="1800"/>
+      </w:pPr>
+      <w:rPr>
+        <w:rFonts w:hint="default"/>
+      </w:rPr>
+    </w:lvl>
+    <w:lvl w:ilvl="8">
+      <w:start w:val="1"/>
+      <w:numFmt w:val="decimal"/>
+      <w:isLgl/>
+      <w:lvlText w:val="%1.%2.%3.%4.%5.%6.%7.%8.%9"/>
+      <w:lvlJc w:val="left"/>
+      <w:pPr>
+        <w:ind w:left="2160" w:hanging="1800"/>
+      </w:pPr>
+      <w:rPr>
+        <w:rFonts w:hint="default"/>
+      </w:rPr>
+    </w:lvl>
+  </w:abstractNum>
+  <w:abstractNum w:abstractNumId="1" w15:restartNumberingAfterBreak="0">
+    <w:nsid w:val="088469B0"/>
+    <w:multiLevelType w:val="hybridMultilevel"/>
+    <w:tmpl w:val="47BA281E"/>
+    <w:lvl w:ilvl="0" w:tplc="0416000F">
+      <w:start w:val="1"/>
+      <w:numFmt w:val="decimal"/>
+      <w:lvlText w:val="%1."/>
+      <w:lvlJc w:val="left"/>
+      <w:pPr>
+        <w:ind w:left="720" w:hanging="360"/>
+      </w:pPr>
+      <w:rPr>
+        <w:rFonts w:hint="default"/>
+      </w:rPr>
+    </w:lvl>
+    <w:lvl w:ilvl="1" w:tplc="04160019" w:tentative="1">
+      <w:start w:val="1"/>
+      <w:numFmt w:val="lowerLetter"/>
+      <w:lvlText w:val="%2."/>
+      <w:lvlJc w:val="left"/>
+      <w:pPr>
+        <w:ind w:left="1440" w:hanging="360"/>
+      </w:pPr>
+    </w:lvl>
+    <w:lvl w:ilvl="2" w:tplc="0416001B" w:tentative="1">
+      <w:start w:val="1"/>
+      <w:numFmt w:val="lowerRoman"/>
+      <w:lvlText w:val="%3."/>
+      <w:lvlJc w:val="right"/>
+      <w:pPr>
+        <w:ind w:left="2160" w:hanging="180"/>
+      </w:pPr>
+    </w:lvl>
+    <w:lvl w:ilvl="3" w:tplc="0416000F" w:tentative="1">
+      <w:start w:val="1"/>
+      <w:numFmt w:val="decimal"/>
+      <w:lvlText w:val="%4."/>
+      <w:lvlJc w:val="left"/>
+      <w:pPr>
+        <w:ind w:left="2880" w:hanging="360"/>
+      </w:pPr>
+    </w:lvl>
+    <w:lvl w:ilvl="4" w:tplc="04160019" w:tentative="1">
+      <w:start w:val="1"/>
+      <w:numFmt w:val="lowerLetter"/>
+      <w:lvlText w:val="%5."/>
+      <w:lvlJc w:val="left"/>
+      <w:pPr>
+        <w:ind w:left="3600" w:hanging="360"/>
+      </w:pPr>
+    </w:lvl>
+    <w:lvl w:ilvl="5" w:tplc="0416001B" w:tentative="1">
+      <w:start w:val="1"/>
+      <w:numFmt w:val="lowerRoman"/>
+      <w:lvlText w:val="%6."/>
+      <w:lvlJc w:val="right"/>
+      <w:pPr>
+        <w:ind w:left="4320" w:hanging="180"/>
+      </w:pPr>
+    </w:lvl>
+    <w:lvl w:ilvl="6" w:tplc="0416000F" w:tentative="1">
+      <w:start w:val="1"/>
+      <w:numFmt w:val="decimal"/>
+      <w:lvlText w:val="%7."/>
+      <w:lvlJc w:val="left"/>
+      <w:pPr>
+        <w:ind w:left="5040" w:hanging="360"/>
+      </w:pPr>
+    </w:lvl>
+    <w:lvl w:ilvl="7" w:tplc="04160019" w:tentative="1">
+      <w:start w:val="1"/>
+      <w:numFmt w:val="lowerLetter"/>
+      <w:lvlText w:val="%8."/>
+      <w:lvlJc w:val="left"/>
+      <w:pPr>
+        <w:ind w:left="5760" w:hanging="360"/>
+      </w:pPr>
+    </w:lvl>
+    <w:lvl w:ilvl="8" w:tplc="0416001B" w:tentative="1">
+      <w:start w:val="1"/>
+      <w:numFmt w:val="lowerRoman"/>
+      <w:lvlText w:val="%9."/>
+      <w:lvlJc w:val="right"/>
+      <w:pPr>
+        <w:ind w:left="6480" w:hanging="180"/>
+      </w:pPr>
+    </w:lvl>
+  </w:abstractNum>
+  <w:abstractNum w:abstractNumId="2" w15:restartNumberingAfterBreak="0">
+    <w:nsid w:val="24DD6930"/>
+    <w:multiLevelType w:val="hybridMultilevel"/>
+    <w:tmpl w:val="BC12A9D8"/>
+    <w:lvl w:ilvl="0" w:tplc="0416000F">
+      <w:start w:val="1"/>
+      <w:numFmt w:val="decimal"/>
+      <w:lvlText w:val="%1."/>
+      <w:lvlJc w:val="left"/>
+      <w:pPr>
+        <w:ind w:left="720" w:hanging="360"/>
+      </w:pPr>
+      <w:rPr>
+        <w:rFonts w:hint="default"/>
+      </w:rPr>
+    </w:lvl>
+    <w:lvl w:ilvl="1" w:tplc="04160019" w:tentative="1">
+      <w:start w:val="1"/>
+      <w:numFmt w:val="lowerLetter"/>
+      <w:lvlText w:val="%2."/>
+      <w:lvlJc w:val="left"/>
+      <w:pPr>
+        <w:ind w:left="1440" w:hanging="360"/>
+      </w:pPr>
+    </w:lvl>
+    <w:lvl w:ilvl="2" w:tplc="0416001B" w:tentative="1">
+      <w:start w:val="1"/>
+      <w:numFmt w:val="lowerRoman"/>
+      <w:lvlText w:val="%3."/>
+      <w:lvlJc w:val="right"/>
+      <w:pPr>
+        <w:ind w:left="2160" w:hanging="180"/>
+      </w:pPr>
+    </w:lvl>
+    <w:lvl w:ilvl="3" w:tplc="0416000F" w:tentative="1">
+      <w:start w:val="1"/>
+      <w:numFmt w:val="decimal"/>
+      <w:lvlText w:val="%4."/>
+      <w:lvlJc w:val="left"/>
+      <w:pPr>
+        <w:ind w:left="2880" w:hanging="360"/>
+      </w:pPr>
+    </w:lvl>
+    <w:lvl w:ilvl="4" w:tplc="04160019" w:tentative="1">
+      <w:start w:val="1"/>
+      <w:numFmt w:val="lowerLetter"/>
+      <w:lvlText w:val="%5."/>
+      <w:lvlJc w:val="left"/>
+      <w:pPr>
+        <w:ind w:left="3600" w:hanging="360"/>
+      </w:pPr>
+    </w:lvl>
+    <w:lvl w:ilvl="5" w:tplc="0416001B" w:tentative="1">
+      <w:start w:val="1"/>
+      <w:numFmt w:val="lowerRoman"/>
+      <w:lvlText w:val="%6."/>
+      <w:lvlJc w:val="right"/>
+      <w:pPr>
+        <w:ind w:left="4320" w:hanging="180"/>
+      </w:pPr>
+    </w:lvl>
+    <w:lvl w:ilvl="6" w:tplc="0416000F" w:tentative="1">
+      <w:start w:val="1"/>
+      <w:numFmt w:val="decimal"/>
+      <w:lvlText w:val="%7."/>
+      <w:lvlJc w:val="left"/>
+      <w:pPr>
+        <w:ind w:left="5040" w:hanging="360"/>
+      </w:pPr>
+    </w:lvl>
+    <w:lvl w:ilvl="7" w:tplc="04160019" w:tentative="1">
+      <w:start w:val="1"/>
+      <w:numFmt w:val="lowerLetter"/>
+      <w:lvlText w:val="%8."/>
+      <w:lvlJc w:val="left"/>
+      <w:pPr>
+        <w:ind w:left="5760" w:hanging="360"/>
+      </w:pPr>
+    </w:lvl>
+    <w:lvl w:ilvl="8" w:tplc="0416001B" w:tentative="1">
+      <w:start w:val="1"/>
+      <w:numFmt w:val="lowerRoman"/>
+      <w:lvlText w:val="%9."/>
+      <w:lvlJc w:val="right"/>
+      <w:pPr>
+        <w:ind w:left="6480" w:hanging="180"/>
+      </w:pPr>
+    </w:lvl>
+  </w:abstractNum>
+  <w:abstractNum w:abstractNumId="3" w15:restartNumberingAfterBreak="0">
+    <w:nsid w:val="6ADA7331"/>
+    <w:multiLevelType w:val="hybridMultilevel"/>
+    <w:tmpl w:val="C838A68C"/>
+    <w:lvl w:ilvl="0" w:tplc="0416000F">
+      <w:start w:val="1"/>
+      <w:numFmt w:val="decimal"/>
+      <w:lvlText w:val="%1."/>
+      <w:lvlJc w:val="left"/>
+      <w:pPr>
+        <w:ind w:left="720" w:hanging="360"/>
+      </w:pPr>
+      <w:rPr>
+        <w:rFonts w:hint="default"/>
+      </w:rPr>
+    </w:lvl>
+    <w:lvl w:ilvl="1" w:tplc="04160019" w:tentative="1">
+      <w:start w:val="1"/>
+      <w:numFmt w:val="lowerLetter"/>
+      <w:lvlText w:val="%2."/>
+      <w:lvlJc w:val="left"/>
+      <w:pPr>
+        <w:ind w:left="1440" w:hanging="360"/>
+      </w:pPr>
+    </w:lvl>
+    <w:lvl w:ilvl="2" w:tplc="0416001B" w:tentative="1">
+      <w:start w:val="1"/>
+      <w:numFmt w:val="lowerRoman"/>
+      <w:lvlText w:val="%3."/>
+      <w:lvlJc w:val="right"/>
+      <w:pPr>
+        <w:ind w:left="2160" w:hanging="180"/>
+      </w:pPr>
+    </w:lvl>
+    <w:lvl w:ilvl="3" w:tplc="0416000F" w:tentative="1">
+      <w:start w:val="1"/>
+      <w:numFmt w:val="decimal"/>
+      <w:lvlText w:val="%4."/>
+      <w:lvlJc w:val="left"/>
+      <w:pPr>
+        <w:ind w:left="2880" w:hanging="360"/>
+      </w:pPr>
+    </w:lvl>
+    <w:lvl w:ilvl="4" w:tplc="04160019" w:tentative="1">
+      <w:start w:val="1"/>
+      <w:numFmt w:val="lowerLetter"/>
+      <w:lvlText w:val="%5."/>
+      <w:lvlJc w:val="left"/>
+      <w:pPr>
+        <w:ind w:left="3600" w:hanging="360"/>
+      </w:pPr>
+    </w:lvl>
+    <w:lvl w:ilvl="5" w:tplc="0416001B" w:tentative="1">
+      <w:start w:val="1"/>
+      <w:numFmt w:val="lowerRoman"/>
+      <w:lvlText w:val="%6."/>
+      <w:lvlJc w:val="right"/>
+      <w:pPr>
+        <w:ind w:left="4320" w:hanging="180"/>
+      </w:pPr>
+    </w:lvl>
+    <w:lvl w:ilvl="6" w:tplc="0416000F" w:tentative="1">
+      <w:start w:val="1"/>
+      <w:numFmt w:val="decimal"/>
+      <w:lvlText w:val="%7."/>
+      <w:lvlJc w:val="left"/>
+      <w:pPr>
+        <w:ind w:left="5040" w:hanging="360"/>
+      </w:pPr>
+    </w:lvl>
+    <w:lvl w:ilvl="7" w:tplc="04160019" w:tentative="1">
+      <w:start w:val="1"/>
+      <w:numFmt w:val="lowerLetter"/>
+      <w:lvlText w:val="%8."/>
+      <w:lvlJc w:val="left"/>
+      <w:pPr>
+        <w:ind w:left="5760" w:hanging="360"/>
+      </w:pPr>
+    </w:lvl>
+    <w:lvl w:ilvl="8" w:tplc="0416001B" w:tentative="1">
+      <w:start w:val="1"/>
+      <w:numFmt w:val="lowerRoman"/>
+      <w:lvlText w:val="%9."/>
+      <w:lvlJc w:val="right"/>
+      <w:pPr>
+        <w:ind w:left="6480" w:hanging="180"/>
+      </w:pPr>
+    </w:lvl>
+  </w:abstractNum>
+  <w:abstractNum w:abstractNumId="4" w15:restartNumberingAfterBreak="0">
+    <w:nsid w:val="6C1D62B9"/>
+    <w:multiLevelType w:val="hybridMultilevel"/>
+    <w:tmpl w:val="FBF6D9C8"/>
+    <w:lvl w:ilvl="0" w:tplc="0416000F">
+      <w:start w:val="1"/>
+      <w:numFmt w:val="decimal"/>
+      <w:lvlText w:val="%1."/>
+      <w:lvlJc w:val="left"/>
+      <w:pPr>
+        <w:ind w:left="720" w:hanging="360"/>
+      </w:pPr>
+      <w:rPr>
+        <w:rFonts w:hint="default"/>
+        <w:b w:val="0"/>
+      </w:rPr>
+    </w:lvl>
+    <w:lvl w:ilvl="1" w:tplc="04160019" w:tentative="1">
+      <w:start w:val="1"/>
+      <w:numFmt w:val="lowerLetter"/>
+      <w:lvlText w:val="%2."/>
+      <w:lvlJc w:val="left"/>
+      <w:pPr>
+        <w:ind w:left="1440" w:hanging="360"/>
+      </w:pPr>
+    </w:lvl>
+    <w:lvl w:ilvl="2" w:tplc="0416001B" w:tentative="1">
+      <w:start w:val="1"/>
+      <w:numFmt w:val="lowerRoman"/>
+      <w:lvlText w:val="%3."/>
+      <w:lvlJc w:val="right"/>
+      <w:pPr>
+        <w:ind w:left="2160" w:hanging="180"/>
+      </w:pPr>
+    </w:lvl>
+    <w:lvl w:ilvl="3" w:tplc="0416000F" w:tentative="1">
+      <w:start w:val="1"/>
+      <w:numFmt w:val="decimal"/>
+      <w:lvlText w:val="%4."/>
+      <w:lvlJc w:val="left"/>
+      <w:pPr>
+        <w:ind w:left="2880" w:hanging="360"/>
+      </w:pPr>
+    </w:lvl>
+    <w:lvl w:ilvl="4" w:tplc="04160019" w:tentative="1">
+      <w:start w:val="1"/>
+      <w:numFmt w:val="lowerLetter"/>
+      <w:lvlText w:val="%5."/>
+      <w:lvlJc w:val="left"/>
+      <w:pPr>
+        <w:ind w:left="3600" w:hanging="360"/>
+      </w:pPr>
+    </w:lvl>
+    <w:lvl w:ilvl="5" w:tplc="0416001B" w:tentative="1">
+      <w:start w:val="1"/>
+      <w:numFmt w:val="lowerRoman"/>
+      <w:lvlText w:val="%6."/>
+      <w:lvlJc w:val="right"/>
+      <w:pPr>
+        <w:ind w:left="4320" w:hanging="180"/>
+      </w:pPr>
+    </w:lvl>
+    <w:lvl w:ilvl="6" w:tplc="0416000F" w:tentative="1">
+      <w:start w:val="1"/>
+      <w:numFmt w:val="decimal"/>
+      <w:lvlText w:val="%7."/>
+      <w:lvlJc w:val="left"/>
+      <w:pPr>
+        <w:ind w:left="5040" w:hanging="360"/>
+      </w:pPr>
+    </w:lvl>
+    <w:lvl w:ilvl="7" w:tplc="04160019" w:tentative="1">
+      <w:start w:val="1"/>
+      <w:numFmt w:val="lowerLetter"/>
+      <w:lvlText w:val="%8."/>
+      <w:lvlJc w:val="left"/>
+      <w:pPr>
+        <w:ind w:left="5760" w:hanging="360"/>
+      </w:pPr>
+    </w:lvl>
+    <w:lvl w:ilvl="8" w:tplc="0416001B" w:tentative="1">
+      <w:start w:val="1"/>
+      <w:numFmt w:val="lowerRoman"/>
+      <w:lvlText w:val="%9."/>
+      <w:lvlJc w:val="right"/>
+      <w:pPr>
+        <w:ind w:left="6480" w:hanging="180"/>
+      </w:pPr>
+    </w:lvl>
+  </w:abstractNum>
+  <w:num w:numId="1" w16cid:durableId="43064792">
+    <w:abstractNumId w:val="0"/>
+  </w:num>
+  <w:num w:numId="2" w16cid:durableId="1686320480">
+    <w:abstractNumId w:val="3"/>
+  </w:num>
+  <w:num w:numId="3" w16cid:durableId="943918768">
+    <w:abstractNumId w:val="1"/>
+  </w:num>
+  <w:num w:numId="4" w16cid:durableId="1125539247">
+    <w:abstractNumId w:val="2"/>
+  </w:num>
+  <w:num w:numId="5" w16cid:durableId="1101413386">
+    <w:abstractNumId w:val="4"/>
+  </w:num>
+</w:numbering>
 </file>
 
 <file path=word/styles.xml><?xml version="1.0" encoding="utf-8"?>
@@ -2534,7 +3114,7 @@
     <w:uiPriority w:val="9"/>
     <w:unhideWhenUsed/>
     <w:qFormat/>
-    <w:rsid w:val="0007478D"/>
+    <w:rsid w:val="00AC5180"/>
     <w:pPr>
       <w:keepNext/>
       <w:keepLines/>
@@ -2739,7 +3319,7 @@
     <w:basedOn w:val="Fontepargpadro"/>
     <w:link w:val="Ttulo2"/>
     <w:uiPriority w:val="9"/>
-    <w:rsid w:val="0007478D"/>
+    <w:rsid w:val="00AC5180"/>
     <w:rPr>
       <w:rFonts w:eastAsiaTheme="majorEastAsia" w:cstheme="majorBidi"/>
       <w:caps/>
@@ -3482,11 +4062,11 @@
 </file>
 
 <file path=customXml/item1.xml><?xml version="1.0" encoding="utf-8"?>
-<b:Sources xmlns:b="http://schemas.openxmlformats.org/officeDocument/2006/bibliography" xmlns="http://schemas.openxmlformats.org/officeDocument/2006/bibliography" SelectedStyle="\APASixthEditionOfficeOnline.xsl" StyleName="APA" Version="6"/>
+<b:Sources xmlns:b="http://schemas.openxmlformats.org/officeDocument/2006/bibliography" xmlns="http://schemas.openxmlformats.org/officeDocument/2006/bibliography" SelectedStyle="\ABNT_Author.XSL" StyleName="ABNT NBR 14724:2025 - Author" Version="4"/>
 </file>
 
 <file path=customXml/itemProps1.xml><?xml version="1.0" encoding="utf-8"?>
-<ds:datastoreItem xmlns:ds="http://schemas.openxmlformats.org/officeDocument/2006/customXml" ds:itemID="{BAC5C271-CFFB-4BD5-B754-FE1A59FFC743}">
+<ds:datastoreItem xmlns:ds="http://schemas.openxmlformats.org/officeDocument/2006/customXml" ds:itemID="{76BC38BB-B97A-4C97-883B-73900A996649}">
   <ds:schemaRefs>
     <ds:schemaRef ds:uri="http://schemas.openxmlformats.org/officeDocument/2006/bibliography"/>
   </ds:schemaRefs>

--- a/TemplateFund2Word.docx
+++ b/TemplateFund2Word.docx
@@ -1019,45 +1019,31 @@
       <w:r>
         <w:t xml:space="preserve">Deve-se abordar claramente o assunto trabalhado, o objetivo, bem como </w:t>
       </w:r>
-      <w:proofErr w:type="spellStart"/>
-      <w:r>
-        <w:t>fornecer</w:t>
-      </w:r>
-      <w:proofErr w:type="spellEnd"/>
+      <w:r>
+        <w:t>fornece</w:t>
+      </w:r>
       <w:r>
         <w:t xml:space="preserve"> alguns detalhes de como a pesquisa foi feita, entre outas. Pode-se também dar uma breve descrição sobre os </w:t>
       </w:r>
-      <w:proofErr w:type="spellStart"/>
-      <w:r>
-        <w:t>tópcios</w:t>
-      </w:r>
-      <w:proofErr w:type="spellEnd"/>
+      <w:r>
+        <w:t>tópicos</w:t>
+      </w:r>
       <w:r>
         <w:t xml:space="preserve"> e o contexto histórico. Não é correto colocar conclusões na introdução.</w:t>
       </w:r>
     </w:p>
     <w:p>
       <w:r>
-        <w:t xml:space="preserve">Não sei quantos níveis o sumário precisa, então, por favor, se você sabe, por favor, abra uma </w:t>
-      </w:r>
-      <w:proofErr w:type="spellStart"/>
-      <w:r>
-        <w:t>issue</w:t>
-      </w:r>
-      <w:proofErr w:type="spellEnd"/>
-      <w:r>
-        <w:t xml:space="preserve"> no repositório e explique, obrigado!</w:t>
+        <w:t>Não sei quantos níveis o sumário precisa, então, por favor, se você sabe, por favor, abra uma issue no repositório e explique, obrigado!</w:t>
       </w:r>
     </w:p>
     <w:p>
       <w:r>
         <w:t xml:space="preserve">Também gostaria de notar que não sou responsável por qualquer 0, anulação, ou outros problemas decorridos de usar esse </w:t>
       </w:r>
-      <w:proofErr w:type="spellStart"/>
-      <w:r>
-        <w:t>template</w:t>
-      </w:r>
-      <w:proofErr w:type="spellEnd"/>
+      <w:r>
+        <w:t>modelo</w:t>
+      </w:r>
       <w:r>
         <w:t xml:space="preserve"> para o trabalho!</w:t>
       </w:r>
@@ -1089,11 +1075,9 @@
       <w:r>
         <w:t xml:space="preserve">Deve conter um texto claro e objetivo, abordando completamente o assunto, levantando problemas e soluções </w:t>
       </w:r>
-      <w:proofErr w:type="gramStart"/>
-      <w:r>
-        <w:t>e também</w:t>
-      </w:r>
-      <w:proofErr w:type="gramEnd"/>
+      <w:r>
+        <w:t>e</w:t>
+      </w:r>
       <w:r>
         <w:t xml:space="preserve"> as argumentações do aluno. É importante que o texto não contenha erros de gramática e tenha coerência, ou seja, começo, meio e fim. Não deve haver cópia</w:t>
       </w:r>
@@ -1117,56 +1101,35 @@
       </w:r>
       <w:bookmarkEnd w:id="2"/>
     </w:p>
+    <w:p/>
     <w:p>
       <w:pPr>
         <w:ind w:firstLine="360"/>
       </w:pPr>
-    </w:p>
-    <w:p>
-      <w:pPr>
-        <w:ind w:firstLine="360"/>
-      </w:pPr>
       <w:r>
         <w:t>Menção no texto, de uma informação extraída de outra fonte, segundo a ABNT BNR 10520 (2002, p.2), as citações “de até três linha devem estar identificadas com o uso de aspas duplas.”</w:t>
       </w:r>
     </w:p>
     <w:p>
-      <w:proofErr w:type="spellStart"/>
-      <w:r>
-        <w:t>Ex</w:t>
-      </w:r>
-      <w:proofErr w:type="spellEnd"/>
-      <w:r>
-        <w:t>: “A matemática era, sem dúvida, a atividade favorita de Arquimedes.” (GOLDSMITH, 2011, p.9)</w:t>
+      <w:r>
+        <w:t>Ex: “A matemática era, sem dúvida, a atividade favorita de Arquimedes.” (GOLDSMITH, 2011, p.9)</w:t>
       </w:r>
     </w:p>
     <w:p>
       <w:r>
         <w:t xml:space="preserve">Citações com mais de três linhas devem estar recuadas a 4 cm da margem esquerda, com letra de tamanho menor, espaçamento simples e sem aspas. Este </w:t>
       </w:r>
-      <w:proofErr w:type="spellStart"/>
-      <w:r>
-        <w:t>template</w:t>
-      </w:r>
-      <w:proofErr w:type="spellEnd"/>
+      <w:r>
+        <w:t>modelo</w:t>
+      </w:r>
       <w:r>
         <w:t xml:space="preserve"> </w:t>
       </w:r>
-      <w:proofErr w:type="spellStart"/>
-      <w:r>
-        <w:t>ját</w:t>
-      </w:r>
-      <w:proofErr w:type="spellEnd"/>
-      <w:r>
-        <w:t xml:space="preserve"> e inclui o estilo “Citação mais de 4 linhas”, para esse fim. </w:t>
-      </w:r>
-      <w:proofErr w:type="spellStart"/>
-      <w:r>
-        <w:t>Ex</w:t>
-      </w:r>
-      <w:proofErr w:type="spellEnd"/>
-      <w:r>
-        <w:t>:</w:t>
+      <w:r>
+        <w:t>já</w:t>
+      </w:r>
+      <w:r>
+        <w:t xml:space="preserve"> e inclui o estilo “Citação mais de 4 linhas”, para esse fim. Ex:</w:t>
       </w:r>
     </w:p>
     <w:p>
@@ -1205,431 +1168,52 @@
         </w:rPr>
         <w:t xml:space="preserve">Lorem ipsum dolor </w:t>
       </w:r>
-      <w:proofErr w:type="gramStart"/>
       <w:r>
         <w:rPr>
           <w:lang w:val="en-US"/>
         </w:rPr>
-        <w:t>sit</w:t>
-      </w:r>
-      <w:proofErr w:type="gramEnd"/>
+        <w:t>sits</w:t>
+      </w:r>
       <w:r>
         <w:rPr>
           <w:lang w:val="en-US"/>
         </w:rPr>
-        <w:t xml:space="preserve"> </w:t>
-      </w:r>
-      <w:proofErr w:type="spellStart"/>
+        <w:t xml:space="preserve"> amet, consectetur adipiscing elit. </w:t>
+      </w:r>
       <w:r>
         <w:rPr>
           <w:lang w:val="en-US"/>
         </w:rPr>
-        <w:t>amet</w:t>
-      </w:r>
-      <w:proofErr w:type="spellEnd"/>
-      <w:r>
+        <w:t xml:space="preserve">Aenean tincidunt porttitor nisl, finibus sagittis odio ullamcorper non. </w:t>
+      </w:r>
+      <w:r>
+        <w:t>Sed euismod rutrum eros, nec volutpat ante luctus a.</w:t>
+      </w:r>
+    </w:p>
+    <w:p/>
+    <w:p>
+      <w:pPr>
+        <w:pStyle w:val="Ttulo3"/>
+      </w:pPr>
+      <w:bookmarkStart w:id="4" w:name="_Toc240301177"/>
+      <w:r>
+        <w:t>2.2.1 Seção terciária</w:t>
+      </w:r>
+      <w:bookmarkEnd w:id="4"/>
+    </w:p>
+    <w:p/>
+    <w:p>
+      <w:pPr>
         <w:rPr>
           <w:lang w:val="en-US"/>
         </w:rPr>
-        <w:t xml:space="preserve">, </w:t>
-      </w:r>
-      <w:proofErr w:type="spellStart"/>
+      </w:pPr>
       <w:r>
         <w:rPr>
           <w:lang w:val="en-US"/>
         </w:rPr>
-        <w:t>consectetur</w:t>
-      </w:r>
-      <w:proofErr w:type="spellEnd"/>
-      <w:r>
-        <w:rPr>
-          <w:lang w:val="en-US"/>
-        </w:rPr>
-        <w:t xml:space="preserve"> </w:t>
-      </w:r>
-      <w:proofErr w:type="spellStart"/>
-      <w:r>
-        <w:rPr>
-          <w:lang w:val="en-US"/>
-        </w:rPr>
-        <w:t>adipiscing</w:t>
-      </w:r>
-      <w:proofErr w:type="spellEnd"/>
-      <w:r>
-        <w:rPr>
-          <w:lang w:val="en-US"/>
-        </w:rPr>
-        <w:t xml:space="preserve"> </w:t>
-      </w:r>
-      <w:proofErr w:type="spellStart"/>
-      <w:r>
-        <w:rPr>
-          <w:lang w:val="en-US"/>
-        </w:rPr>
-        <w:t>elit</w:t>
-      </w:r>
-      <w:proofErr w:type="spellEnd"/>
-      <w:r>
-        <w:rPr>
-          <w:lang w:val="en-US"/>
-        </w:rPr>
-        <w:t xml:space="preserve">. </w:t>
-      </w:r>
-      <w:r>
-        <w:rPr>
-          <w:lang w:val="en-US"/>
-        </w:rPr>
-        <w:t xml:space="preserve">Aenean </w:t>
-      </w:r>
-      <w:proofErr w:type="spellStart"/>
-      <w:r>
-        <w:rPr>
-          <w:lang w:val="en-US"/>
-        </w:rPr>
-        <w:t>tincidunt</w:t>
-      </w:r>
-      <w:proofErr w:type="spellEnd"/>
-      <w:r>
-        <w:rPr>
-          <w:lang w:val="en-US"/>
-        </w:rPr>
-        <w:t xml:space="preserve"> </w:t>
-      </w:r>
-      <w:proofErr w:type="spellStart"/>
-      <w:r>
-        <w:rPr>
-          <w:lang w:val="en-US"/>
-        </w:rPr>
-        <w:t>porttitor</w:t>
-      </w:r>
-      <w:proofErr w:type="spellEnd"/>
-      <w:r>
-        <w:rPr>
-          <w:lang w:val="en-US"/>
-        </w:rPr>
-        <w:t xml:space="preserve"> </w:t>
-      </w:r>
-      <w:proofErr w:type="spellStart"/>
-      <w:r>
-        <w:rPr>
-          <w:lang w:val="en-US"/>
-        </w:rPr>
-        <w:t>nisl</w:t>
-      </w:r>
-      <w:proofErr w:type="spellEnd"/>
-      <w:r>
-        <w:rPr>
-          <w:lang w:val="en-US"/>
-        </w:rPr>
-        <w:t xml:space="preserve">, </w:t>
-      </w:r>
-      <w:proofErr w:type="spellStart"/>
-      <w:r>
-        <w:rPr>
-          <w:lang w:val="en-US"/>
-        </w:rPr>
-        <w:t>finibus</w:t>
-      </w:r>
-      <w:proofErr w:type="spellEnd"/>
-      <w:r>
-        <w:rPr>
-          <w:lang w:val="en-US"/>
-        </w:rPr>
-        <w:t xml:space="preserve"> </w:t>
-      </w:r>
-      <w:proofErr w:type="spellStart"/>
-      <w:r>
-        <w:rPr>
-          <w:lang w:val="en-US"/>
-        </w:rPr>
-        <w:t>sagittis</w:t>
-      </w:r>
-      <w:proofErr w:type="spellEnd"/>
-      <w:r>
-        <w:rPr>
-          <w:lang w:val="en-US"/>
-        </w:rPr>
-        <w:t xml:space="preserve"> </w:t>
-      </w:r>
-      <w:proofErr w:type="spellStart"/>
-      <w:r>
-        <w:rPr>
-          <w:lang w:val="en-US"/>
-        </w:rPr>
-        <w:t>odio</w:t>
-      </w:r>
-      <w:proofErr w:type="spellEnd"/>
-      <w:r>
-        <w:rPr>
-          <w:lang w:val="en-US"/>
-        </w:rPr>
-        <w:t xml:space="preserve"> </w:t>
-      </w:r>
-      <w:proofErr w:type="spellStart"/>
-      <w:r>
-        <w:rPr>
-          <w:lang w:val="en-US"/>
-        </w:rPr>
-        <w:t>ullamcorper</w:t>
-      </w:r>
-      <w:proofErr w:type="spellEnd"/>
-      <w:r>
-        <w:rPr>
-          <w:lang w:val="en-US"/>
-        </w:rPr>
-        <w:t xml:space="preserve"> non. </w:t>
-      </w:r>
-      <w:proofErr w:type="spellStart"/>
-      <w:r>
-        <w:t>Sed</w:t>
-      </w:r>
-      <w:proofErr w:type="spellEnd"/>
-      <w:r>
-        <w:t xml:space="preserve"> </w:t>
-      </w:r>
-      <w:proofErr w:type="spellStart"/>
-      <w:r>
-        <w:t>euismod</w:t>
-      </w:r>
-      <w:proofErr w:type="spellEnd"/>
-      <w:r>
-        <w:t xml:space="preserve"> </w:t>
-      </w:r>
-      <w:proofErr w:type="spellStart"/>
-      <w:r>
-        <w:t>rutrum</w:t>
-      </w:r>
-      <w:proofErr w:type="spellEnd"/>
-      <w:r>
-        <w:t xml:space="preserve"> </w:t>
-      </w:r>
-      <w:proofErr w:type="spellStart"/>
-      <w:r>
-        <w:t>eros</w:t>
-      </w:r>
-      <w:proofErr w:type="spellEnd"/>
-      <w:r>
-        <w:t xml:space="preserve">, </w:t>
-      </w:r>
-      <w:proofErr w:type="spellStart"/>
-      <w:r>
-        <w:t>nec</w:t>
-      </w:r>
-      <w:proofErr w:type="spellEnd"/>
-      <w:r>
-        <w:t xml:space="preserve"> </w:t>
-      </w:r>
-      <w:proofErr w:type="spellStart"/>
-      <w:r>
-        <w:t>volutpat</w:t>
-      </w:r>
-      <w:proofErr w:type="spellEnd"/>
-      <w:r>
-        <w:t xml:space="preserve"> ante </w:t>
-      </w:r>
-      <w:proofErr w:type="spellStart"/>
-      <w:r>
-        <w:t>luctus</w:t>
-      </w:r>
-      <w:proofErr w:type="spellEnd"/>
-      <w:r>
-        <w:t xml:space="preserve"> a.</w:t>
-      </w:r>
-    </w:p>
-    <w:p/>
-    <w:p>
-      <w:pPr>
-        <w:pStyle w:val="Ttulo3"/>
-      </w:pPr>
-      <w:bookmarkStart w:id="4" w:name="_Toc240301177"/>
-      <w:r>
-        <w:t>2.2.1 Seção terciária</w:t>
-      </w:r>
-      <w:bookmarkEnd w:id="4"/>
-    </w:p>
-    <w:p/>
-    <w:p>
-      <w:pPr>
-        <w:rPr>
-          <w:lang w:val="en-US"/>
-        </w:rPr>
-      </w:pPr>
-      <w:proofErr w:type="spellStart"/>
-      <w:r>
-        <w:rPr>
-          <w:lang w:val="en-US"/>
-        </w:rPr>
-        <w:t>Pellentesque</w:t>
-      </w:r>
-      <w:proofErr w:type="spellEnd"/>
-      <w:r>
-        <w:rPr>
-          <w:lang w:val="en-US"/>
-        </w:rPr>
-        <w:t xml:space="preserve"> </w:t>
-      </w:r>
-      <w:proofErr w:type="spellStart"/>
-      <w:r>
-        <w:rPr>
-          <w:lang w:val="en-US"/>
-        </w:rPr>
-        <w:t>elit</w:t>
-      </w:r>
-      <w:proofErr w:type="spellEnd"/>
-      <w:r>
-        <w:rPr>
-          <w:lang w:val="en-US"/>
-        </w:rPr>
-        <w:t xml:space="preserve"> </w:t>
-      </w:r>
-      <w:proofErr w:type="spellStart"/>
-      <w:r>
-        <w:rPr>
-          <w:lang w:val="en-US"/>
-        </w:rPr>
-        <w:t>sem</w:t>
-      </w:r>
-      <w:proofErr w:type="spellEnd"/>
-      <w:r>
-        <w:rPr>
-          <w:lang w:val="en-US"/>
-        </w:rPr>
-        <w:t xml:space="preserve">, </w:t>
-      </w:r>
-      <w:proofErr w:type="spellStart"/>
-      <w:r>
-        <w:rPr>
-          <w:lang w:val="en-US"/>
-        </w:rPr>
-        <w:t>aliquet</w:t>
-      </w:r>
-      <w:proofErr w:type="spellEnd"/>
-      <w:r>
-        <w:rPr>
-          <w:lang w:val="en-US"/>
-        </w:rPr>
-        <w:t xml:space="preserve"> sed </w:t>
-      </w:r>
-      <w:proofErr w:type="spellStart"/>
-      <w:r>
-        <w:rPr>
-          <w:lang w:val="en-US"/>
-        </w:rPr>
-        <w:t>efficitur</w:t>
-      </w:r>
-      <w:proofErr w:type="spellEnd"/>
-      <w:r>
-        <w:rPr>
-          <w:lang w:val="en-US"/>
-        </w:rPr>
-        <w:t xml:space="preserve"> sit </w:t>
-      </w:r>
-      <w:proofErr w:type="spellStart"/>
-      <w:r>
-        <w:rPr>
-          <w:lang w:val="en-US"/>
-        </w:rPr>
-        <w:t>amet</w:t>
-      </w:r>
-      <w:proofErr w:type="spellEnd"/>
-      <w:r>
-        <w:rPr>
-          <w:lang w:val="en-US"/>
-        </w:rPr>
-        <w:t xml:space="preserve">, </w:t>
-      </w:r>
-      <w:proofErr w:type="spellStart"/>
-      <w:r>
-        <w:rPr>
-          <w:lang w:val="en-US"/>
-        </w:rPr>
-        <w:t>efficitur</w:t>
-      </w:r>
-      <w:proofErr w:type="spellEnd"/>
-      <w:r>
-        <w:rPr>
-          <w:lang w:val="en-US"/>
-        </w:rPr>
-        <w:t xml:space="preserve"> in </w:t>
-      </w:r>
-      <w:proofErr w:type="spellStart"/>
-      <w:r>
-        <w:rPr>
-          <w:lang w:val="en-US"/>
-        </w:rPr>
-        <w:t>turpis</w:t>
-      </w:r>
-      <w:proofErr w:type="spellEnd"/>
-      <w:r>
-        <w:rPr>
-          <w:lang w:val="en-US"/>
-        </w:rPr>
-        <w:t xml:space="preserve">. Proin et </w:t>
-      </w:r>
-      <w:proofErr w:type="spellStart"/>
-      <w:r>
-        <w:rPr>
-          <w:lang w:val="en-US"/>
-        </w:rPr>
-        <w:t>risus</w:t>
-      </w:r>
-      <w:proofErr w:type="spellEnd"/>
-      <w:r>
-        <w:rPr>
-          <w:lang w:val="en-US"/>
-        </w:rPr>
-        <w:t xml:space="preserve"> </w:t>
-      </w:r>
-      <w:proofErr w:type="spellStart"/>
-      <w:r>
-        <w:rPr>
-          <w:lang w:val="en-US"/>
-        </w:rPr>
-        <w:t>felis</w:t>
-      </w:r>
-      <w:proofErr w:type="spellEnd"/>
-      <w:r>
-        <w:rPr>
-          <w:lang w:val="en-US"/>
-        </w:rPr>
-        <w:t xml:space="preserve">. Duis sit </w:t>
-      </w:r>
-      <w:proofErr w:type="spellStart"/>
-      <w:r>
-        <w:rPr>
-          <w:lang w:val="en-US"/>
-        </w:rPr>
-        <w:t>amet</w:t>
-      </w:r>
-      <w:proofErr w:type="spellEnd"/>
-      <w:r>
-        <w:rPr>
-          <w:lang w:val="en-US"/>
-        </w:rPr>
-        <w:t xml:space="preserve"> </w:t>
-      </w:r>
-      <w:proofErr w:type="spellStart"/>
-      <w:r>
-        <w:rPr>
-          <w:lang w:val="en-US"/>
-        </w:rPr>
-        <w:t>efficitur</w:t>
-      </w:r>
-      <w:proofErr w:type="spellEnd"/>
-      <w:r>
-        <w:rPr>
-          <w:lang w:val="en-US"/>
-        </w:rPr>
-        <w:t xml:space="preserve"> lorem, sed auctor </w:t>
-      </w:r>
-      <w:proofErr w:type="spellStart"/>
-      <w:r>
-        <w:rPr>
-          <w:lang w:val="en-US"/>
-        </w:rPr>
-        <w:t>orci</w:t>
-      </w:r>
-      <w:proofErr w:type="spellEnd"/>
+        <w:t>Pellentesque elit sem, aliquet sed efficitur sit amet, efficitur in turpis. Proin et risus felis. Duis sit amet efficitur lorem, sed auctor orci</w:t>
+      </w:r>
     </w:p>
     <w:p>
       <w:pPr>
@@ -1645,120 +1229,17 @@
       </w:pPr>
       <w:bookmarkStart w:id="5" w:name="_Toc240301178"/>
       <w:r>
-        <w:t xml:space="preserve">2.2.1.1 Seção </w:t>
-      </w:r>
-      <w:proofErr w:type="spellStart"/>
-      <w:r>
-        <w:t>quartenária</w:t>
+        <w:t>2.2.1.1 Seção quartenária</w:t>
       </w:r>
       <w:bookmarkEnd w:id="5"/>
-      <w:proofErr w:type="spellEnd"/>
     </w:p>
     <w:p/>
     <w:p>
-      <w:proofErr w:type="spellStart"/>
-      <w:r>
-        <w:t>Pellentesque</w:t>
-      </w:r>
-      <w:proofErr w:type="spellEnd"/>
-      <w:r>
-        <w:t xml:space="preserve"> </w:t>
-      </w:r>
-      <w:proofErr w:type="spellStart"/>
-      <w:r>
-        <w:t>at</w:t>
-      </w:r>
-      <w:proofErr w:type="spellEnd"/>
-      <w:r>
-        <w:t xml:space="preserve"> est </w:t>
-      </w:r>
-      <w:proofErr w:type="spellStart"/>
-      <w:r>
-        <w:t>rutrum</w:t>
-      </w:r>
-      <w:proofErr w:type="spellEnd"/>
-      <w:r>
-        <w:t xml:space="preserve">, </w:t>
-      </w:r>
-      <w:proofErr w:type="spellStart"/>
-      <w:r>
-        <w:t>efficitur</w:t>
-      </w:r>
-      <w:proofErr w:type="spellEnd"/>
-      <w:r>
-        <w:t xml:space="preserve"> </w:t>
-      </w:r>
-      <w:proofErr w:type="spellStart"/>
-      <w:r>
-        <w:t>lacus</w:t>
-      </w:r>
-      <w:proofErr w:type="spellEnd"/>
-      <w:r>
-        <w:t xml:space="preserve"> ac, </w:t>
-      </w:r>
-      <w:proofErr w:type="spellStart"/>
-      <w:r>
-        <w:t>mollis</w:t>
-      </w:r>
-      <w:proofErr w:type="spellEnd"/>
-      <w:r>
-        <w:t xml:space="preserve"> </w:t>
-      </w:r>
-      <w:proofErr w:type="spellStart"/>
-      <w:r>
-        <w:t>sapien</w:t>
-      </w:r>
-      <w:proofErr w:type="spellEnd"/>
-      <w:r>
-        <w:t xml:space="preserve">. </w:t>
-      </w:r>
-      <w:proofErr w:type="spellStart"/>
-      <w:r>
-        <w:t>Aenean</w:t>
-      </w:r>
-      <w:proofErr w:type="spellEnd"/>
-      <w:r>
-        <w:t xml:space="preserve"> magna </w:t>
-      </w:r>
-      <w:proofErr w:type="spellStart"/>
-      <w:r>
-        <w:t>lorem</w:t>
-      </w:r>
-      <w:proofErr w:type="spellEnd"/>
-      <w:r>
-        <w:t xml:space="preserve">, </w:t>
-      </w:r>
-      <w:proofErr w:type="spellStart"/>
-      <w:r>
-        <w:t>mattis</w:t>
-      </w:r>
-      <w:proofErr w:type="spellEnd"/>
-      <w:r>
-        <w:t xml:space="preserve"> ac </w:t>
-      </w:r>
-      <w:proofErr w:type="spellStart"/>
-      <w:r>
-        <w:t>ligula</w:t>
-      </w:r>
-      <w:proofErr w:type="spellEnd"/>
-      <w:r>
-        <w:t xml:space="preserve"> et, </w:t>
-      </w:r>
-      <w:proofErr w:type="spellStart"/>
-      <w:r>
-        <w:t>auctor</w:t>
-      </w:r>
-      <w:proofErr w:type="spellEnd"/>
-      <w:r>
-        <w:t xml:space="preserve"> </w:t>
-      </w:r>
-      <w:proofErr w:type="spellStart"/>
-      <w:r>
-        <w:t>luctus</w:t>
-      </w:r>
-      <w:proofErr w:type="spellEnd"/>
-      <w:r>
-        <w:t xml:space="preserve"> ex. </w:t>
+      <w:r>
+        <w:t xml:space="preserve">Pellentesque at est rutrum, efficitur lacus ac, mollis sapien. </w:t>
+      </w:r>
+      <w:r>
+        <w:t xml:space="preserve">Aenean magna lorem, mattis ac ligula et, auctor luctus ex. </w:t>
       </w:r>
     </w:p>
     <w:p>
@@ -1785,208 +1266,17 @@
           <w:docGrid w:linePitch="360"/>
         </w:sectPr>
       </w:pPr>
-      <w:proofErr w:type="spellStart"/>
-      <w:r>
-        <w:t>Vivamus</w:t>
-      </w:r>
-      <w:proofErr w:type="spellEnd"/>
-      <w:r>
-        <w:t xml:space="preserve"> vitae </w:t>
-      </w:r>
-      <w:proofErr w:type="spellStart"/>
-      <w:r>
-        <w:t>posuere</w:t>
-      </w:r>
-      <w:proofErr w:type="spellEnd"/>
-      <w:r>
-        <w:t xml:space="preserve"> </w:t>
-      </w:r>
-      <w:proofErr w:type="spellStart"/>
-      <w:r>
-        <w:t>nisl</w:t>
-      </w:r>
-      <w:proofErr w:type="spellEnd"/>
-      <w:r>
-        <w:t xml:space="preserve">, eu </w:t>
-      </w:r>
-      <w:proofErr w:type="spellStart"/>
-      <w:r>
-        <w:t>scelerisque</w:t>
-      </w:r>
-      <w:proofErr w:type="spellEnd"/>
-      <w:r>
-        <w:t xml:space="preserve"> </w:t>
-      </w:r>
-      <w:proofErr w:type="spellStart"/>
-      <w:r>
-        <w:t>dolor</w:t>
-      </w:r>
-      <w:proofErr w:type="spellEnd"/>
-      <w:r>
-        <w:t xml:space="preserve">. </w:t>
+      <w:r>
+        <w:t xml:space="preserve">Vivamus vitae posuere nisl, eu scelerisque dolor. </w:t>
       </w:r>
       <w:r>
         <w:rPr>
           <w:lang w:val="en-US"/>
         </w:rPr>
-        <w:t xml:space="preserve">Proin </w:t>
-      </w:r>
-      <w:proofErr w:type="spellStart"/>
-      <w:r>
-        <w:rPr>
-          <w:lang w:val="en-US"/>
-        </w:rPr>
-        <w:t>aliquam</w:t>
-      </w:r>
-      <w:proofErr w:type="spellEnd"/>
-      <w:r>
-        <w:rPr>
-          <w:lang w:val="en-US"/>
-        </w:rPr>
-        <w:t xml:space="preserve"> </w:t>
-      </w:r>
-      <w:proofErr w:type="spellStart"/>
-      <w:r>
-        <w:rPr>
-          <w:lang w:val="en-US"/>
-        </w:rPr>
-        <w:t>sollicitudin</w:t>
-      </w:r>
-      <w:proofErr w:type="spellEnd"/>
-      <w:r>
-        <w:rPr>
-          <w:lang w:val="en-US"/>
-        </w:rPr>
-        <w:t xml:space="preserve"> </w:t>
-      </w:r>
-      <w:proofErr w:type="spellStart"/>
-      <w:r>
-        <w:rPr>
-          <w:lang w:val="en-US"/>
-        </w:rPr>
-        <w:t>elit</w:t>
-      </w:r>
-      <w:proofErr w:type="spellEnd"/>
-      <w:r>
-        <w:rPr>
-          <w:lang w:val="en-US"/>
-        </w:rPr>
-        <w:t xml:space="preserve"> nec </w:t>
-      </w:r>
-      <w:proofErr w:type="spellStart"/>
-      <w:r>
-        <w:rPr>
-          <w:lang w:val="en-US"/>
-        </w:rPr>
-        <w:t>laoreet</w:t>
-      </w:r>
-      <w:proofErr w:type="spellEnd"/>
-      <w:r>
-        <w:rPr>
-          <w:lang w:val="en-US"/>
-        </w:rPr>
-        <w:t xml:space="preserve">. </w:t>
-      </w:r>
-      <w:proofErr w:type="spellStart"/>
-      <w:r>
-        <w:t>Nulla</w:t>
-      </w:r>
-      <w:proofErr w:type="spellEnd"/>
-      <w:r>
-        <w:t xml:space="preserve"> </w:t>
-      </w:r>
-      <w:proofErr w:type="spellStart"/>
-      <w:r>
-        <w:t>eget</w:t>
-      </w:r>
-      <w:proofErr w:type="spellEnd"/>
-      <w:r>
-        <w:t xml:space="preserve"> </w:t>
-      </w:r>
-      <w:proofErr w:type="spellStart"/>
-      <w:r>
-        <w:t>tincidunt</w:t>
-      </w:r>
-      <w:proofErr w:type="spellEnd"/>
-      <w:r>
-        <w:t xml:space="preserve"> </w:t>
-      </w:r>
-      <w:proofErr w:type="spellStart"/>
-      <w:r>
-        <w:t>eros</w:t>
-      </w:r>
-      <w:proofErr w:type="spellEnd"/>
-      <w:r>
-        <w:t xml:space="preserve">, </w:t>
-      </w:r>
-      <w:proofErr w:type="spellStart"/>
-      <w:r>
-        <w:t>eget</w:t>
-      </w:r>
-      <w:proofErr w:type="spellEnd"/>
-      <w:r>
-        <w:t xml:space="preserve"> </w:t>
-      </w:r>
-      <w:proofErr w:type="spellStart"/>
-      <w:r>
-        <w:t>efficitur</w:t>
-      </w:r>
-      <w:proofErr w:type="spellEnd"/>
-      <w:r>
-        <w:t xml:space="preserve"> </w:t>
-      </w:r>
-      <w:proofErr w:type="spellStart"/>
-      <w:r>
-        <w:t>tortor</w:t>
-      </w:r>
-      <w:proofErr w:type="spellEnd"/>
-      <w:r>
-        <w:t xml:space="preserve">. In </w:t>
-      </w:r>
-      <w:proofErr w:type="spellStart"/>
-      <w:r>
-        <w:t>ultricies</w:t>
-      </w:r>
-      <w:proofErr w:type="spellEnd"/>
-      <w:r>
-        <w:t xml:space="preserve"> </w:t>
-      </w:r>
-      <w:proofErr w:type="spellStart"/>
-      <w:r>
-        <w:t>eleifend</w:t>
-      </w:r>
-      <w:proofErr w:type="spellEnd"/>
-      <w:r>
-        <w:t xml:space="preserve"> </w:t>
-      </w:r>
-      <w:proofErr w:type="gramStart"/>
-      <w:r>
-        <w:t xml:space="preserve">ante, </w:t>
-      </w:r>
-      <w:proofErr w:type="spellStart"/>
-      <w:r>
-        <w:t>nec</w:t>
-      </w:r>
-      <w:proofErr w:type="spellEnd"/>
-      <w:proofErr w:type="gramEnd"/>
-      <w:r>
-        <w:t xml:space="preserve"> </w:t>
-      </w:r>
-      <w:proofErr w:type="spellStart"/>
-      <w:r>
-        <w:t>fringilla</w:t>
-      </w:r>
-      <w:proofErr w:type="spellEnd"/>
-      <w:r>
-        <w:t xml:space="preserve"> libero </w:t>
-      </w:r>
-      <w:proofErr w:type="spellStart"/>
-      <w:r>
-        <w:t>rutrum</w:t>
-      </w:r>
-      <w:proofErr w:type="spellEnd"/>
-      <w:r>
-        <w:t xml:space="preserve"> vitae.</w:t>
+        <w:t xml:space="preserve">Proin aliquam sollicitudin elit nec laoreet. </w:t>
+      </w:r>
+      <w:r>
+        <w:t>Nulla eget tincidunt eros, eget efficitur tortor. In ultricies eleifend ante, nec fringilla libero rutrum vitae.</w:t>
       </w:r>
     </w:p>
     <w:p>
@@ -2050,11 +1340,9 @@
       <w:r>
         <w:t xml:space="preserve">Uma coisa que recomendo como aluno é colocar os links </w:t>
       </w:r>
-      <w:proofErr w:type="gramStart"/>
-      <w:r>
-        <w:t>a</w:t>
-      </w:r>
-      <w:proofErr w:type="gramEnd"/>
+      <w:r>
+        <w:t>à</w:t>
+      </w:r>
       <w:r>
         <w:t xml:space="preserve"> medida que vai usando, fazer as referências quando acaba o trabalho é HORRIVEL.</w:t>
       </w:r>
@@ -2068,11 +1356,9 @@
       <w:r>
         <w:t xml:space="preserve">Também pode usar o do Word (caso esteja </w:t>
       </w:r>
-      <w:proofErr w:type="gramStart"/>
-      <w:r>
-        <w:t>usando ele</w:t>
-      </w:r>
-      <w:proofErr w:type="gramEnd"/>
+      <w:r>
+        <w:t>usando-o</w:t>
+      </w:r>
       <w:r>
         <w:t>), isso pode exigir configuração extra, por essa razão, não inclui.</w:t>
       </w:r>
@@ -3743,6 +3029,18 @@
       <w:ind w:firstLine="0"/>
     </w:pPr>
   </w:style>
+  <w:style w:type="paragraph" w:styleId="Reviso">
+    <w:name w:val="Revision"/>
+    <w:hidden/>
+    <w:uiPriority w:val="99"/>
+    <w:semiHidden/>
+    <w:rsid w:val="00BC14A8"/>
+    <w:pPr>
+      <w:spacing w:line="240" w:lineRule="auto"/>
+      <w:ind w:firstLine="0"/>
+      <w:jc w:val="left"/>
+    </w:pPr>
+  </w:style>
 </w:styles>
 </file>
 
